--- a/wk10-wireframe.docx
+++ b/wk10-wireframe.docx
@@ -5567,6 +5567,11 @@
     <w:p>
       <w:pPr>
         <w:spacing w:after="120" w:line="300" w:lineRule="auto"/>
+        <w:rPr>
+          <w:color w:val="555555"/>
+          <w:sz w:val="20"/>
+          <w:szCs w:val="20"/>
+        </w:rPr>
       </w:pPr>
       <w:proofErr w:type="spellStart"/>
       <w:r>
@@ -5679,5405 +5684,145 @@
     </w:p>
     <w:p>
       <w:pPr>
-        <w:pStyle w:val="Heading1"/>
-        <w:pageBreakBefore/>
-        <w:spacing w:before="0"/>
+        <w:spacing w:after="120" w:line="300" w:lineRule="auto"/>
+        <w:rPr>
+          <w:color w:val="555555"/>
+          <w:sz w:val="20"/>
+          <w:szCs w:val="20"/>
+        </w:rPr>
       </w:pPr>
-      <w:r>
-        <w:lastRenderedPageBreak/>
-        <w:t xml:space="preserve">5. </w:t>
-      </w:r>
-      <w:proofErr w:type="spellStart"/>
-      <w:r>
-        <w:t>องค์ประกอบที่</w:t>
-      </w:r>
-      <w:proofErr w:type="spellEnd"/>
-      <w:r>
-        <w:t xml:space="preserve"> Wireframe </w:t>
-      </w:r>
-      <w:proofErr w:type="spellStart"/>
-      <w:r>
-        <w:t>ยังขาด</w:t>
-      </w:r>
-      <w:proofErr w:type="spellEnd"/>
-      <w:r>
-        <w:t xml:space="preserve"> </w:t>
-      </w:r>
-      <w:proofErr w:type="spellStart"/>
-      <w:r>
-        <w:t>และข้อเสนอ</w:t>
-      </w:r>
-      <w:proofErr w:type="spellEnd"/>
     </w:p>
     <w:p>
       <w:pPr>
         <w:spacing w:after="120" w:line="300" w:lineRule="auto"/>
-      </w:pPr>
-      <w:proofErr w:type="spellStart"/>
-      <w:r>
-        <w:t>เมื่อเทียบกับ</w:t>
-      </w:r>
-      <w:proofErr w:type="spellEnd"/>
-      <w:r>
-        <w:t xml:space="preserve"> Use Case </w:t>
-      </w:r>
-      <w:proofErr w:type="spellStart"/>
-      <w:r>
-        <w:t>และ</w:t>
-      </w:r>
-      <w:proofErr w:type="spellEnd"/>
-      <w:r>
-        <w:t xml:space="preserve"> Acceptance Criteria </w:t>
-      </w:r>
-      <w:proofErr w:type="spellStart"/>
-      <w:r>
-        <w:t>ของ</w:t>
-      </w:r>
-      <w:proofErr w:type="spellEnd"/>
-      <w:r>
-        <w:t xml:space="preserve"> wk04 </w:t>
-      </w:r>
-      <w:proofErr w:type="spellStart"/>
-      <w:r>
-        <w:t>พบว่า</w:t>
-      </w:r>
-      <w:proofErr w:type="spellEnd"/>
-      <w:r>
-        <w:t xml:space="preserve"> Wireframe 3 </w:t>
-      </w:r>
-      <w:proofErr w:type="spellStart"/>
-      <w:r>
-        <w:t>หน้าข้างต้นยังไม่ครอบคลุมเรื่องต่อไปนี้</w:t>
-      </w:r>
-      <w:proofErr w:type="spellEnd"/>
-      <w:r>
-        <w:t xml:space="preserve"> </w:t>
-      </w:r>
-      <w:proofErr w:type="spellStart"/>
-      <w:r>
-        <w:t>ซึ่งต้องมีใน</w:t>
-      </w:r>
-      <w:proofErr w:type="spellEnd"/>
-      <w:r>
-        <w:t xml:space="preserve"> UI </w:t>
-      </w:r>
-      <w:proofErr w:type="spellStart"/>
-      <w:r>
-        <w:t>ที่ใช้งานได้จริง</w:t>
-      </w:r>
-      <w:proofErr w:type="spellEnd"/>
-      <w:r>
-        <w:t xml:space="preserve"> (</w:t>
-      </w:r>
-      <w:proofErr w:type="spellStart"/>
-      <w:r>
-        <w:t>ตามหัวข้อ</w:t>
-      </w:r>
-      <w:proofErr w:type="spellEnd"/>
-      <w:r>
-        <w:t xml:space="preserve"> 3.7 </w:t>
-      </w:r>
-      <w:proofErr w:type="spellStart"/>
-      <w:r>
-        <w:t>ข้อ</w:t>
-      </w:r>
-      <w:proofErr w:type="spellEnd"/>
-      <w:r>
-        <w:t xml:space="preserve"> 4 </w:t>
-      </w:r>
-      <w:proofErr w:type="spellStart"/>
-      <w:r>
-        <w:t>ของ</w:t>
-      </w:r>
-      <w:proofErr w:type="spellEnd"/>
-      <w:r>
-        <w:t xml:space="preserve"> wk10 </w:t>
-      </w:r>
-      <w:proofErr w:type="spellStart"/>
-      <w:r>
-        <w:t>ให้ปรับปรุง</w:t>
-      </w:r>
-      <w:proofErr w:type="spellEnd"/>
-      <w:r>
-        <w:t xml:space="preserve"> Wireframe </w:t>
-      </w:r>
-      <w:proofErr w:type="spellStart"/>
-      <w:r>
-        <w:t>ให้ครบ</w:t>
-      </w:r>
-      <w:proofErr w:type="spellEnd"/>
-      <w:r>
-        <w:t>)</w:t>
-      </w:r>
-    </w:p>
-    <w:tbl>
-      <w:tblPr>
-        <w:tblW w:w="9026" w:type="dxa"/>
-        <w:tblBorders>
-          <w:top w:val="single" w:sz="4" w:space="0" w:color="auto"/>
-          <w:left w:val="single" w:sz="4" w:space="0" w:color="auto"/>
-          <w:bottom w:val="single" w:sz="4" w:space="0" w:color="auto"/>
-          <w:right w:val="single" w:sz="4" w:space="0" w:color="auto"/>
-          <w:insideH w:val="single" w:sz="4" w:space="0" w:color="auto"/>
-          <w:insideV w:val="single" w:sz="4" w:space="0" w:color="auto"/>
-        </w:tblBorders>
-        <w:tblCellMar>
-          <w:left w:w="10" w:type="dxa"/>
-          <w:right w:w="10" w:type="dxa"/>
-        </w:tblCellMar>
-        <w:tblLook w:val="0000" w:firstRow="0" w:lastRow="0" w:firstColumn="0" w:lastColumn="0" w:noHBand="0" w:noVBand="0"/>
-      </w:tblPr>
-      <w:tblGrid>
-        <w:gridCol w:w="2700"/>
-        <w:gridCol w:w="2700"/>
-        <w:gridCol w:w="3626"/>
-      </w:tblGrid>
-      <w:tr>
-        <w:tblPrEx>
-          <w:tblCellMar>
-            <w:top w:w="0" w:type="dxa"/>
-            <w:bottom w:w="0" w:type="dxa"/>
-          </w:tblCellMar>
-        </w:tblPrEx>
-        <w:trPr>
-          <w:tblHeader/>
-        </w:trPr>
-        <w:tc>
-          <w:tcPr>
-            <w:tcW w:w="2700" w:type="dxa"/>
-            <w:tcBorders>
-              <w:top w:val="single" w:sz="4" w:space="0" w:color="999999"/>
-              <w:left w:val="single" w:sz="4" w:space="0" w:color="999999"/>
-              <w:bottom w:val="single" w:sz="4" w:space="0" w:color="999999"/>
-              <w:right w:val="single" w:sz="4" w:space="0" w:color="999999"/>
-            </w:tcBorders>
-            <w:shd w:val="clear" w:color="auto" w:fill="D9D9D9"/>
-            <w:tcMar>
-              <w:top w:w="60" w:type="dxa"/>
-              <w:left w:w="100" w:type="dxa"/>
-              <w:bottom w:w="60" w:type="dxa"/>
-              <w:right w:w="100" w:type="dxa"/>
-            </w:tcMar>
-          </w:tcPr>
-          <w:p>
-            <w:pPr>
-              <w:spacing w:line="280" w:lineRule="auto"/>
-            </w:pPr>
-            <w:proofErr w:type="spellStart"/>
-            <w:r>
-              <w:rPr>
-                <w:b/>
-                <w:bCs/>
-                <w:sz w:val="20"/>
-                <w:szCs w:val="20"/>
-              </w:rPr>
-              <w:t>สิ่งที่ขาด</w:t>
-            </w:r>
-            <w:proofErr w:type="spellEnd"/>
-          </w:p>
-        </w:tc>
-        <w:tc>
-          <w:tcPr>
-            <w:tcW w:w="2700" w:type="dxa"/>
-            <w:tcBorders>
-              <w:top w:val="single" w:sz="4" w:space="0" w:color="999999"/>
-              <w:left w:val="single" w:sz="4" w:space="0" w:color="999999"/>
-              <w:bottom w:val="single" w:sz="4" w:space="0" w:color="999999"/>
-              <w:right w:val="single" w:sz="4" w:space="0" w:color="999999"/>
-            </w:tcBorders>
-            <w:shd w:val="clear" w:color="auto" w:fill="D9D9D9"/>
-            <w:tcMar>
-              <w:top w:w="60" w:type="dxa"/>
-              <w:left w:w="100" w:type="dxa"/>
-              <w:bottom w:w="60" w:type="dxa"/>
-              <w:right w:w="100" w:type="dxa"/>
-            </w:tcMar>
-          </w:tcPr>
-          <w:p>
-            <w:pPr>
-              <w:spacing w:line="280" w:lineRule="auto"/>
-            </w:pPr>
-            <w:proofErr w:type="spellStart"/>
-            <w:r>
-              <w:rPr>
-                <w:b/>
-                <w:bCs/>
-                <w:sz w:val="20"/>
-                <w:szCs w:val="20"/>
-              </w:rPr>
-              <w:t>ต้องมีเพราะ</w:t>
-            </w:r>
-            <w:proofErr w:type="spellEnd"/>
-          </w:p>
-        </w:tc>
-        <w:tc>
-          <w:tcPr>
-            <w:tcW w:w="3626" w:type="dxa"/>
-            <w:tcBorders>
-              <w:top w:val="single" w:sz="4" w:space="0" w:color="999999"/>
-              <w:left w:val="single" w:sz="4" w:space="0" w:color="999999"/>
-              <w:bottom w:val="single" w:sz="4" w:space="0" w:color="999999"/>
-              <w:right w:val="single" w:sz="4" w:space="0" w:color="999999"/>
-            </w:tcBorders>
-            <w:shd w:val="clear" w:color="auto" w:fill="D9D9D9"/>
-            <w:tcMar>
-              <w:top w:w="60" w:type="dxa"/>
-              <w:left w:w="100" w:type="dxa"/>
-              <w:bottom w:w="60" w:type="dxa"/>
-              <w:right w:w="100" w:type="dxa"/>
-            </w:tcMar>
-          </w:tcPr>
-          <w:p>
-            <w:pPr>
-              <w:spacing w:line="280" w:lineRule="auto"/>
-            </w:pPr>
-            <w:proofErr w:type="spellStart"/>
-            <w:r>
-              <w:rPr>
-                <w:b/>
-                <w:bCs/>
-                <w:sz w:val="20"/>
-                <w:szCs w:val="20"/>
-              </w:rPr>
-              <w:t>ข้อเสนอ</w:t>
-            </w:r>
-            <w:proofErr w:type="spellEnd"/>
-          </w:p>
-        </w:tc>
-      </w:tr>
-      <w:tr>
-        <w:tblPrEx>
-          <w:tblCellMar>
-            <w:top w:w="0" w:type="dxa"/>
-            <w:bottom w:w="0" w:type="dxa"/>
-          </w:tblCellMar>
-        </w:tblPrEx>
-        <w:trPr>
-          <w:cantSplit/>
-        </w:trPr>
-        <w:tc>
-          <w:tcPr>
-            <w:tcW w:w="2700" w:type="dxa"/>
-            <w:tcBorders>
-              <w:top w:val="single" w:sz="4" w:space="0" w:color="999999"/>
-              <w:left w:val="single" w:sz="4" w:space="0" w:color="999999"/>
-              <w:bottom w:val="single" w:sz="4" w:space="0" w:color="999999"/>
-              <w:right w:val="single" w:sz="4" w:space="0" w:color="999999"/>
-            </w:tcBorders>
-            <w:tcMar>
-              <w:top w:w="60" w:type="dxa"/>
-              <w:left w:w="100" w:type="dxa"/>
-              <w:bottom w:w="60" w:type="dxa"/>
-              <w:right w:w="100" w:type="dxa"/>
-            </w:tcMar>
-          </w:tcPr>
-          <w:p>
-            <w:pPr>
-              <w:spacing w:line="280" w:lineRule="auto"/>
-            </w:pPr>
-            <w:proofErr w:type="spellStart"/>
-            <w:r>
-              <w:rPr>
-                <w:sz w:val="20"/>
-                <w:szCs w:val="20"/>
-              </w:rPr>
-              <w:t>เลือกวิธีชำระเงิน</w:t>
-            </w:r>
-            <w:proofErr w:type="spellEnd"/>
-            <w:r>
-              <w:rPr>
-                <w:sz w:val="20"/>
-                <w:szCs w:val="20"/>
-              </w:rPr>
-              <w:t xml:space="preserve"> (</w:t>
-            </w:r>
-            <w:proofErr w:type="spellStart"/>
-            <w:r>
-              <w:rPr>
-                <w:sz w:val="20"/>
-                <w:szCs w:val="20"/>
-              </w:rPr>
-              <w:t>เงินสด</w:t>
-            </w:r>
-            <w:proofErr w:type="spellEnd"/>
-            <w:r>
-              <w:rPr>
-                <w:sz w:val="20"/>
-                <w:szCs w:val="20"/>
-              </w:rPr>
-              <w:t>/</w:t>
-            </w:r>
-            <w:proofErr w:type="spellStart"/>
-            <w:r>
-              <w:rPr>
-                <w:sz w:val="20"/>
-                <w:szCs w:val="20"/>
-              </w:rPr>
-              <w:t>เงินโอน</w:t>
-            </w:r>
-            <w:proofErr w:type="spellEnd"/>
-            <w:r>
-              <w:rPr>
-                <w:sz w:val="20"/>
-                <w:szCs w:val="20"/>
-              </w:rPr>
-              <w:t xml:space="preserve">) </w:t>
-            </w:r>
-            <w:proofErr w:type="spellStart"/>
-            <w:r>
-              <w:rPr>
-                <w:sz w:val="20"/>
-                <w:szCs w:val="20"/>
-              </w:rPr>
-              <w:t>ก่อนยืนยัน</w:t>
-            </w:r>
-            <w:proofErr w:type="spellEnd"/>
-          </w:p>
-        </w:tc>
-        <w:tc>
-          <w:tcPr>
-            <w:tcW w:w="2700" w:type="dxa"/>
-            <w:tcBorders>
-              <w:top w:val="single" w:sz="4" w:space="0" w:color="999999"/>
-              <w:left w:val="single" w:sz="4" w:space="0" w:color="999999"/>
-              <w:bottom w:val="single" w:sz="4" w:space="0" w:color="999999"/>
-              <w:right w:val="single" w:sz="4" w:space="0" w:color="999999"/>
-            </w:tcBorders>
-            <w:tcMar>
-              <w:top w:w="60" w:type="dxa"/>
-              <w:left w:w="100" w:type="dxa"/>
-              <w:bottom w:w="60" w:type="dxa"/>
-              <w:right w:w="100" w:type="dxa"/>
-            </w:tcMar>
-          </w:tcPr>
-          <w:p>
-            <w:pPr>
-              <w:spacing w:line="280" w:lineRule="auto"/>
-            </w:pPr>
-            <w:r>
-              <w:rPr>
-                <w:sz w:val="20"/>
-                <w:szCs w:val="20"/>
-              </w:rPr>
-              <w:t xml:space="preserve">UC 3.2 </w:t>
-            </w:r>
-            <w:proofErr w:type="spellStart"/>
-            <w:r>
-              <w:rPr>
-                <w:sz w:val="20"/>
-                <w:szCs w:val="20"/>
-              </w:rPr>
-              <w:t>ข้อ</w:t>
-            </w:r>
-            <w:proofErr w:type="spellEnd"/>
-            <w:r>
-              <w:rPr>
-                <w:sz w:val="20"/>
-                <w:szCs w:val="20"/>
-              </w:rPr>
-              <w:t xml:space="preserve"> 1; wk10 </w:t>
-            </w:r>
-            <w:proofErr w:type="spellStart"/>
-            <w:r>
-              <w:rPr>
-                <w:sz w:val="20"/>
-                <w:szCs w:val="20"/>
-              </w:rPr>
-              <w:t>หัวข้อ</w:t>
-            </w:r>
-            <w:proofErr w:type="spellEnd"/>
-            <w:r>
-              <w:rPr>
-                <w:sz w:val="20"/>
-                <w:szCs w:val="20"/>
-              </w:rPr>
-              <w:t xml:space="preserve"> 3.5; FR-03</w:t>
-            </w:r>
-          </w:p>
-        </w:tc>
-        <w:tc>
-          <w:tcPr>
-            <w:tcW w:w="3626" w:type="dxa"/>
-            <w:tcBorders>
-              <w:top w:val="single" w:sz="4" w:space="0" w:color="999999"/>
-              <w:left w:val="single" w:sz="4" w:space="0" w:color="999999"/>
-              <w:bottom w:val="single" w:sz="4" w:space="0" w:color="999999"/>
-              <w:right w:val="single" w:sz="4" w:space="0" w:color="999999"/>
-            </w:tcBorders>
-            <w:tcMar>
-              <w:top w:w="60" w:type="dxa"/>
-              <w:left w:w="100" w:type="dxa"/>
-              <w:bottom w:w="60" w:type="dxa"/>
-              <w:right w:w="100" w:type="dxa"/>
-            </w:tcMar>
-          </w:tcPr>
-          <w:p>
-            <w:pPr>
-              <w:spacing w:line="280" w:lineRule="auto"/>
-            </w:pPr>
-            <w:proofErr w:type="spellStart"/>
-            <w:r>
-              <w:rPr>
-                <w:sz w:val="20"/>
-                <w:szCs w:val="20"/>
-              </w:rPr>
-              <w:t>เพิ่ม</w:t>
-            </w:r>
-            <w:proofErr w:type="spellEnd"/>
-            <w:r>
-              <w:rPr>
-                <w:sz w:val="20"/>
-                <w:szCs w:val="20"/>
-              </w:rPr>
-              <w:t xml:space="preserve"> radio 2 </w:t>
-            </w:r>
-            <w:proofErr w:type="spellStart"/>
-            <w:r>
-              <w:rPr>
-                <w:sz w:val="20"/>
-                <w:szCs w:val="20"/>
-              </w:rPr>
-              <w:t>ตัวเลือกในแผงขวา</w:t>
-            </w:r>
-            <w:proofErr w:type="spellEnd"/>
-            <w:r>
-              <w:rPr>
-                <w:sz w:val="20"/>
-                <w:szCs w:val="20"/>
-              </w:rPr>
-              <w:t xml:space="preserve"> </w:t>
-            </w:r>
-            <w:proofErr w:type="spellStart"/>
-            <w:r>
-              <w:rPr>
-                <w:sz w:val="20"/>
-                <w:szCs w:val="20"/>
-              </w:rPr>
-              <w:t>ค่าเริ่มต้น</w:t>
-            </w:r>
-            <w:proofErr w:type="spellEnd"/>
-            <w:r>
-              <w:rPr>
-                <w:sz w:val="20"/>
-                <w:szCs w:val="20"/>
-              </w:rPr>
-              <w:t xml:space="preserve"> "</w:t>
-            </w:r>
-            <w:proofErr w:type="spellStart"/>
-            <w:r>
-              <w:rPr>
-                <w:sz w:val="20"/>
-                <w:szCs w:val="20"/>
-              </w:rPr>
-              <w:t>เงินสด</w:t>
-            </w:r>
-            <w:proofErr w:type="spellEnd"/>
-            <w:r>
-              <w:rPr>
-                <w:sz w:val="20"/>
-                <w:szCs w:val="20"/>
-              </w:rPr>
-              <w:t xml:space="preserve">" </w:t>
-            </w:r>
-            <w:proofErr w:type="spellStart"/>
-            <w:r>
-              <w:rPr>
-                <w:sz w:val="20"/>
-                <w:szCs w:val="20"/>
-              </w:rPr>
-              <w:t>เหนือปุ่มยืนยัน</w:t>
-            </w:r>
-            <w:proofErr w:type="spellEnd"/>
-          </w:p>
-        </w:tc>
-      </w:tr>
-      <w:tr>
-        <w:tblPrEx>
-          <w:tblCellMar>
-            <w:top w:w="0" w:type="dxa"/>
-            <w:bottom w:w="0" w:type="dxa"/>
-          </w:tblCellMar>
-        </w:tblPrEx>
-        <w:trPr>
-          <w:cantSplit/>
-        </w:trPr>
-        <w:tc>
-          <w:tcPr>
-            <w:tcW w:w="2700" w:type="dxa"/>
-            <w:tcBorders>
-              <w:top w:val="single" w:sz="4" w:space="0" w:color="999999"/>
-              <w:left w:val="single" w:sz="4" w:space="0" w:color="999999"/>
-              <w:bottom w:val="single" w:sz="4" w:space="0" w:color="999999"/>
-              <w:right w:val="single" w:sz="4" w:space="0" w:color="999999"/>
-            </w:tcBorders>
-            <w:tcMar>
-              <w:top w:w="60" w:type="dxa"/>
-              <w:left w:w="100" w:type="dxa"/>
-              <w:bottom w:w="60" w:type="dxa"/>
-              <w:right w:w="100" w:type="dxa"/>
-            </w:tcMar>
-          </w:tcPr>
-          <w:p>
-            <w:pPr>
-              <w:spacing w:line="280" w:lineRule="auto"/>
-            </w:pPr>
-            <w:proofErr w:type="spellStart"/>
-            <w:r>
-              <w:rPr>
-                <w:sz w:val="20"/>
-                <w:szCs w:val="20"/>
-              </w:rPr>
-              <w:t>ขั้นชำระเงิน</w:t>
-            </w:r>
-            <w:proofErr w:type="spellEnd"/>
-            <w:r>
-              <w:rPr>
-                <w:sz w:val="20"/>
-                <w:szCs w:val="20"/>
-              </w:rPr>
-              <w:t xml:space="preserve">: </w:t>
-            </w:r>
-            <w:proofErr w:type="spellStart"/>
-            <w:r>
-              <w:rPr>
-                <w:sz w:val="20"/>
-                <w:szCs w:val="20"/>
-              </w:rPr>
-              <w:t>ช่องเงินสดที่รับ</w:t>
-            </w:r>
-            <w:proofErr w:type="spellEnd"/>
-            <w:r>
-              <w:rPr>
-                <w:sz w:val="20"/>
-                <w:szCs w:val="20"/>
-              </w:rPr>
-              <w:t xml:space="preserve">, </w:t>
-            </w:r>
-            <w:proofErr w:type="spellStart"/>
-            <w:r>
-              <w:rPr>
-                <w:sz w:val="20"/>
-                <w:szCs w:val="20"/>
-              </w:rPr>
-              <w:t>เงินทอน</w:t>
-            </w:r>
-            <w:proofErr w:type="spellEnd"/>
-            <w:r>
-              <w:rPr>
-                <w:sz w:val="20"/>
-                <w:szCs w:val="20"/>
-              </w:rPr>
-              <w:t xml:space="preserve">, </w:t>
-            </w:r>
-            <w:proofErr w:type="spellStart"/>
-            <w:r>
-              <w:rPr>
-                <w:sz w:val="20"/>
-                <w:szCs w:val="20"/>
-              </w:rPr>
-              <w:t>ปุ่มยืนยันชำระ</w:t>
-            </w:r>
-            <w:proofErr w:type="spellEnd"/>
-          </w:p>
-        </w:tc>
-        <w:tc>
-          <w:tcPr>
-            <w:tcW w:w="2700" w:type="dxa"/>
-            <w:tcBorders>
-              <w:top w:val="single" w:sz="4" w:space="0" w:color="999999"/>
-              <w:left w:val="single" w:sz="4" w:space="0" w:color="999999"/>
-              <w:bottom w:val="single" w:sz="4" w:space="0" w:color="999999"/>
-              <w:right w:val="single" w:sz="4" w:space="0" w:color="999999"/>
-            </w:tcBorders>
-            <w:tcMar>
-              <w:top w:w="60" w:type="dxa"/>
-              <w:left w:w="100" w:type="dxa"/>
-              <w:bottom w:w="60" w:type="dxa"/>
-              <w:right w:w="100" w:type="dxa"/>
-            </w:tcMar>
-          </w:tcPr>
-          <w:p>
-            <w:pPr>
-              <w:spacing w:line="280" w:lineRule="auto"/>
-            </w:pPr>
-            <w:r>
-              <w:rPr>
-                <w:sz w:val="20"/>
-                <w:szCs w:val="20"/>
-              </w:rPr>
-              <w:t xml:space="preserve">UC 3.2 </w:t>
-            </w:r>
-            <w:proofErr w:type="spellStart"/>
-            <w:r>
-              <w:rPr>
-                <w:sz w:val="20"/>
-                <w:szCs w:val="20"/>
-              </w:rPr>
-              <w:t>ข้อ</w:t>
-            </w:r>
-            <w:proofErr w:type="spellEnd"/>
-            <w:r>
-              <w:rPr>
-                <w:sz w:val="20"/>
-                <w:szCs w:val="20"/>
-              </w:rPr>
-              <w:t xml:space="preserve"> 2-3, Exception 2a; US-02</w:t>
-            </w:r>
-          </w:p>
-        </w:tc>
-        <w:tc>
-          <w:tcPr>
-            <w:tcW w:w="3626" w:type="dxa"/>
-            <w:tcBorders>
-              <w:top w:val="single" w:sz="4" w:space="0" w:color="999999"/>
-              <w:left w:val="single" w:sz="4" w:space="0" w:color="999999"/>
-              <w:bottom w:val="single" w:sz="4" w:space="0" w:color="999999"/>
-              <w:right w:val="single" w:sz="4" w:space="0" w:color="999999"/>
-            </w:tcBorders>
-            <w:tcMar>
-              <w:top w:w="60" w:type="dxa"/>
-              <w:left w:w="100" w:type="dxa"/>
-              <w:bottom w:w="60" w:type="dxa"/>
-              <w:right w:w="100" w:type="dxa"/>
-            </w:tcMar>
-          </w:tcPr>
-          <w:p>
-            <w:pPr>
-              <w:spacing w:line="280" w:lineRule="auto"/>
-            </w:pPr>
-            <w:proofErr w:type="spellStart"/>
-            <w:r>
-              <w:rPr>
-                <w:sz w:val="20"/>
-                <w:szCs w:val="20"/>
-              </w:rPr>
-              <w:t>หลังกดยืนยันออเดอร์</w:t>
-            </w:r>
-            <w:proofErr w:type="spellEnd"/>
-            <w:r>
-              <w:rPr>
-                <w:sz w:val="20"/>
-                <w:szCs w:val="20"/>
-              </w:rPr>
-              <w:t xml:space="preserve"> </w:t>
-            </w:r>
-            <w:proofErr w:type="spellStart"/>
-            <w:r>
-              <w:rPr>
-                <w:sz w:val="20"/>
-                <w:szCs w:val="20"/>
-              </w:rPr>
-              <w:t>แผงขวาเปลี่ยนเป็นยอดที่ต้องชำระ</w:t>
-            </w:r>
-            <w:proofErr w:type="spellEnd"/>
-            <w:r>
-              <w:rPr>
-                <w:sz w:val="20"/>
-                <w:szCs w:val="20"/>
-              </w:rPr>
-              <w:t xml:space="preserve"> + </w:t>
-            </w:r>
-            <w:proofErr w:type="spellStart"/>
-            <w:r>
-              <w:rPr>
-                <w:sz w:val="20"/>
-                <w:szCs w:val="20"/>
-              </w:rPr>
-              <w:t>ช่องเงินสด</w:t>
-            </w:r>
-            <w:proofErr w:type="spellEnd"/>
-            <w:r>
-              <w:rPr>
-                <w:sz w:val="20"/>
-                <w:szCs w:val="20"/>
-              </w:rPr>
-              <w:t xml:space="preserve"> + </w:t>
-            </w:r>
-            <w:proofErr w:type="spellStart"/>
-            <w:r>
-              <w:rPr>
-                <w:sz w:val="20"/>
-                <w:szCs w:val="20"/>
-              </w:rPr>
-              <w:t>เงินทอนทันที</w:t>
-            </w:r>
-            <w:proofErr w:type="spellEnd"/>
-            <w:r>
-              <w:rPr>
-                <w:sz w:val="20"/>
-                <w:szCs w:val="20"/>
-              </w:rPr>
-              <w:t xml:space="preserve"> </w:t>
-            </w:r>
-            <w:proofErr w:type="spellStart"/>
-            <w:r>
-              <w:rPr>
-                <w:sz w:val="20"/>
-                <w:szCs w:val="20"/>
-              </w:rPr>
-              <w:t>ถ้าเงินไม่พอปุ่มยืนยัน</w:t>
-            </w:r>
-            <w:proofErr w:type="spellEnd"/>
-            <w:r>
-              <w:rPr>
-                <w:sz w:val="20"/>
-                <w:szCs w:val="20"/>
-              </w:rPr>
-              <w:t xml:space="preserve"> disable; </w:t>
-            </w:r>
-            <w:proofErr w:type="spellStart"/>
-            <w:r>
-              <w:rPr>
-                <w:sz w:val="20"/>
-                <w:szCs w:val="20"/>
-              </w:rPr>
-              <w:t>เงินโอนซ่อนช่องเงินสด</w:t>
-            </w:r>
-            <w:proofErr w:type="spellEnd"/>
-          </w:p>
-        </w:tc>
-      </w:tr>
-      <w:tr>
-        <w:tblPrEx>
-          <w:tblCellMar>
-            <w:top w:w="0" w:type="dxa"/>
-            <w:bottom w:w="0" w:type="dxa"/>
-          </w:tblCellMar>
-        </w:tblPrEx>
-        <w:trPr>
-          <w:cantSplit/>
-        </w:trPr>
-        <w:tc>
-          <w:tcPr>
-            <w:tcW w:w="2700" w:type="dxa"/>
-            <w:tcBorders>
-              <w:top w:val="single" w:sz="4" w:space="0" w:color="999999"/>
-              <w:left w:val="single" w:sz="4" w:space="0" w:color="999999"/>
-              <w:bottom w:val="single" w:sz="4" w:space="0" w:color="999999"/>
-              <w:right w:val="single" w:sz="4" w:space="0" w:color="999999"/>
-            </w:tcBorders>
-            <w:tcMar>
-              <w:top w:w="60" w:type="dxa"/>
-              <w:left w:w="100" w:type="dxa"/>
-              <w:bottom w:w="60" w:type="dxa"/>
-              <w:right w:w="100" w:type="dxa"/>
-            </w:tcMar>
-          </w:tcPr>
-          <w:p>
-            <w:pPr>
-              <w:spacing w:line="280" w:lineRule="auto"/>
-            </w:pPr>
-            <w:proofErr w:type="spellStart"/>
-            <w:r>
-              <w:rPr>
-                <w:sz w:val="20"/>
-                <w:szCs w:val="20"/>
-              </w:rPr>
-              <w:t>ใบเสร็จ</w:t>
-            </w:r>
-            <w:proofErr w:type="spellEnd"/>
-          </w:p>
-        </w:tc>
-        <w:tc>
-          <w:tcPr>
-            <w:tcW w:w="2700" w:type="dxa"/>
-            <w:tcBorders>
-              <w:top w:val="single" w:sz="4" w:space="0" w:color="999999"/>
-              <w:left w:val="single" w:sz="4" w:space="0" w:color="999999"/>
-              <w:bottom w:val="single" w:sz="4" w:space="0" w:color="999999"/>
-              <w:right w:val="single" w:sz="4" w:space="0" w:color="999999"/>
-            </w:tcBorders>
-            <w:tcMar>
-              <w:top w:w="60" w:type="dxa"/>
-              <w:left w:w="100" w:type="dxa"/>
-              <w:bottom w:w="60" w:type="dxa"/>
-              <w:right w:w="100" w:type="dxa"/>
-            </w:tcMar>
-          </w:tcPr>
-          <w:p>
-            <w:pPr>
-              <w:spacing w:line="280" w:lineRule="auto"/>
-            </w:pPr>
-            <w:r>
-              <w:rPr>
-                <w:sz w:val="20"/>
-                <w:szCs w:val="20"/>
-              </w:rPr>
-              <w:t xml:space="preserve">UC 3.2 </w:t>
-            </w:r>
-            <w:proofErr w:type="spellStart"/>
-            <w:r>
-              <w:rPr>
-                <w:sz w:val="20"/>
-                <w:szCs w:val="20"/>
-              </w:rPr>
-              <w:t>ข้อ</w:t>
-            </w:r>
-            <w:proofErr w:type="spellEnd"/>
-            <w:r>
-              <w:rPr>
-                <w:sz w:val="20"/>
-                <w:szCs w:val="20"/>
-              </w:rPr>
-              <w:t xml:space="preserve"> 5; US-03; FR-04</w:t>
-            </w:r>
-          </w:p>
-        </w:tc>
-        <w:tc>
-          <w:tcPr>
-            <w:tcW w:w="3626" w:type="dxa"/>
-            <w:tcBorders>
-              <w:top w:val="single" w:sz="4" w:space="0" w:color="999999"/>
-              <w:left w:val="single" w:sz="4" w:space="0" w:color="999999"/>
-              <w:bottom w:val="single" w:sz="4" w:space="0" w:color="999999"/>
-              <w:right w:val="single" w:sz="4" w:space="0" w:color="999999"/>
-            </w:tcBorders>
-            <w:tcMar>
-              <w:top w:w="60" w:type="dxa"/>
-              <w:left w:w="100" w:type="dxa"/>
-              <w:bottom w:w="60" w:type="dxa"/>
-              <w:right w:w="100" w:type="dxa"/>
-            </w:tcMar>
-          </w:tcPr>
-          <w:p>
-            <w:pPr>
-              <w:spacing w:line="280" w:lineRule="auto"/>
-            </w:pPr>
-            <w:proofErr w:type="spellStart"/>
-            <w:r>
-              <w:rPr>
-                <w:sz w:val="20"/>
-                <w:szCs w:val="20"/>
-              </w:rPr>
-              <w:t>แบบใบเสร็จตามภาพที่</w:t>
-            </w:r>
-            <w:proofErr w:type="spellEnd"/>
-            <w:r>
-              <w:rPr>
-                <w:sz w:val="20"/>
-                <w:szCs w:val="20"/>
-              </w:rPr>
-              <w:t xml:space="preserve"> 4 </w:t>
-            </w:r>
-            <w:proofErr w:type="spellStart"/>
-            <w:r>
-              <w:rPr>
-                <w:sz w:val="20"/>
-                <w:szCs w:val="20"/>
-              </w:rPr>
-              <w:t>พร้อมปุ่มพิมพ์ซ้ำ</w:t>
-            </w:r>
-            <w:proofErr w:type="spellEnd"/>
-          </w:p>
-        </w:tc>
-      </w:tr>
-      <w:tr>
-        <w:tblPrEx>
-          <w:tblCellMar>
-            <w:top w:w="0" w:type="dxa"/>
-            <w:bottom w:w="0" w:type="dxa"/>
-          </w:tblCellMar>
-        </w:tblPrEx>
-        <w:trPr>
-          <w:cantSplit/>
-        </w:trPr>
-        <w:tc>
-          <w:tcPr>
-            <w:tcW w:w="2700" w:type="dxa"/>
-            <w:tcBorders>
-              <w:top w:val="single" w:sz="4" w:space="0" w:color="999999"/>
-              <w:left w:val="single" w:sz="4" w:space="0" w:color="999999"/>
-              <w:bottom w:val="single" w:sz="4" w:space="0" w:color="999999"/>
-              <w:right w:val="single" w:sz="4" w:space="0" w:color="999999"/>
-            </w:tcBorders>
-            <w:tcMar>
-              <w:top w:w="60" w:type="dxa"/>
-              <w:left w:w="100" w:type="dxa"/>
-              <w:bottom w:w="60" w:type="dxa"/>
-              <w:right w:w="100" w:type="dxa"/>
-            </w:tcMar>
-          </w:tcPr>
-          <w:p>
-            <w:pPr>
-              <w:spacing w:line="280" w:lineRule="auto"/>
-            </w:pPr>
-            <w:proofErr w:type="spellStart"/>
-            <w:r>
-              <w:rPr>
-                <w:sz w:val="20"/>
-                <w:szCs w:val="20"/>
-              </w:rPr>
-              <w:t>ปุ่มลบเมนู</w:t>
-            </w:r>
-            <w:proofErr w:type="spellEnd"/>
-            <w:r>
-              <w:rPr>
-                <w:sz w:val="20"/>
-                <w:szCs w:val="20"/>
-              </w:rPr>
-              <w:t xml:space="preserve"> (</w:t>
-            </w:r>
-            <w:proofErr w:type="spellStart"/>
-            <w:r>
-              <w:rPr>
-                <w:sz w:val="20"/>
-                <w:szCs w:val="20"/>
-              </w:rPr>
-              <w:t>มีกล่องยืนยัน</w:t>
-            </w:r>
-            <w:proofErr w:type="spellEnd"/>
-            <w:r>
-              <w:rPr>
-                <w:sz w:val="20"/>
-                <w:szCs w:val="20"/>
-              </w:rPr>
-              <w:t>)</w:t>
-            </w:r>
-          </w:p>
-        </w:tc>
-        <w:tc>
-          <w:tcPr>
-            <w:tcW w:w="2700" w:type="dxa"/>
-            <w:tcBorders>
-              <w:top w:val="single" w:sz="4" w:space="0" w:color="999999"/>
-              <w:left w:val="single" w:sz="4" w:space="0" w:color="999999"/>
-              <w:bottom w:val="single" w:sz="4" w:space="0" w:color="999999"/>
-              <w:right w:val="single" w:sz="4" w:space="0" w:color="999999"/>
-            </w:tcBorders>
-            <w:tcMar>
-              <w:top w:w="60" w:type="dxa"/>
-              <w:left w:w="100" w:type="dxa"/>
-              <w:bottom w:w="60" w:type="dxa"/>
-              <w:right w:w="100" w:type="dxa"/>
-            </w:tcMar>
-          </w:tcPr>
-          <w:p>
-            <w:pPr>
-              <w:spacing w:line="280" w:lineRule="auto"/>
-            </w:pPr>
-            <w:r>
-              <w:rPr>
-                <w:sz w:val="20"/>
-                <w:szCs w:val="20"/>
-              </w:rPr>
-              <w:t xml:space="preserve">US-04 AC </w:t>
-            </w:r>
-            <w:proofErr w:type="spellStart"/>
-            <w:r>
-              <w:rPr>
-                <w:sz w:val="20"/>
-                <w:szCs w:val="20"/>
-              </w:rPr>
-              <w:t>ข้อ</w:t>
-            </w:r>
-            <w:proofErr w:type="spellEnd"/>
-            <w:r>
-              <w:rPr>
-                <w:sz w:val="20"/>
-                <w:szCs w:val="20"/>
-              </w:rPr>
-              <w:t xml:space="preserve"> 2; FR-05</w:t>
-            </w:r>
-          </w:p>
-        </w:tc>
-        <w:tc>
-          <w:tcPr>
-            <w:tcW w:w="3626" w:type="dxa"/>
-            <w:tcBorders>
-              <w:top w:val="single" w:sz="4" w:space="0" w:color="999999"/>
-              <w:left w:val="single" w:sz="4" w:space="0" w:color="999999"/>
-              <w:bottom w:val="single" w:sz="4" w:space="0" w:color="999999"/>
-              <w:right w:val="single" w:sz="4" w:space="0" w:color="999999"/>
-            </w:tcBorders>
-            <w:tcMar>
-              <w:top w:w="60" w:type="dxa"/>
-              <w:left w:w="100" w:type="dxa"/>
-              <w:bottom w:w="60" w:type="dxa"/>
-              <w:right w:w="100" w:type="dxa"/>
-            </w:tcMar>
-          </w:tcPr>
-          <w:p>
-            <w:pPr>
-              <w:spacing w:line="280" w:lineRule="auto"/>
-            </w:pPr>
-            <w:proofErr w:type="spellStart"/>
-            <w:r>
-              <w:rPr>
-                <w:sz w:val="20"/>
-                <w:szCs w:val="20"/>
-              </w:rPr>
-              <w:t>เพิ่มปุ่ม</w:t>
-            </w:r>
-            <w:proofErr w:type="spellEnd"/>
-            <w:r>
-              <w:rPr>
-                <w:sz w:val="20"/>
-                <w:szCs w:val="20"/>
-              </w:rPr>
-              <w:t xml:space="preserve"> "</w:t>
-            </w:r>
-            <w:proofErr w:type="spellStart"/>
-            <w:r>
-              <w:rPr>
-                <w:sz w:val="20"/>
-                <w:szCs w:val="20"/>
-              </w:rPr>
-              <w:t>ลบ</w:t>
-            </w:r>
-            <w:proofErr w:type="spellEnd"/>
-            <w:r>
-              <w:rPr>
-                <w:sz w:val="20"/>
-                <w:szCs w:val="20"/>
-              </w:rPr>
-              <w:t xml:space="preserve">" </w:t>
-            </w:r>
-            <w:proofErr w:type="spellStart"/>
-            <w:r>
-              <w:rPr>
-                <w:sz w:val="20"/>
-                <w:szCs w:val="20"/>
-              </w:rPr>
-              <w:t>ข้างปุ่มแก้ไข</w:t>
-            </w:r>
-            <w:proofErr w:type="spellEnd"/>
-          </w:p>
-        </w:tc>
-      </w:tr>
-      <w:tr>
-        <w:tblPrEx>
-          <w:tblCellMar>
-            <w:top w:w="0" w:type="dxa"/>
-            <w:bottom w:w="0" w:type="dxa"/>
-          </w:tblCellMar>
-        </w:tblPrEx>
-        <w:trPr>
-          <w:cantSplit/>
-        </w:trPr>
-        <w:tc>
-          <w:tcPr>
-            <w:tcW w:w="2700" w:type="dxa"/>
-            <w:tcBorders>
-              <w:top w:val="single" w:sz="4" w:space="0" w:color="999999"/>
-              <w:left w:val="single" w:sz="4" w:space="0" w:color="999999"/>
-              <w:bottom w:val="single" w:sz="4" w:space="0" w:color="999999"/>
-              <w:right w:val="single" w:sz="4" w:space="0" w:color="999999"/>
-            </w:tcBorders>
-            <w:tcMar>
-              <w:top w:w="60" w:type="dxa"/>
-              <w:left w:w="100" w:type="dxa"/>
-              <w:bottom w:w="60" w:type="dxa"/>
-              <w:right w:w="100" w:type="dxa"/>
-            </w:tcMar>
-          </w:tcPr>
-          <w:p>
-            <w:pPr>
-              <w:spacing w:line="280" w:lineRule="auto"/>
-            </w:pPr>
-            <w:proofErr w:type="spellStart"/>
-            <w:r>
-              <w:rPr>
-                <w:sz w:val="20"/>
-                <w:szCs w:val="20"/>
-              </w:rPr>
-              <w:t>ฟอร์มเพิ่ม</w:t>
-            </w:r>
-            <w:proofErr w:type="spellEnd"/>
-            <w:r>
-              <w:rPr>
-                <w:sz w:val="20"/>
-                <w:szCs w:val="20"/>
-              </w:rPr>
-              <w:t>/</w:t>
-            </w:r>
-            <w:proofErr w:type="spellStart"/>
-            <w:r>
-              <w:rPr>
-                <w:sz w:val="20"/>
-                <w:szCs w:val="20"/>
-              </w:rPr>
-              <w:t>แก้ไขเมนู</w:t>
-            </w:r>
-            <w:proofErr w:type="spellEnd"/>
-            <w:r>
-              <w:rPr>
-                <w:sz w:val="20"/>
-                <w:szCs w:val="20"/>
-              </w:rPr>
-              <w:t xml:space="preserve"> (</w:t>
-            </w:r>
-            <w:proofErr w:type="spellStart"/>
-            <w:r>
-              <w:rPr>
-                <w:sz w:val="20"/>
-                <w:szCs w:val="20"/>
-              </w:rPr>
-              <w:t>ที่ปุ่ม</w:t>
-            </w:r>
-            <w:proofErr w:type="spellEnd"/>
-            <w:r>
-              <w:rPr>
-                <w:sz w:val="20"/>
-                <w:szCs w:val="20"/>
-              </w:rPr>
-              <w:t xml:space="preserve"> "+ </w:t>
-            </w:r>
-            <w:proofErr w:type="spellStart"/>
-            <w:r>
-              <w:rPr>
-                <w:sz w:val="20"/>
-                <w:szCs w:val="20"/>
-              </w:rPr>
-              <w:t>เพิ่มเมนูใหม่</w:t>
-            </w:r>
-            <w:proofErr w:type="spellEnd"/>
-            <w:r>
-              <w:rPr>
-                <w:sz w:val="20"/>
-                <w:szCs w:val="20"/>
-              </w:rPr>
-              <w:t xml:space="preserve">" </w:t>
-            </w:r>
-            <w:proofErr w:type="spellStart"/>
-            <w:r>
-              <w:rPr>
-                <w:sz w:val="20"/>
-                <w:szCs w:val="20"/>
-              </w:rPr>
-              <w:t>และ</w:t>
-            </w:r>
-            <w:proofErr w:type="spellEnd"/>
-            <w:r>
-              <w:rPr>
-                <w:sz w:val="20"/>
-                <w:szCs w:val="20"/>
-              </w:rPr>
-              <w:t xml:space="preserve"> "</w:t>
-            </w:r>
-            <w:proofErr w:type="spellStart"/>
-            <w:r>
-              <w:rPr>
-                <w:sz w:val="20"/>
-                <w:szCs w:val="20"/>
-              </w:rPr>
-              <w:t>แก้ไข</w:t>
-            </w:r>
-            <w:proofErr w:type="spellEnd"/>
-            <w:r>
-              <w:rPr>
-                <w:sz w:val="20"/>
-                <w:szCs w:val="20"/>
-              </w:rPr>
-              <w:t xml:space="preserve">" </w:t>
-            </w:r>
-            <w:proofErr w:type="spellStart"/>
-            <w:r>
-              <w:rPr>
-                <w:sz w:val="20"/>
-                <w:szCs w:val="20"/>
-              </w:rPr>
-              <w:t>เปิด</w:t>
-            </w:r>
-            <w:proofErr w:type="spellEnd"/>
-            <w:r>
-              <w:rPr>
-                <w:sz w:val="20"/>
-                <w:szCs w:val="20"/>
-              </w:rPr>
-              <w:t>)</w:t>
-            </w:r>
-          </w:p>
-        </w:tc>
-        <w:tc>
-          <w:tcPr>
-            <w:tcW w:w="2700" w:type="dxa"/>
-            <w:tcBorders>
-              <w:top w:val="single" w:sz="4" w:space="0" w:color="999999"/>
-              <w:left w:val="single" w:sz="4" w:space="0" w:color="999999"/>
-              <w:bottom w:val="single" w:sz="4" w:space="0" w:color="999999"/>
-              <w:right w:val="single" w:sz="4" w:space="0" w:color="999999"/>
-            </w:tcBorders>
-            <w:tcMar>
-              <w:top w:w="60" w:type="dxa"/>
-              <w:left w:w="100" w:type="dxa"/>
-              <w:bottom w:w="60" w:type="dxa"/>
-              <w:right w:w="100" w:type="dxa"/>
-            </w:tcMar>
-          </w:tcPr>
-          <w:p>
-            <w:pPr>
-              <w:spacing w:line="280" w:lineRule="auto"/>
-            </w:pPr>
-            <w:r>
-              <w:rPr>
-                <w:sz w:val="20"/>
-                <w:szCs w:val="20"/>
-              </w:rPr>
-              <w:t xml:space="preserve">US-04 AC </w:t>
-            </w:r>
-            <w:proofErr w:type="spellStart"/>
-            <w:r>
-              <w:rPr>
-                <w:sz w:val="20"/>
-                <w:szCs w:val="20"/>
-              </w:rPr>
-              <w:t>ข้อ</w:t>
-            </w:r>
-            <w:proofErr w:type="spellEnd"/>
-            <w:r>
-              <w:rPr>
-                <w:sz w:val="20"/>
-                <w:szCs w:val="20"/>
-              </w:rPr>
-              <w:t xml:space="preserve"> 1</w:t>
-            </w:r>
-          </w:p>
-        </w:tc>
-        <w:tc>
-          <w:tcPr>
-            <w:tcW w:w="3626" w:type="dxa"/>
-            <w:tcBorders>
-              <w:top w:val="single" w:sz="4" w:space="0" w:color="999999"/>
-              <w:left w:val="single" w:sz="4" w:space="0" w:color="999999"/>
-              <w:bottom w:val="single" w:sz="4" w:space="0" w:color="999999"/>
-              <w:right w:val="single" w:sz="4" w:space="0" w:color="999999"/>
-            </w:tcBorders>
-            <w:tcMar>
-              <w:top w:w="60" w:type="dxa"/>
-              <w:left w:w="100" w:type="dxa"/>
-              <w:bottom w:w="60" w:type="dxa"/>
-              <w:right w:w="100" w:type="dxa"/>
-            </w:tcMar>
-          </w:tcPr>
-          <w:p>
-            <w:pPr>
-              <w:spacing w:line="280" w:lineRule="auto"/>
-            </w:pPr>
-            <w:proofErr w:type="spellStart"/>
-            <w:r>
-              <w:rPr>
-                <w:sz w:val="20"/>
-                <w:szCs w:val="20"/>
-              </w:rPr>
-              <w:t>ฟอร์ม</w:t>
-            </w:r>
-            <w:proofErr w:type="spellEnd"/>
-            <w:r>
-              <w:rPr>
-                <w:sz w:val="20"/>
-                <w:szCs w:val="20"/>
-              </w:rPr>
-              <w:t xml:space="preserve">: </w:t>
-            </w:r>
-            <w:proofErr w:type="spellStart"/>
-            <w:r>
-              <w:rPr>
-                <w:sz w:val="20"/>
-                <w:szCs w:val="20"/>
-              </w:rPr>
-              <w:t>ชื่อ</w:t>
-            </w:r>
-            <w:proofErr w:type="spellEnd"/>
-            <w:r>
-              <w:rPr>
-                <w:sz w:val="20"/>
-                <w:szCs w:val="20"/>
-              </w:rPr>
-              <w:t xml:space="preserve"> (text), </w:t>
-            </w:r>
-            <w:proofErr w:type="spellStart"/>
-            <w:r>
-              <w:rPr>
-                <w:sz w:val="20"/>
-                <w:szCs w:val="20"/>
-              </w:rPr>
-              <w:t>หมวดหมู่</w:t>
-            </w:r>
-            <w:proofErr w:type="spellEnd"/>
-            <w:r>
-              <w:rPr>
-                <w:sz w:val="20"/>
-                <w:szCs w:val="20"/>
-              </w:rPr>
-              <w:t xml:space="preserve"> (dropdown), </w:t>
-            </w:r>
-            <w:proofErr w:type="spellStart"/>
-            <w:r>
-              <w:rPr>
-                <w:sz w:val="20"/>
-                <w:szCs w:val="20"/>
-              </w:rPr>
-              <w:t>ราคา</w:t>
-            </w:r>
-            <w:proofErr w:type="spellEnd"/>
-            <w:r>
-              <w:rPr>
-                <w:sz w:val="20"/>
-                <w:szCs w:val="20"/>
-              </w:rPr>
-              <w:t xml:space="preserve"> (number &gt; 0), </w:t>
-            </w:r>
-            <w:proofErr w:type="spellStart"/>
-            <w:r>
-              <w:rPr>
-                <w:sz w:val="20"/>
-                <w:szCs w:val="20"/>
-              </w:rPr>
-              <w:t>สต็อก</w:t>
-            </w:r>
-            <w:proofErr w:type="spellEnd"/>
-            <w:r>
-              <w:rPr>
-                <w:sz w:val="20"/>
-                <w:szCs w:val="20"/>
-              </w:rPr>
-              <w:t xml:space="preserve"> (</w:t>
-            </w:r>
-            <w:proofErr w:type="spellStart"/>
-            <w:r>
-              <w:rPr>
-                <w:sz w:val="20"/>
-                <w:szCs w:val="20"/>
-              </w:rPr>
-              <w:t>จำนวนเต็ม</w:t>
-            </w:r>
-            <w:proofErr w:type="spellEnd"/>
-            <w:r>
-              <w:rPr>
-                <w:sz w:val="20"/>
-                <w:szCs w:val="20"/>
-              </w:rPr>
-              <w:t xml:space="preserve"> </w:t>
-            </w:r>
-            <w:proofErr w:type="spellStart"/>
-            <w:r>
-              <w:rPr>
-                <w:sz w:val="20"/>
-                <w:szCs w:val="20"/>
-              </w:rPr>
-              <w:t>ค่าเริ่มต้น</w:t>
-            </w:r>
-            <w:proofErr w:type="spellEnd"/>
-            <w:r>
-              <w:rPr>
-                <w:sz w:val="20"/>
-                <w:szCs w:val="20"/>
-              </w:rPr>
-              <w:t xml:space="preserve"> 0)</w:t>
-            </w:r>
-          </w:p>
-        </w:tc>
-      </w:tr>
-      <w:tr>
-        <w:tblPrEx>
-          <w:tblCellMar>
-            <w:top w:w="0" w:type="dxa"/>
-            <w:bottom w:w="0" w:type="dxa"/>
-          </w:tblCellMar>
-        </w:tblPrEx>
-        <w:trPr>
-          <w:cantSplit/>
-        </w:trPr>
-        <w:tc>
-          <w:tcPr>
-            <w:tcW w:w="2700" w:type="dxa"/>
-            <w:tcBorders>
-              <w:top w:val="single" w:sz="4" w:space="0" w:color="999999"/>
-              <w:left w:val="single" w:sz="4" w:space="0" w:color="999999"/>
-              <w:bottom w:val="single" w:sz="4" w:space="0" w:color="999999"/>
-              <w:right w:val="single" w:sz="4" w:space="0" w:color="999999"/>
-            </w:tcBorders>
-            <w:tcMar>
-              <w:top w:w="60" w:type="dxa"/>
-              <w:left w:w="100" w:type="dxa"/>
-              <w:bottom w:w="60" w:type="dxa"/>
-              <w:right w:w="100" w:type="dxa"/>
-            </w:tcMar>
-          </w:tcPr>
-          <w:p>
-            <w:pPr>
-              <w:spacing w:line="280" w:lineRule="auto"/>
-            </w:pPr>
-            <w:proofErr w:type="spellStart"/>
-            <w:r>
-              <w:rPr>
-                <w:sz w:val="20"/>
-                <w:szCs w:val="20"/>
-              </w:rPr>
-              <w:t>เมนูขายดี</w:t>
-            </w:r>
-            <w:proofErr w:type="spellEnd"/>
-            <w:r>
-              <w:rPr>
-                <w:sz w:val="20"/>
-                <w:szCs w:val="20"/>
-              </w:rPr>
-              <w:t xml:space="preserve"> 5 </w:t>
-            </w:r>
-            <w:proofErr w:type="spellStart"/>
-            <w:r>
-              <w:rPr>
-                <w:sz w:val="20"/>
-                <w:szCs w:val="20"/>
-              </w:rPr>
-              <w:t>อันดับ</w:t>
-            </w:r>
-            <w:proofErr w:type="spellEnd"/>
-          </w:p>
-        </w:tc>
-        <w:tc>
-          <w:tcPr>
-            <w:tcW w:w="2700" w:type="dxa"/>
-            <w:tcBorders>
-              <w:top w:val="single" w:sz="4" w:space="0" w:color="999999"/>
-              <w:left w:val="single" w:sz="4" w:space="0" w:color="999999"/>
-              <w:bottom w:val="single" w:sz="4" w:space="0" w:color="999999"/>
-              <w:right w:val="single" w:sz="4" w:space="0" w:color="999999"/>
-            </w:tcBorders>
-            <w:tcMar>
-              <w:top w:w="60" w:type="dxa"/>
-              <w:left w:w="100" w:type="dxa"/>
-              <w:bottom w:w="60" w:type="dxa"/>
-              <w:right w:w="100" w:type="dxa"/>
-            </w:tcMar>
-          </w:tcPr>
-          <w:p>
-            <w:pPr>
-              <w:spacing w:line="280" w:lineRule="auto"/>
-            </w:pPr>
-            <w:r>
-              <w:rPr>
-                <w:sz w:val="20"/>
-                <w:szCs w:val="20"/>
-              </w:rPr>
-              <w:t xml:space="preserve">FR-08; US-07; UC 3.4 </w:t>
-            </w:r>
-            <w:proofErr w:type="spellStart"/>
-            <w:r>
-              <w:rPr>
-                <w:sz w:val="20"/>
-                <w:szCs w:val="20"/>
-              </w:rPr>
-              <w:t>ข้อ</w:t>
-            </w:r>
-            <w:proofErr w:type="spellEnd"/>
-            <w:r>
-              <w:rPr>
-                <w:sz w:val="20"/>
-                <w:szCs w:val="20"/>
-              </w:rPr>
-              <w:t xml:space="preserve"> 5</w:t>
-            </w:r>
-          </w:p>
-        </w:tc>
-        <w:tc>
-          <w:tcPr>
-            <w:tcW w:w="3626" w:type="dxa"/>
-            <w:tcBorders>
-              <w:top w:val="single" w:sz="4" w:space="0" w:color="999999"/>
-              <w:left w:val="single" w:sz="4" w:space="0" w:color="999999"/>
-              <w:bottom w:val="single" w:sz="4" w:space="0" w:color="999999"/>
-              <w:right w:val="single" w:sz="4" w:space="0" w:color="999999"/>
-            </w:tcBorders>
-            <w:tcMar>
-              <w:top w:w="60" w:type="dxa"/>
-              <w:left w:w="100" w:type="dxa"/>
-              <w:bottom w:w="60" w:type="dxa"/>
-              <w:right w:w="100" w:type="dxa"/>
-            </w:tcMar>
-          </w:tcPr>
-          <w:p>
-            <w:pPr>
-              <w:spacing w:line="280" w:lineRule="auto"/>
-            </w:pPr>
-            <w:proofErr w:type="spellStart"/>
-            <w:r>
-              <w:rPr>
-                <w:sz w:val="20"/>
-                <w:szCs w:val="20"/>
-              </w:rPr>
-              <w:t>เพิ่มตารางเมนูขายดีใต้</w:t>
-            </w:r>
-            <w:proofErr w:type="spellEnd"/>
-            <w:r>
-              <w:rPr>
-                <w:sz w:val="20"/>
-                <w:szCs w:val="20"/>
-              </w:rPr>
-              <w:t xml:space="preserve"> KPI </w:t>
-            </w:r>
-            <w:proofErr w:type="spellStart"/>
-            <w:r>
-              <w:rPr>
-                <w:sz w:val="20"/>
-                <w:szCs w:val="20"/>
-              </w:rPr>
-              <w:t>ในหน้ารายงาน</w:t>
-            </w:r>
-            <w:proofErr w:type="spellEnd"/>
-          </w:p>
-        </w:tc>
-      </w:tr>
-      <w:tr>
-        <w:tblPrEx>
-          <w:tblCellMar>
-            <w:top w:w="0" w:type="dxa"/>
-            <w:bottom w:w="0" w:type="dxa"/>
-          </w:tblCellMar>
-        </w:tblPrEx>
-        <w:trPr>
-          <w:cantSplit/>
-        </w:trPr>
-        <w:tc>
-          <w:tcPr>
-            <w:tcW w:w="2700" w:type="dxa"/>
-            <w:tcBorders>
-              <w:top w:val="single" w:sz="4" w:space="0" w:color="999999"/>
-              <w:left w:val="single" w:sz="4" w:space="0" w:color="999999"/>
-              <w:bottom w:val="single" w:sz="4" w:space="0" w:color="999999"/>
-              <w:right w:val="single" w:sz="4" w:space="0" w:color="999999"/>
-            </w:tcBorders>
-            <w:tcMar>
-              <w:top w:w="60" w:type="dxa"/>
-              <w:left w:w="100" w:type="dxa"/>
-              <w:bottom w:w="60" w:type="dxa"/>
-              <w:right w:w="100" w:type="dxa"/>
-            </w:tcMar>
-          </w:tcPr>
-          <w:p>
-            <w:pPr>
-              <w:spacing w:line="280" w:lineRule="auto"/>
-            </w:pPr>
-            <w:proofErr w:type="spellStart"/>
-            <w:r>
-              <w:rPr>
-                <w:sz w:val="20"/>
-                <w:szCs w:val="20"/>
-              </w:rPr>
-              <w:t>ตัวเลือกช่วงเวลา</w:t>
-            </w:r>
-            <w:proofErr w:type="spellEnd"/>
-            <w:r>
-              <w:rPr>
-                <w:sz w:val="20"/>
-                <w:szCs w:val="20"/>
-              </w:rPr>
-              <w:t xml:space="preserve"> "</w:t>
-            </w:r>
-            <w:proofErr w:type="spellStart"/>
-            <w:r>
-              <w:rPr>
-                <w:sz w:val="20"/>
-                <w:szCs w:val="20"/>
-              </w:rPr>
-              <w:t>รายเดือน</w:t>
-            </w:r>
-            <w:proofErr w:type="spellEnd"/>
-            <w:r>
-              <w:rPr>
-                <w:sz w:val="20"/>
-                <w:szCs w:val="20"/>
-              </w:rPr>
-              <w:t xml:space="preserve">" </w:t>
-            </w:r>
-            <w:proofErr w:type="spellStart"/>
-            <w:r>
-              <w:rPr>
-                <w:sz w:val="20"/>
-                <w:szCs w:val="20"/>
-              </w:rPr>
-              <w:t>และ</w:t>
-            </w:r>
-            <w:proofErr w:type="spellEnd"/>
-            <w:r>
-              <w:rPr>
-                <w:sz w:val="20"/>
-                <w:szCs w:val="20"/>
-              </w:rPr>
-              <w:t xml:space="preserve"> "7 </w:t>
-            </w:r>
-            <w:proofErr w:type="spellStart"/>
-            <w:r>
-              <w:rPr>
-                <w:sz w:val="20"/>
-                <w:szCs w:val="20"/>
-              </w:rPr>
-              <w:t>วันล่าสุด</w:t>
-            </w:r>
-            <w:proofErr w:type="spellEnd"/>
-            <w:r>
-              <w:rPr>
-                <w:sz w:val="20"/>
-                <w:szCs w:val="20"/>
-              </w:rPr>
-              <w:t>"</w:t>
-            </w:r>
-          </w:p>
-        </w:tc>
-        <w:tc>
-          <w:tcPr>
-            <w:tcW w:w="2700" w:type="dxa"/>
-            <w:tcBorders>
-              <w:top w:val="single" w:sz="4" w:space="0" w:color="999999"/>
-              <w:left w:val="single" w:sz="4" w:space="0" w:color="999999"/>
-              <w:bottom w:val="single" w:sz="4" w:space="0" w:color="999999"/>
-              <w:right w:val="single" w:sz="4" w:space="0" w:color="999999"/>
-            </w:tcBorders>
-            <w:tcMar>
-              <w:top w:w="60" w:type="dxa"/>
-              <w:left w:w="100" w:type="dxa"/>
-              <w:bottom w:w="60" w:type="dxa"/>
-              <w:right w:w="100" w:type="dxa"/>
-            </w:tcMar>
-          </w:tcPr>
-          <w:p>
-            <w:pPr>
-              <w:spacing w:line="280" w:lineRule="auto"/>
-            </w:pPr>
-            <w:r>
-              <w:rPr>
-                <w:sz w:val="20"/>
-                <w:szCs w:val="20"/>
-              </w:rPr>
-              <w:t xml:space="preserve">FR-07; US-06 AC </w:t>
-            </w:r>
-            <w:proofErr w:type="spellStart"/>
-            <w:r>
-              <w:rPr>
-                <w:sz w:val="20"/>
-                <w:szCs w:val="20"/>
-              </w:rPr>
-              <w:t>ข้อ</w:t>
-            </w:r>
-            <w:proofErr w:type="spellEnd"/>
-            <w:r>
-              <w:rPr>
-                <w:sz w:val="20"/>
-                <w:szCs w:val="20"/>
-              </w:rPr>
-              <w:t xml:space="preserve"> 2; US-07 AC </w:t>
-            </w:r>
-            <w:proofErr w:type="spellStart"/>
-            <w:r>
-              <w:rPr>
-                <w:sz w:val="20"/>
-                <w:szCs w:val="20"/>
-              </w:rPr>
-              <w:t>ข้อ</w:t>
-            </w:r>
-            <w:proofErr w:type="spellEnd"/>
-            <w:r>
-              <w:rPr>
-                <w:sz w:val="20"/>
-                <w:szCs w:val="20"/>
-              </w:rPr>
-              <w:t xml:space="preserve"> 1</w:t>
-            </w:r>
-          </w:p>
-        </w:tc>
-        <w:tc>
-          <w:tcPr>
-            <w:tcW w:w="3626" w:type="dxa"/>
-            <w:tcBorders>
-              <w:top w:val="single" w:sz="4" w:space="0" w:color="999999"/>
-              <w:left w:val="single" w:sz="4" w:space="0" w:color="999999"/>
-              <w:bottom w:val="single" w:sz="4" w:space="0" w:color="999999"/>
-              <w:right w:val="single" w:sz="4" w:space="0" w:color="999999"/>
-            </w:tcBorders>
-            <w:tcMar>
-              <w:top w:w="60" w:type="dxa"/>
-              <w:left w:w="100" w:type="dxa"/>
-              <w:bottom w:w="60" w:type="dxa"/>
-              <w:right w:w="100" w:type="dxa"/>
-            </w:tcMar>
-          </w:tcPr>
-          <w:p>
-            <w:pPr>
-              <w:spacing w:line="280" w:lineRule="auto"/>
-            </w:pPr>
-            <w:r>
-              <w:rPr>
-                <w:sz w:val="20"/>
-                <w:szCs w:val="20"/>
-              </w:rPr>
-              <w:t xml:space="preserve">dropdown </w:t>
-            </w:r>
-            <w:proofErr w:type="spellStart"/>
-            <w:r>
-              <w:rPr>
-                <w:sz w:val="20"/>
-                <w:szCs w:val="20"/>
-              </w:rPr>
-              <w:t>ช่วงเวลามี</w:t>
-            </w:r>
-            <w:proofErr w:type="spellEnd"/>
-            <w:r>
-              <w:rPr>
-                <w:sz w:val="20"/>
-                <w:szCs w:val="20"/>
-              </w:rPr>
-              <w:t xml:space="preserve"> </w:t>
-            </w:r>
-            <w:proofErr w:type="spellStart"/>
-            <w:r>
-              <w:rPr>
-                <w:sz w:val="20"/>
-                <w:szCs w:val="20"/>
-              </w:rPr>
-              <w:t>วันนี้</w:t>
-            </w:r>
-            <w:proofErr w:type="spellEnd"/>
-            <w:r>
-              <w:rPr>
-                <w:sz w:val="20"/>
-                <w:szCs w:val="20"/>
-              </w:rPr>
-              <w:t xml:space="preserve"> / 7 </w:t>
-            </w:r>
-            <w:proofErr w:type="spellStart"/>
-            <w:r>
-              <w:rPr>
-                <w:sz w:val="20"/>
-                <w:szCs w:val="20"/>
-              </w:rPr>
-              <w:t>วันล่าสุด</w:t>
-            </w:r>
-            <w:proofErr w:type="spellEnd"/>
-            <w:r>
-              <w:rPr>
-                <w:sz w:val="20"/>
-                <w:szCs w:val="20"/>
-              </w:rPr>
-              <w:t xml:space="preserve"> / </w:t>
-            </w:r>
-            <w:proofErr w:type="spellStart"/>
-            <w:r>
-              <w:rPr>
-                <w:sz w:val="20"/>
-                <w:szCs w:val="20"/>
-              </w:rPr>
-              <w:t>เดือนนี้</w:t>
-            </w:r>
-            <w:proofErr w:type="spellEnd"/>
-          </w:p>
-        </w:tc>
-      </w:tr>
-      <w:tr>
-        <w:tblPrEx>
-          <w:tblCellMar>
-            <w:top w:w="0" w:type="dxa"/>
-            <w:bottom w:w="0" w:type="dxa"/>
-          </w:tblCellMar>
-        </w:tblPrEx>
-        <w:trPr>
-          <w:cantSplit/>
-        </w:trPr>
-        <w:tc>
-          <w:tcPr>
-            <w:tcW w:w="2700" w:type="dxa"/>
-            <w:tcBorders>
-              <w:top w:val="single" w:sz="4" w:space="0" w:color="999999"/>
-              <w:left w:val="single" w:sz="4" w:space="0" w:color="999999"/>
-              <w:bottom w:val="single" w:sz="4" w:space="0" w:color="999999"/>
-              <w:right w:val="single" w:sz="4" w:space="0" w:color="999999"/>
-            </w:tcBorders>
-            <w:tcMar>
-              <w:top w:w="60" w:type="dxa"/>
-              <w:left w:w="100" w:type="dxa"/>
-              <w:bottom w:w="60" w:type="dxa"/>
-              <w:right w:w="100" w:type="dxa"/>
-            </w:tcMar>
-          </w:tcPr>
-          <w:p>
-            <w:pPr>
-              <w:spacing w:line="280" w:lineRule="auto"/>
-            </w:pPr>
-            <w:proofErr w:type="spellStart"/>
-            <w:r>
-              <w:rPr>
-                <w:sz w:val="20"/>
-                <w:szCs w:val="20"/>
-              </w:rPr>
-              <w:t>ข้อความเมื่อไม่มีข้อมูล</w:t>
-            </w:r>
-            <w:proofErr w:type="spellEnd"/>
-          </w:p>
-        </w:tc>
-        <w:tc>
-          <w:tcPr>
-            <w:tcW w:w="2700" w:type="dxa"/>
-            <w:tcBorders>
-              <w:top w:val="single" w:sz="4" w:space="0" w:color="999999"/>
-              <w:left w:val="single" w:sz="4" w:space="0" w:color="999999"/>
-              <w:bottom w:val="single" w:sz="4" w:space="0" w:color="999999"/>
-              <w:right w:val="single" w:sz="4" w:space="0" w:color="999999"/>
-            </w:tcBorders>
-            <w:tcMar>
-              <w:top w:w="60" w:type="dxa"/>
-              <w:left w:w="100" w:type="dxa"/>
-              <w:bottom w:w="60" w:type="dxa"/>
-              <w:right w:w="100" w:type="dxa"/>
-            </w:tcMar>
-          </w:tcPr>
-          <w:p>
-            <w:pPr>
-              <w:spacing w:line="280" w:lineRule="auto"/>
-            </w:pPr>
-            <w:r>
-              <w:rPr>
-                <w:sz w:val="20"/>
-                <w:szCs w:val="20"/>
-              </w:rPr>
-              <w:t xml:space="preserve">UC 3.4 Exception 3a; US-07 AC </w:t>
-            </w:r>
-            <w:proofErr w:type="spellStart"/>
-            <w:r>
-              <w:rPr>
-                <w:sz w:val="20"/>
-                <w:szCs w:val="20"/>
-              </w:rPr>
-              <w:t>ข้อ</w:t>
-            </w:r>
-            <w:proofErr w:type="spellEnd"/>
-            <w:r>
-              <w:rPr>
-                <w:sz w:val="20"/>
-                <w:szCs w:val="20"/>
-              </w:rPr>
-              <w:t xml:space="preserve"> 2</w:t>
-            </w:r>
-          </w:p>
-        </w:tc>
-        <w:tc>
-          <w:tcPr>
-            <w:tcW w:w="3626" w:type="dxa"/>
-            <w:tcBorders>
-              <w:top w:val="single" w:sz="4" w:space="0" w:color="999999"/>
-              <w:left w:val="single" w:sz="4" w:space="0" w:color="999999"/>
-              <w:bottom w:val="single" w:sz="4" w:space="0" w:color="999999"/>
-              <w:right w:val="single" w:sz="4" w:space="0" w:color="999999"/>
-            </w:tcBorders>
-            <w:tcMar>
-              <w:top w:w="60" w:type="dxa"/>
-              <w:left w:w="100" w:type="dxa"/>
-              <w:bottom w:w="60" w:type="dxa"/>
-              <w:right w:w="100" w:type="dxa"/>
-            </w:tcMar>
-          </w:tcPr>
-          <w:p>
-            <w:pPr>
-              <w:spacing w:line="280" w:lineRule="auto"/>
-            </w:pPr>
-            <w:proofErr w:type="spellStart"/>
-            <w:r>
-              <w:rPr>
-                <w:sz w:val="20"/>
-                <w:szCs w:val="20"/>
-              </w:rPr>
-              <w:t>แสดง</w:t>
-            </w:r>
-            <w:proofErr w:type="spellEnd"/>
-            <w:r>
-              <w:rPr>
-                <w:sz w:val="20"/>
-                <w:szCs w:val="20"/>
-              </w:rPr>
-              <w:t xml:space="preserve"> "</w:t>
-            </w:r>
-            <w:proofErr w:type="spellStart"/>
-            <w:r>
-              <w:rPr>
-                <w:sz w:val="20"/>
-                <w:szCs w:val="20"/>
-              </w:rPr>
-              <w:t>ไม่มีข้อมูลในช่วงเวลานี้</w:t>
-            </w:r>
-            <w:proofErr w:type="spellEnd"/>
-            <w:r>
-              <w:rPr>
-                <w:sz w:val="20"/>
-                <w:szCs w:val="20"/>
-              </w:rPr>
-              <w:t xml:space="preserve">" </w:t>
-            </w:r>
-            <w:proofErr w:type="spellStart"/>
-            <w:r>
-              <w:rPr>
-                <w:sz w:val="20"/>
-                <w:szCs w:val="20"/>
-              </w:rPr>
-              <w:t>แทนการแสดง</w:t>
-            </w:r>
-            <w:proofErr w:type="spellEnd"/>
-            <w:r>
-              <w:rPr>
-                <w:sz w:val="20"/>
-                <w:szCs w:val="20"/>
-              </w:rPr>
-              <w:t xml:space="preserve"> 0 </w:t>
-            </w:r>
-            <w:proofErr w:type="spellStart"/>
-            <w:r>
-              <w:rPr>
-                <w:sz w:val="20"/>
-                <w:szCs w:val="20"/>
-              </w:rPr>
-              <w:t>บาท</w:t>
-            </w:r>
-            <w:proofErr w:type="spellEnd"/>
-          </w:p>
-        </w:tc>
-      </w:tr>
-    </w:tbl>
-    <w:p>
-      <w:pPr>
-        <w:spacing w:after="80"/>
-      </w:pPr>
-    </w:p>
-    <w:p>
-      <w:pPr>
-        <w:spacing w:before="80" w:after="80"/>
-        <w:jc w:val="center"/>
+        <w:rPr>
+          <w:b/>
+          <w:bCs/>
+          <w:color w:val="004F88"/>
+          <w:sz w:val="32"/>
+          <w:szCs w:val="32"/>
+          <w:u w:val="single"/>
+        </w:rPr>
       </w:pPr>
       <w:r>
         <w:rPr>
-          <w:noProof/>
+          <w:b/>
+          <w:bCs/>
+          <w:color w:val="004F88"/>
+          <w:sz w:val="32"/>
+          <w:szCs w:val="32"/>
+          <w:u w:val="single"/>
+          <w:cs/>
         </w:rPr>
-        <w:lastRenderedPageBreak/>
-        <w:drawing>
-          <wp:inline distT="0" distB="0" distL="0" distR="0" wp14:anchorId="6467B05C" wp14:editId="78E5A0F8">
-            <wp:extent cx="2190750" cy="3781425"/>
-            <wp:effectExtent l="0" t="0" r="0" b="0"/>
-            <wp:docPr id="1784280768" name="receipt.png" descr="receipt.png" title="receipt.png"/>
-            <wp:cNvGraphicFramePr>
-              <a:graphicFrameLocks xmlns:a="http://schemas.openxmlformats.org/drawingml/2006/main" noChangeAspect="1"/>
-            </wp:cNvGraphicFramePr>
-            <a:graphic xmlns:a="http://schemas.openxmlformats.org/drawingml/2006/main">
-              <a:graphicData uri="http://schemas.openxmlformats.org/drawingml/2006/picture">
-                <pic:pic xmlns:pic="http://schemas.openxmlformats.org/drawingml/2006/picture">
-                  <pic:nvPicPr>
-                    <pic:cNvPr id="0" name=""/>
-                    <pic:cNvPicPr>
-                      <a:picLocks noChangeAspect="1" noChangeArrowheads="1"/>
-                    </pic:cNvPicPr>
-                  </pic:nvPicPr>
-                  <pic:blipFill>
-                    <a:blip r:embed="rId8"/>
-                    <a:srcRect/>
-                    <a:stretch>
-                      <a:fillRect/>
-                    </a:stretch>
-                  </pic:blipFill>
-                  <pic:spPr bwMode="auto">
-                    <a:xfrm>
-                      <a:off x="0" y="0"/>
-                      <a:ext cx="2190750" cy="3781425"/>
-                    </a:xfrm>
-                    <a:prstGeom prst="rect">
-                      <a:avLst/>
-                    </a:prstGeom>
-                  </pic:spPr>
-                </pic:pic>
-              </a:graphicData>
-            </a:graphic>
-          </wp:inline>
-        </w:drawing>
+        <w:t xml:space="preserve">ลิงก์ </w:t>
       </w:r>
-    </w:p>
-    <w:p>
-      <w:pPr>
-        <w:spacing w:after="160"/>
-        <w:jc w:val="center"/>
-      </w:pPr>
-      <w:proofErr w:type="spellStart"/>
       <w:r>
         <w:rPr>
-          <w:i/>
-          <w:iCs/>
-          <w:color w:val="555555"/>
-          <w:sz w:val="20"/>
-          <w:szCs w:val="20"/>
+          <w:b/>
+          <w:bCs/>
+          <w:color w:val="004F88"/>
+          <w:sz w:val="32"/>
+          <w:szCs w:val="32"/>
+          <w:u w:val="single"/>
         </w:rPr>
-        <w:t>ภาพที่</w:t>
+        <w:t xml:space="preserve">commit </w:t>
       </w:r>
-      <w:proofErr w:type="spellEnd"/>
       <w:r>
         <w:rPr>
-          <w:i/>
-          <w:iCs/>
-          <w:color w:val="555555"/>
-          <w:sz w:val="20"/>
-          <w:szCs w:val="20"/>
+          <w:b/>
+          <w:bCs/>
+          <w:color w:val="004F88"/>
+          <w:sz w:val="32"/>
+          <w:szCs w:val="32"/>
+          <w:u w:val="single"/>
+          <w:cs/>
         </w:rPr>
-        <w:t xml:space="preserve"> 4 </w:t>
+        <w:t xml:space="preserve">ของ </w:t>
       </w:r>
-      <w:proofErr w:type="spellStart"/>
       <w:r>
         <w:rPr>
-          <w:i/>
-          <w:iCs/>
-          <w:color w:val="555555"/>
-          <w:sz w:val="20"/>
-          <w:szCs w:val="20"/>
+          <w:b/>
+          <w:bCs/>
+          <w:color w:val="004F88"/>
+          <w:sz w:val="32"/>
+          <w:szCs w:val="32"/>
+          <w:u w:val="single"/>
         </w:rPr>
-        <w:t>แบบใบเสร็จที่เสนอเพิ่ม</w:t>
+        <w:t xml:space="preserve">UI </w:t>
       </w:r>
-      <w:proofErr w:type="spellEnd"/>
       <w:r>
         <w:rPr>
-          <w:i/>
-          <w:iCs/>
-          <w:color w:val="555555"/>
-          <w:sz w:val="20"/>
-          <w:szCs w:val="20"/>
+          <w:b/>
+          <w:bCs/>
+          <w:color w:val="004F88"/>
+          <w:sz w:val="32"/>
+          <w:szCs w:val="32"/>
+          <w:u w:val="single"/>
+          <w:cs/>
         </w:rPr>
-        <w:t xml:space="preserve"> (</w:t>
+        <w:t xml:space="preserve">ที่ </w:t>
       </w:r>
-      <w:proofErr w:type="spellStart"/>
       <w:r>
         <w:rPr>
-          <w:i/>
-          <w:iCs/>
-          <w:color w:val="555555"/>
-          <w:sz w:val="20"/>
-          <w:szCs w:val="20"/>
+          <w:b/>
+          <w:bCs/>
+          <w:color w:val="004F88"/>
+          <w:sz w:val="32"/>
+          <w:szCs w:val="32"/>
+          <w:u w:val="single"/>
         </w:rPr>
-        <w:t>ยอดรวมใหญ่สุด</w:t>
+        <w:t xml:space="preserve">implement </w:t>
       </w:r>
-      <w:proofErr w:type="spellEnd"/>
       <w:r>
         <w:rPr>
-          <w:i/>
-          <w:iCs/>
-          <w:color w:val="555555"/>
-          <w:sz w:val="20"/>
-          <w:szCs w:val="20"/>
+          <w:b/>
+          <w:bCs/>
+          <w:color w:val="004F88"/>
+          <w:sz w:val="32"/>
+          <w:szCs w:val="32"/>
+          <w:u w:val="single"/>
+          <w:cs/>
         </w:rPr>
-        <w:t xml:space="preserve"> </w:t>
+        <w:t>จริง</w:t>
       </w:r>
-      <w:proofErr w:type="spellStart"/>
       <w:r>
         <w:rPr>
-          <w:i/>
-          <w:iCs/>
-          <w:color w:val="555555"/>
-          <w:sz w:val="20"/>
-          <w:szCs w:val="20"/>
+          <w:b/>
+          <w:bCs/>
+          <w:color w:val="004F88"/>
+          <w:sz w:val="32"/>
+          <w:szCs w:val="32"/>
+          <w:u w:val="single"/>
         </w:rPr>
-        <w:t>ตำแหน่งเดียวกันทุกใบ</w:t>
-      </w:r>
-      <w:proofErr w:type="spellEnd"/>
-      <w:r>
-        <w:rPr>
-          <w:i/>
-          <w:iCs/>
-          <w:color w:val="555555"/>
-          <w:sz w:val="20"/>
-          <w:szCs w:val="20"/>
-        </w:rPr>
-        <w:t xml:space="preserve"> </w:t>
-      </w:r>
-      <w:proofErr w:type="spellStart"/>
-      <w:r>
-        <w:rPr>
-          <w:i/>
-          <w:iCs/>
-          <w:color w:val="555555"/>
-          <w:sz w:val="20"/>
-          <w:szCs w:val="20"/>
-        </w:rPr>
-        <w:t>เงินโอนซ่อนแถวเงินสดและเงินทอน</w:t>
-      </w:r>
-      <w:proofErr w:type="spellEnd"/>
-      <w:r>
-        <w:rPr>
-          <w:i/>
-          <w:iCs/>
-          <w:color w:val="555555"/>
-          <w:sz w:val="20"/>
-          <w:szCs w:val="20"/>
-        </w:rPr>
-        <w:t>)</w:t>
-      </w:r>
-    </w:p>
-    <w:p>
-      <w:pPr>
-        <w:pStyle w:val="Heading1"/>
-      </w:pPr>
-      <w:r>
-        <w:t xml:space="preserve">6. </w:t>
-      </w:r>
-      <w:proofErr w:type="spellStart"/>
-      <w:r>
-        <w:t>ตรวจ</w:t>
-      </w:r>
-      <w:proofErr w:type="spellEnd"/>
-      <w:r>
-        <w:t xml:space="preserve"> Wireframe </w:t>
-      </w:r>
-      <w:proofErr w:type="spellStart"/>
-      <w:r>
-        <w:t>กับ</w:t>
-      </w:r>
-      <w:proofErr w:type="spellEnd"/>
-      <w:r>
-        <w:t xml:space="preserve"> endpoint (</w:t>
-      </w:r>
-      <w:proofErr w:type="spellStart"/>
-      <w:r>
-        <w:t>หลังวาดเสร็จ</w:t>
-      </w:r>
-      <w:proofErr w:type="spellEnd"/>
-      <w:r>
-        <w:t>)</w:t>
-      </w:r>
-    </w:p>
-    <w:tbl>
-      <w:tblPr>
-        <w:tblW w:w="9026" w:type="dxa"/>
-        <w:tblBorders>
-          <w:top w:val="single" w:sz="4" w:space="0" w:color="auto"/>
-          <w:left w:val="single" w:sz="4" w:space="0" w:color="auto"/>
-          <w:bottom w:val="single" w:sz="4" w:space="0" w:color="auto"/>
-          <w:right w:val="single" w:sz="4" w:space="0" w:color="auto"/>
-          <w:insideH w:val="single" w:sz="4" w:space="0" w:color="auto"/>
-          <w:insideV w:val="single" w:sz="4" w:space="0" w:color="auto"/>
-        </w:tblBorders>
-        <w:tblCellMar>
-          <w:left w:w="10" w:type="dxa"/>
-          <w:right w:w="10" w:type="dxa"/>
-        </w:tblCellMar>
-        <w:tblLook w:val="0000" w:firstRow="0" w:lastRow="0" w:firstColumn="0" w:lastColumn="0" w:noHBand="0" w:noVBand="0"/>
-      </w:tblPr>
-      <w:tblGrid>
-        <w:gridCol w:w="2953"/>
-        <w:gridCol w:w="3227"/>
-        <w:gridCol w:w="2846"/>
-      </w:tblGrid>
-      <w:tr>
-        <w:tblPrEx>
-          <w:tblCellMar>
-            <w:top w:w="0" w:type="dxa"/>
-            <w:bottom w:w="0" w:type="dxa"/>
-          </w:tblCellMar>
-        </w:tblPrEx>
-        <w:trPr>
-          <w:tblHeader/>
-        </w:trPr>
-        <w:tc>
-          <w:tcPr>
-            <w:tcW w:w="3000" w:type="dxa"/>
-            <w:tcBorders>
-              <w:top w:val="single" w:sz="4" w:space="0" w:color="999999"/>
-              <w:left w:val="single" w:sz="4" w:space="0" w:color="999999"/>
-              <w:bottom w:val="single" w:sz="4" w:space="0" w:color="999999"/>
-              <w:right w:val="single" w:sz="4" w:space="0" w:color="999999"/>
-            </w:tcBorders>
-            <w:shd w:val="clear" w:color="auto" w:fill="D9D9D9"/>
-            <w:tcMar>
-              <w:top w:w="60" w:type="dxa"/>
-              <w:left w:w="100" w:type="dxa"/>
-              <w:bottom w:w="60" w:type="dxa"/>
-              <w:right w:w="100" w:type="dxa"/>
-            </w:tcMar>
-          </w:tcPr>
-          <w:p>
-            <w:pPr>
-              <w:spacing w:line="280" w:lineRule="auto"/>
-            </w:pPr>
-            <w:proofErr w:type="spellStart"/>
-            <w:r>
-              <w:rPr>
-                <w:b/>
-                <w:bCs/>
-                <w:sz w:val="20"/>
-                <w:szCs w:val="20"/>
-              </w:rPr>
-              <w:t>การกระทำบนหน้าจอ</w:t>
-            </w:r>
-            <w:proofErr w:type="spellEnd"/>
-          </w:p>
-        </w:tc>
-        <w:tc>
-          <w:tcPr>
-            <w:tcW w:w="3300" w:type="dxa"/>
-            <w:tcBorders>
-              <w:top w:val="single" w:sz="4" w:space="0" w:color="999999"/>
-              <w:left w:val="single" w:sz="4" w:space="0" w:color="999999"/>
-              <w:bottom w:val="single" w:sz="4" w:space="0" w:color="999999"/>
-              <w:right w:val="single" w:sz="4" w:space="0" w:color="999999"/>
-            </w:tcBorders>
-            <w:shd w:val="clear" w:color="auto" w:fill="D9D9D9"/>
-            <w:tcMar>
-              <w:top w:w="60" w:type="dxa"/>
-              <w:left w:w="100" w:type="dxa"/>
-              <w:bottom w:w="60" w:type="dxa"/>
-              <w:right w:w="100" w:type="dxa"/>
-            </w:tcMar>
-          </w:tcPr>
-          <w:p>
-            <w:pPr>
-              <w:spacing w:line="280" w:lineRule="auto"/>
-            </w:pPr>
-            <w:r>
-              <w:rPr>
-                <w:b/>
-                <w:bCs/>
-                <w:sz w:val="20"/>
-                <w:szCs w:val="20"/>
-              </w:rPr>
-              <w:t>Endpoint</w:t>
-            </w:r>
-          </w:p>
-        </w:tc>
-        <w:tc>
-          <w:tcPr>
-            <w:tcW w:w="2726" w:type="dxa"/>
-            <w:tcBorders>
-              <w:top w:val="single" w:sz="4" w:space="0" w:color="999999"/>
-              <w:left w:val="single" w:sz="4" w:space="0" w:color="999999"/>
-              <w:bottom w:val="single" w:sz="4" w:space="0" w:color="999999"/>
-              <w:right w:val="single" w:sz="4" w:space="0" w:color="999999"/>
-            </w:tcBorders>
-            <w:shd w:val="clear" w:color="auto" w:fill="D9D9D9"/>
-            <w:tcMar>
-              <w:top w:w="60" w:type="dxa"/>
-              <w:left w:w="100" w:type="dxa"/>
-              <w:bottom w:w="60" w:type="dxa"/>
-              <w:right w:w="100" w:type="dxa"/>
-            </w:tcMar>
-          </w:tcPr>
-          <w:p>
-            <w:pPr>
-              <w:spacing w:line="280" w:lineRule="auto"/>
-            </w:pPr>
-            <w:proofErr w:type="spellStart"/>
-            <w:r>
-              <w:rPr>
-                <w:b/>
-                <w:bCs/>
-                <w:sz w:val="20"/>
-                <w:szCs w:val="20"/>
-              </w:rPr>
-              <w:t>ตรงกับ</w:t>
-            </w:r>
-            <w:proofErr w:type="spellEnd"/>
-            <w:r>
-              <w:rPr>
-                <w:b/>
-                <w:bCs/>
-                <w:sz w:val="20"/>
-                <w:szCs w:val="20"/>
-              </w:rPr>
-              <w:t xml:space="preserve"> Sequence Diagram wk09</w:t>
-            </w:r>
-          </w:p>
-        </w:tc>
-      </w:tr>
-      <w:tr>
-        <w:tblPrEx>
-          <w:tblCellMar>
-            <w:top w:w="0" w:type="dxa"/>
-            <w:bottom w:w="0" w:type="dxa"/>
-          </w:tblCellMar>
-        </w:tblPrEx>
-        <w:trPr>
-          <w:cantSplit/>
-        </w:trPr>
-        <w:tc>
-          <w:tcPr>
-            <w:tcW w:w="3000" w:type="dxa"/>
-            <w:tcBorders>
-              <w:top w:val="single" w:sz="4" w:space="0" w:color="999999"/>
-              <w:left w:val="single" w:sz="4" w:space="0" w:color="999999"/>
-              <w:bottom w:val="single" w:sz="4" w:space="0" w:color="999999"/>
-              <w:right w:val="single" w:sz="4" w:space="0" w:color="999999"/>
-            </w:tcBorders>
-            <w:tcMar>
-              <w:top w:w="60" w:type="dxa"/>
-              <w:left w:w="100" w:type="dxa"/>
-              <w:bottom w:w="60" w:type="dxa"/>
-              <w:right w:w="100" w:type="dxa"/>
-            </w:tcMar>
-          </w:tcPr>
-          <w:p>
-            <w:pPr>
-              <w:spacing w:line="280" w:lineRule="auto"/>
-            </w:pPr>
-            <w:proofErr w:type="spellStart"/>
-            <w:r>
-              <w:rPr>
-                <w:sz w:val="20"/>
-                <w:szCs w:val="20"/>
-              </w:rPr>
-              <w:t>เปิดหน้า</w:t>
-            </w:r>
-            <w:proofErr w:type="spellEnd"/>
-            <w:r>
-              <w:rPr>
-                <w:sz w:val="20"/>
-                <w:szCs w:val="20"/>
-              </w:rPr>
-              <w:t xml:space="preserve"> / </w:t>
-            </w:r>
-            <w:proofErr w:type="spellStart"/>
-            <w:r>
-              <w:rPr>
-                <w:sz w:val="20"/>
-                <w:szCs w:val="20"/>
-              </w:rPr>
-              <w:t>เปลี่ยนสาขา</w:t>
-            </w:r>
-            <w:proofErr w:type="spellEnd"/>
-            <w:r>
-              <w:rPr>
-                <w:sz w:val="20"/>
-                <w:szCs w:val="20"/>
-              </w:rPr>
-              <w:t xml:space="preserve"> (</w:t>
-            </w:r>
-            <w:proofErr w:type="spellStart"/>
-            <w:r>
-              <w:rPr>
-                <w:sz w:val="20"/>
-                <w:szCs w:val="20"/>
-              </w:rPr>
-              <w:t>โหลดเมนูของสาขา</w:t>
-            </w:r>
-            <w:proofErr w:type="spellEnd"/>
-            <w:r>
-              <w:rPr>
-                <w:sz w:val="20"/>
-                <w:szCs w:val="20"/>
-              </w:rPr>
-              <w:t>)</w:t>
-            </w:r>
-          </w:p>
-        </w:tc>
-        <w:tc>
-          <w:tcPr>
-            <w:tcW w:w="3300" w:type="dxa"/>
-            <w:tcBorders>
-              <w:top w:val="single" w:sz="4" w:space="0" w:color="999999"/>
-              <w:left w:val="single" w:sz="4" w:space="0" w:color="999999"/>
-              <w:bottom w:val="single" w:sz="4" w:space="0" w:color="999999"/>
-              <w:right w:val="single" w:sz="4" w:space="0" w:color="999999"/>
-            </w:tcBorders>
-            <w:tcMar>
-              <w:top w:w="60" w:type="dxa"/>
-              <w:left w:w="100" w:type="dxa"/>
-              <w:bottom w:w="60" w:type="dxa"/>
-              <w:right w:w="100" w:type="dxa"/>
-            </w:tcMar>
-          </w:tcPr>
-          <w:p>
-            <w:pPr>
-              <w:spacing w:line="280" w:lineRule="auto"/>
-            </w:pPr>
-            <w:r>
-              <w:rPr>
-                <w:sz w:val="20"/>
-                <w:szCs w:val="20"/>
-              </w:rPr>
-              <w:t>GET /</w:t>
-            </w:r>
-            <w:proofErr w:type="spellStart"/>
-            <w:r>
-              <w:rPr>
-                <w:sz w:val="20"/>
-                <w:szCs w:val="20"/>
-              </w:rPr>
-              <w:t>api</w:t>
-            </w:r>
-            <w:proofErr w:type="spellEnd"/>
-            <w:r>
-              <w:rPr>
-                <w:sz w:val="20"/>
-                <w:szCs w:val="20"/>
-              </w:rPr>
-              <w:t>/</w:t>
-            </w:r>
-            <w:proofErr w:type="spellStart"/>
-            <w:r>
-              <w:rPr>
-                <w:sz w:val="20"/>
-                <w:szCs w:val="20"/>
-              </w:rPr>
-              <w:t>menu?branchId</w:t>
-            </w:r>
-            <w:proofErr w:type="spellEnd"/>
-            <w:r>
-              <w:rPr>
-                <w:sz w:val="20"/>
-                <w:szCs w:val="20"/>
-              </w:rPr>
-              <w:t>=</w:t>
-            </w:r>
-          </w:p>
-        </w:tc>
-        <w:tc>
-          <w:tcPr>
-            <w:tcW w:w="2726" w:type="dxa"/>
-            <w:tcBorders>
-              <w:top w:val="single" w:sz="4" w:space="0" w:color="999999"/>
-              <w:left w:val="single" w:sz="4" w:space="0" w:color="999999"/>
-              <w:bottom w:val="single" w:sz="4" w:space="0" w:color="999999"/>
-              <w:right w:val="single" w:sz="4" w:space="0" w:color="999999"/>
-            </w:tcBorders>
-            <w:tcMar>
-              <w:top w:w="60" w:type="dxa"/>
-              <w:left w:w="100" w:type="dxa"/>
-              <w:bottom w:w="60" w:type="dxa"/>
-              <w:right w:w="100" w:type="dxa"/>
-            </w:tcMar>
-          </w:tcPr>
-          <w:p>
-            <w:pPr>
-              <w:spacing w:line="280" w:lineRule="auto"/>
-            </w:pPr>
-            <w:proofErr w:type="spellStart"/>
-            <w:r>
-              <w:rPr>
-                <w:sz w:val="20"/>
-                <w:szCs w:val="20"/>
-              </w:rPr>
-              <w:t>ใช้ข้อมูลเมนูและสต็อกของส่วนที่</w:t>
-            </w:r>
-            <w:proofErr w:type="spellEnd"/>
-            <w:r>
-              <w:rPr>
-                <w:sz w:val="20"/>
-                <w:szCs w:val="20"/>
-              </w:rPr>
-              <w:t xml:space="preserve"> 1</w:t>
-            </w:r>
-          </w:p>
-        </w:tc>
-      </w:tr>
-      <w:tr>
-        <w:tblPrEx>
-          <w:tblCellMar>
-            <w:top w:w="0" w:type="dxa"/>
-            <w:bottom w:w="0" w:type="dxa"/>
-          </w:tblCellMar>
-        </w:tblPrEx>
-        <w:trPr>
-          <w:cantSplit/>
-        </w:trPr>
-        <w:tc>
-          <w:tcPr>
-            <w:tcW w:w="3000" w:type="dxa"/>
-            <w:tcBorders>
-              <w:top w:val="single" w:sz="4" w:space="0" w:color="999999"/>
-              <w:left w:val="single" w:sz="4" w:space="0" w:color="999999"/>
-              <w:bottom w:val="single" w:sz="4" w:space="0" w:color="999999"/>
-              <w:right w:val="single" w:sz="4" w:space="0" w:color="999999"/>
-            </w:tcBorders>
-            <w:tcMar>
-              <w:top w:w="60" w:type="dxa"/>
-              <w:left w:w="100" w:type="dxa"/>
-              <w:bottom w:w="60" w:type="dxa"/>
-              <w:right w:w="100" w:type="dxa"/>
-            </w:tcMar>
-          </w:tcPr>
-          <w:p>
-            <w:pPr>
-              <w:spacing w:line="280" w:lineRule="auto"/>
-            </w:pPr>
-            <w:proofErr w:type="spellStart"/>
-            <w:r>
-              <w:rPr>
-                <w:sz w:val="20"/>
-                <w:szCs w:val="20"/>
-              </w:rPr>
-              <w:t>กรองหมวดหมู่</w:t>
-            </w:r>
-            <w:proofErr w:type="spellEnd"/>
-            <w:r>
-              <w:rPr>
-                <w:sz w:val="20"/>
-                <w:szCs w:val="20"/>
-              </w:rPr>
-              <w:t xml:space="preserve"> / </w:t>
-            </w:r>
-            <w:proofErr w:type="spellStart"/>
-            <w:r>
-              <w:rPr>
-                <w:sz w:val="20"/>
-                <w:szCs w:val="20"/>
-              </w:rPr>
-              <w:t>ค้นหาเมนู</w:t>
-            </w:r>
-            <w:proofErr w:type="spellEnd"/>
-          </w:p>
-        </w:tc>
-        <w:tc>
-          <w:tcPr>
-            <w:tcW w:w="3300" w:type="dxa"/>
-            <w:tcBorders>
-              <w:top w:val="single" w:sz="4" w:space="0" w:color="999999"/>
-              <w:left w:val="single" w:sz="4" w:space="0" w:color="999999"/>
-              <w:bottom w:val="single" w:sz="4" w:space="0" w:color="999999"/>
-              <w:right w:val="single" w:sz="4" w:space="0" w:color="999999"/>
-            </w:tcBorders>
-            <w:tcMar>
-              <w:top w:w="60" w:type="dxa"/>
-              <w:left w:w="100" w:type="dxa"/>
-              <w:bottom w:w="60" w:type="dxa"/>
-              <w:right w:w="100" w:type="dxa"/>
-            </w:tcMar>
-          </w:tcPr>
-          <w:p>
-            <w:pPr>
-              <w:spacing w:line="280" w:lineRule="auto"/>
-            </w:pPr>
-            <w:proofErr w:type="spellStart"/>
-            <w:r>
-              <w:rPr>
-                <w:sz w:val="20"/>
-                <w:szCs w:val="20"/>
-              </w:rPr>
-              <w:t>ไม่มี</w:t>
-            </w:r>
-            <w:proofErr w:type="spellEnd"/>
-            <w:r>
-              <w:rPr>
-                <w:sz w:val="20"/>
-                <w:szCs w:val="20"/>
-              </w:rPr>
-              <w:t xml:space="preserve"> (</w:t>
-            </w:r>
-            <w:proofErr w:type="spellStart"/>
-            <w:r>
-              <w:rPr>
-                <w:sz w:val="20"/>
-                <w:szCs w:val="20"/>
-              </w:rPr>
-              <w:t>กรองฝั่ง</w:t>
-            </w:r>
-            <w:proofErr w:type="spellEnd"/>
-            <w:r>
-              <w:rPr>
-                <w:sz w:val="20"/>
-                <w:szCs w:val="20"/>
-              </w:rPr>
-              <w:t xml:space="preserve"> client)</w:t>
-            </w:r>
-          </w:p>
-        </w:tc>
-        <w:tc>
-          <w:tcPr>
-            <w:tcW w:w="2726" w:type="dxa"/>
-            <w:tcBorders>
-              <w:top w:val="single" w:sz="4" w:space="0" w:color="999999"/>
-              <w:left w:val="single" w:sz="4" w:space="0" w:color="999999"/>
-              <w:bottom w:val="single" w:sz="4" w:space="0" w:color="999999"/>
-              <w:right w:val="single" w:sz="4" w:space="0" w:color="999999"/>
-            </w:tcBorders>
-            <w:tcMar>
-              <w:top w:w="60" w:type="dxa"/>
-              <w:left w:w="100" w:type="dxa"/>
-              <w:bottom w:w="60" w:type="dxa"/>
-              <w:right w:w="100" w:type="dxa"/>
-            </w:tcMar>
-          </w:tcPr>
-          <w:p>
-            <w:pPr>
-              <w:spacing w:line="280" w:lineRule="auto"/>
-            </w:pPr>
-            <w:r>
-              <w:rPr>
-                <w:sz w:val="20"/>
-                <w:szCs w:val="20"/>
-              </w:rPr>
-              <w:t>-</w:t>
-            </w:r>
-          </w:p>
-        </w:tc>
-      </w:tr>
-      <w:tr>
-        <w:tblPrEx>
-          <w:tblCellMar>
-            <w:top w:w="0" w:type="dxa"/>
-            <w:bottom w:w="0" w:type="dxa"/>
-          </w:tblCellMar>
-        </w:tblPrEx>
-        <w:trPr>
-          <w:cantSplit/>
-        </w:trPr>
-        <w:tc>
-          <w:tcPr>
-            <w:tcW w:w="3000" w:type="dxa"/>
-            <w:tcBorders>
-              <w:top w:val="single" w:sz="4" w:space="0" w:color="999999"/>
-              <w:left w:val="single" w:sz="4" w:space="0" w:color="999999"/>
-              <w:bottom w:val="single" w:sz="4" w:space="0" w:color="999999"/>
-              <w:right w:val="single" w:sz="4" w:space="0" w:color="999999"/>
-            </w:tcBorders>
-            <w:tcMar>
-              <w:top w:w="60" w:type="dxa"/>
-              <w:left w:w="100" w:type="dxa"/>
-              <w:bottom w:w="60" w:type="dxa"/>
-              <w:right w:w="100" w:type="dxa"/>
-            </w:tcMar>
-          </w:tcPr>
-          <w:p>
-            <w:pPr>
-              <w:spacing w:line="280" w:lineRule="auto"/>
-            </w:pPr>
-            <w:proofErr w:type="spellStart"/>
-            <w:r>
-              <w:rPr>
-                <w:sz w:val="20"/>
-                <w:szCs w:val="20"/>
-              </w:rPr>
-              <w:t>ยืนยันออเดอร์</w:t>
-            </w:r>
-            <w:proofErr w:type="spellEnd"/>
-          </w:p>
-        </w:tc>
-        <w:tc>
-          <w:tcPr>
-            <w:tcW w:w="3300" w:type="dxa"/>
-            <w:tcBorders>
-              <w:top w:val="single" w:sz="4" w:space="0" w:color="999999"/>
-              <w:left w:val="single" w:sz="4" w:space="0" w:color="999999"/>
-              <w:bottom w:val="single" w:sz="4" w:space="0" w:color="999999"/>
-              <w:right w:val="single" w:sz="4" w:space="0" w:color="999999"/>
-            </w:tcBorders>
-            <w:tcMar>
-              <w:top w:w="60" w:type="dxa"/>
-              <w:left w:w="100" w:type="dxa"/>
-              <w:bottom w:w="60" w:type="dxa"/>
-              <w:right w:w="100" w:type="dxa"/>
-            </w:tcMar>
-          </w:tcPr>
-          <w:p>
-            <w:pPr>
-              <w:spacing w:line="280" w:lineRule="auto"/>
-            </w:pPr>
-            <w:r>
-              <w:rPr>
-                <w:sz w:val="20"/>
-                <w:szCs w:val="20"/>
-              </w:rPr>
-              <w:t>POST /</w:t>
-            </w:r>
-            <w:proofErr w:type="spellStart"/>
-            <w:r>
-              <w:rPr>
-                <w:sz w:val="20"/>
-                <w:szCs w:val="20"/>
-              </w:rPr>
-              <w:t>api</w:t>
-            </w:r>
-            <w:proofErr w:type="spellEnd"/>
-            <w:r>
-              <w:rPr>
-                <w:sz w:val="20"/>
-                <w:szCs w:val="20"/>
-              </w:rPr>
-              <w:t>/orders</w:t>
-            </w:r>
-          </w:p>
-        </w:tc>
-        <w:tc>
-          <w:tcPr>
-            <w:tcW w:w="2726" w:type="dxa"/>
-            <w:tcBorders>
-              <w:top w:val="single" w:sz="4" w:space="0" w:color="999999"/>
-              <w:left w:val="single" w:sz="4" w:space="0" w:color="999999"/>
-              <w:bottom w:val="single" w:sz="4" w:space="0" w:color="999999"/>
-              <w:right w:val="single" w:sz="4" w:space="0" w:color="999999"/>
-            </w:tcBorders>
-            <w:tcMar>
-              <w:top w:w="60" w:type="dxa"/>
-              <w:left w:w="100" w:type="dxa"/>
-              <w:bottom w:w="60" w:type="dxa"/>
-              <w:right w:w="100" w:type="dxa"/>
-            </w:tcMar>
-          </w:tcPr>
-          <w:p>
-            <w:pPr>
-              <w:spacing w:line="280" w:lineRule="auto"/>
-            </w:pPr>
-            <w:proofErr w:type="spellStart"/>
-            <w:r>
-              <w:rPr>
-                <w:sz w:val="20"/>
-                <w:szCs w:val="20"/>
-              </w:rPr>
-              <w:t>ส่วนที่</w:t>
-            </w:r>
-            <w:proofErr w:type="spellEnd"/>
-            <w:r>
-              <w:rPr>
-                <w:sz w:val="20"/>
-                <w:szCs w:val="20"/>
-              </w:rPr>
-              <w:t xml:space="preserve"> 1 </w:t>
-            </w:r>
-            <w:proofErr w:type="spellStart"/>
-            <w:r>
-              <w:rPr>
-                <w:sz w:val="20"/>
-                <w:szCs w:val="20"/>
-              </w:rPr>
-              <w:t>ของแผนภาพรวม</w:t>
-            </w:r>
-            <w:proofErr w:type="spellEnd"/>
-            <w:r>
-              <w:rPr>
-                <w:sz w:val="20"/>
-                <w:szCs w:val="20"/>
-              </w:rPr>
-              <w:t xml:space="preserve"> (</w:t>
-            </w:r>
-            <w:proofErr w:type="spellStart"/>
-            <w:r>
-              <w:rPr>
-                <w:sz w:val="20"/>
-                <w:szCs w:val="20"/>
-              </w:rPr>
-              <w:t>หัวข้อ</w:t>
-            </w:r>
-            <w:proofErr w:type="spellEnd"/>
-            <w:r>
-              <w:rPr>
-                <w:sz w:val="20"/>
-                <w:szCs w:val="20"/>
-              </w:rPr>
-              <w:t xml:space="preserve"> 1.4)</w:t>
-            </w:r>
-          </w:p>
-        </w:tc>
-      </w:tr>
-      <w:tr>
-        <w:tblPrEx>
-          <w:tblCellMar>
-            <w:top w:w="0" w:type="dxa"/>
-            <w:bottom w:w="0" w:type="dxa"/>
-          </w:tblCellMar>
-        </w:tblPrEx>
-        <w:trPr>
-          <w:cantSplit/>
-        </w:trPr>
-        <w:tc>
-          <w:tcPr>
-            <w:tcW w:w="3000" w:type="dxa"/>
-            <w:tcBorders>
-              <w:top w:val="single" w:sz="4" w:space="0" w:color="999999"/>
-              <w:left w:val="single" w:sz="4" w:space="0" w:color="999999"/>
-              <w:bottom w:val="single" w:sz="4" w:space="0" w:color="999999"/>
-              <w:right w:val="single" w:sz="4" w:space="0" w:color="999999"/>
-            </w:tcBorders>
-            <w:tcMar>
-              <w:top w:w="60" w:type="dxa"/>
-              <w:left w:w="100" w:type="dxa"/>
-              <w:bottom w:w="60" w:type="dxa"/>
-              <w:right w:w="100" w:type="dxa"/>
-            </w:tcMar>
-          </w:tcPr>
-          <w:p>
-            <w:pPr>
-              <w:spacing w:line="280" w:lineRule="auto"/>
-            </w:pPr>
-            <w:proofErr w:type="spellStart"/>
-            <w:r>
-              <w:rPr>
-                <w:sz w:val="20"/>
-                <w:szCs w:val="20"/>
-              </w:rPr>
-              <w:t>ยืนยันชำระเงิน</w:t>
-            </w:r>
-            <w:proofErr w:type="spellEnd"/>
-          </w:p>
-        </w:tc>
-        <w:tc>
-          <w:tcPr>
-            <w:tcW w:w="3300" w:type="dxa"/>
-            <w:tcBorders>
-              <w:top w:val="single" w:sz="4" w:space="0" w:color="999999"/>
-              <w:left w:val="single" w:sz="4" w:space="0" w:color="999999"/>
-              <w:bottom w:val="single" w:sz="4" w:space="0" w:color="999999"/>
-              <w:right w:val="single" w:sz="4" w:space="0" w:color="999999"/>
-            </w:tcBorders>
-            <w:tcMar>
-              <w:top w:w="60" w:type="dxa"/>
-              <w:left w:w="100" w:type="dxa"/>
-              <w:bottom w:w="60" w:type="dxa"/>
-              <w:right w:w="100" w:type="dxa"/>
-            </w:tcMar>
-          </w:tcPr>
-          <w:p>
-            <w:pPr>
-              <w:spacing w:line="280" w:lineRule="auto"/>
-            </w:pPr>
-            <w:r>
-              <w:rPr>
-                <w:sz w:val="20"/>
-                <w:szCs w:val="20"/>
-              </w:rPr>
-              <w:t>PATCH /</w:t>
-            </w:r>
-            <w:proofErr w:type="spellStart"/>
-            <w:r>
-              <w:rPr>
-                <w:sz w:val="20"/>
-                <w:szCs w:val="20"/>
-              </w:rPr>
-              <w:t>api</w:t>
-            </w:r>
-            <w:proofErr w:type="spellEnd"/>
-            <w:r>
-              <w:rPr>
-                <w:sz w:val="20"/>
-                <w:szCs w:val="20"/>
-              </w:rPr>
-              <w:t>/orders/:id/pay</w:t>
-            </w:r>
-          </w:p>
-        </w:tc>
-        <w:tc>
-          <w:tcPr>
-            <w:tcW w:w="2726" w:type="dxa"/>
-            <w:tcBorders>
-              <w:top w:val="single" w:sz="4" w:space="0" w:color="999999"/>
-              <w:left w:val="single" w:sz="4" w:space="0" w:color="999999"/>
-              <w:bottom w:val="single" w:sz="4" w:space="0" w:color="999999"/>
-              <w:right w:val="single" w:sz="4" w:space="0" w:color="999999"/>
-            </w:tcBorders>
-            <w:tcMar>
-              <w:top w:w="60" w:type="dxa"/>
-              <w:left w:w="100" w:type="dxa"/>
-              <w:bottom w:w="60" w:type="dxa"/>
-              <w:right w:w="100" w:type="dxa"/>
-            </w:tcMar>
-          </w:tcPr>
-          <w:p>
-            <w:pPr>
-              <w:spacing w:line="280" w:lineRule="auto"/>
-            </w:pPr>
-            <w:proofErr w:type="spellStart"/>
-            <w:r>
-              <w:rPr>
-                <w:sz w:val="20"/>
-                <w:szCs w:val="20"/>
-              </w:rPr>
-              <w:t>ส่วนที่</w:t>
-            </w:r>
-            <w:proofErr w:type="spellEnd"/>
-            <w:r>
-              <w:rPr>
-                <w:sz w:val="20"/>
-                <w:szCs w:val="20"/>
-              </w:rPr>
-              <w:t xml:space="preserve"> 2 </w:t>
-            </w:r>
-            <w:proofErr w:type="spellStart"/>
-            <w:r>
-              <w:rPr>
-                <w:sz w:val="20"/>
-                <w:szCs w:val="20"/>
-              </w:rPr>
-              <w:t>ของแผนภาพรวม</w:t>
-            </w:r>
-            <w:proofErr w:type="spellEnd"/>
-            <w:r>
-              <w:rPr>
-                <w:sz w:val="20"/>
-                <w:szCs w:val="20"/>
-              </w:rPr>
-              <w:t xml:space="preserve"> (</w:t>
-            </w:r>
-            <w:proofErr w:type="spellStart"/>
-            <w:r>
-              <w:rPr>
-                <w:sz w:val="20"/>
-                <w:szCs w:val="20"/>
-              </w:rPr>
-              <w:t>หัวข้อ</w:t>
-            </w:r>
-            <w:proofErr w:type="spellEnd"/>
-            <w:r>
-              <w:rPr>
-                <w:sz w:val="20"/>
-                <w:szCs w:val="20"/>
-              </w:rPr>
-              <w:t xml:space="preserve"> 1.4)</w:t>
-            </w:r>
-          </w:p>
-        </w:tc>
-      </w:tr>
-      <w:tr>
-        <w:tblPrEx>
-          <w:tblCellMar>
-            <w:top w:w="0" w:type="dxa"/>
-            <w:bottom w:w="0" w:type="dxa"/>
-          </w:tblCellMar>
-        </w:tblPrEx>
-        <w:trPr>
-          <w:cantSplit/>
-        </w:trPr>
-        <w:tc>
-          <w:tcPr>
-            <w:tcW w:w="3000" w:type="dxa"/>
-            <w:tcBorders>
-              <w:top w:val="single" w:sz="4" w:space="0" w:color="999999"/>
-              <w:left w:val="single" w:sz="4" w:space="0" w:color="999999"/>
-              <w:bottom w:val="single" w:sz="4" w:space="0" w:color="999999"/>
-              <w:right w:val="single" w:sz="4" w:space="0" w:color="999999"/>
-            </w:tcBorders>
-            <w:tcMar>
-              <w:top w:w="60" w:type="dxa"/>
-              <w:left w:w="100" w:type="dxa"/>
-              <w:bottom w:w="60" w:type="dxa"/>
-              <w:right w:w="100" w:type="dxa"/>
-            </w:tcMar>
-          </w:tcPr>
-          <w:p>
-            <w:pPr>
-              <w:spacing w:line="280" w:lineRule="auto"/>
-            </w:pPr>
-            <w:proofErr w:type="spellStart"/>
-            <w:r>
-              <w:rPr>
-                <w:sz w:val="20"/>
-                <w:szCs w:val="20"/>
-              </w:rPr>
-              <w:t>เพิ่ม</w:t>
-            </w:r>
-            <w:proofErr w:type="spellEnd"/>
-            <w:r>
-              <w:rPr>
-                <w:sz w:val="20"/>
-                <w:szCs w:val="20"/>
-              </w:rPr>
-              <w:t xml:space="preserve"> / </w:t>
-            </w:r>
-            <w:proofErr w:type="spellStart"/>
-            <w:r>
-              <w:rPr>
-                <w:sz w:val="20"/>
-                <w:szCs w:val="20"/>
-              </w:rPr>
-              <w:t>แก้ไข</w:t>
-            </w:r>
-            <w:proofErr w:type="spellEnd"/>
-            <w:r>
-              <w:rPr>
-                <w:sz w:val="20"/>
-                <w:szCs w:val="20"/>
-              </w:rPr>
-              <w:t xml:space="preserve"> / </w:t>
-            </w:r>
-            <w:proofErr w:type="spellStart"/>
-            <w:r>
-              <w:rPr>
-                <w:sz w:val="20"/>
-                <w:szCs w:val="20"/>
-              </w:rPr>
-              <w:t>ลบเมนู</w:t>
-            </w:r>
-            <w:proofErr w:type="spellEnd"/>
-          </w:p>
-        </w:tc>
-        <w:tc>
-          <w:tcPr>
-            <w:tcW w:w="3300" w:type="dxa"/>
-            <w:tcBorders>
-              <w:top w:val="single" w:sz="4" w:space="0" w:color="999999"/>
-              <w:left w:val="single" w:sz="4" w:space="0" w:color="999999"/>
-              <w:bottom w:val="single" w:sz="4" w:space="0" w:color="999999"/>
-              <w:right w:val="single" w:sz="4" w:space="0" w:color="999999"/>
-            </w:tcBorders>
-            <w:tcMar>
-              <w:top w:w="60" w:type="dxa"/>
-              <w:left w:w="100" w:type="dxa"/>
-              <w:bottom w:w="60" w:type="dxa"/>
-              <w:right w:w="100" w:type="dxa"/>
-            </w:tcMar>
-          </w:tcPr>
-          <w:p>
-            <w:pPr>
-              <w:spacing w:line="280" w:lineRule="auto"/>
-            </w:pPr>
-            <w:r>
-              <w:rPr>
-                <w:sz w:val="20"/>
-                <w:szCs w:val="20"/>
-              </w:rPr>
-              <w:t>POST / PUT /</w:t>
-            </w:r>
-            <w:proofErr w:type="spellStart"/>
-            <w:r>
-              <w:rPr>
-                <w:sz w:val="20"/>
-                <w:szCs w:val="20"/>
-              </w:rPr>
-              <w:t>api</w:t>
-            </w:r>
-            <w:proofErr w:type="spellEnd"/>
-            <w:r>
-              <w:rPr>
-                <w:sz w:val="20"/>
-                <w:szCs w:val="20"/>
-              </w:rPr>
-              <w:t>/menu/:id / DELETE /</w:t>
-            </w:r>
-            <w:proofErr w:type="spellStart"/>
-            <w:r>
-              <w:rPr>
-                <w:sz w:val="20"/>
-                <w:szCs w:val="20"/>
-              </w:rPr>
-              <w:t>api</w:t>
-            </w:r>
-            <w:proofErr w:type="spellEnd"/>
-            <w:r>
-              <w:rPr>
-                <w:sz w:val="20"/>
-                <w:szCs w:val="20"/>
-              </w:rPr>
-              <w:t>/menu/:</w:t>
-            </w:r>
-            <w:proofErr w:type="spellStart"/>
-            <w:r>
-              <w:rPr>
-                <w:sz w:val="20"/>
-                <w:szCs w:val="20"/>
-              </w:rPr>
-              <w:t>id?branchId</w:t>
-            </w:r>
-            <w:proofErr w:type="spellEnd"/>
-            <w:r>
-              <w:rPr>
-                <w:sz w:val="20"/>
-                <w:szCs w:val="20"/>
-              </w:rPr>
-              <w:t>=</w:t>
-            </w:r>
-          </w:p>
-        </w:tc>
-        <w:tc>
-          <w:tcPr>
-            <w:tcW w:w="2726" w:type="dxa"/>
-            <w:tcBorders>
-              <w:top w:val="single" w:sz="4" w:space="0" w:color="999999"/>
-              <w:left w:val="single" w:sz="4" w:space="0" w:color="999999"/>
-              <w:bottom w:val="single" w:sz="4" w:space="0" w:color="999999"/>
-              <w:right w:val="single" w:sz="4" w:space="0" w:color="999999"/>
-            </w:tcBorders>
-            <w:tcMar>
-              <w:top w:w="60" w:type="dxa"/>
-              <w:left w:w="100" w:type="dxa"/>
-              <w:bottom w:w="60" w:type="dxa"/>
-              <w:right w:w="100" w:type="dxa"/>
-            </w:tcMar>
-          </w:tcPr>
-          <w:p>
-            <w:pPr>
-              <w:spacing w:line="280" w:lineRule="auto"/>
-            </w:pPr>
-            <w:r>
-              <w:rPr>
-                <w:sz w:val="20"/>
-                <w:szCs w:val="20"/>
-              </w:rPr>
-              <w:t xml:space="preserve">CRUD </w:t>
-            </w:r>
-            <w:proofErr w:type="spellStart"/>
-            <w:r>
-              <w:rPr>
-                <w:sz w:val="20"/>
-                <w:szCs w:val="20"/>
-              </w:rPr>
-              <w:t>เมนู</w:t>
-            </w:r>
-            <w:proofErr w:type="spellEnd"/>
-            <w:r>
-              <w:rPr>
-                <w:sz w:val="20"/>
-                <w:szCs w:val="20"/>
-              </w:rPr>
-              <w:t xml:space="preserve"> wk09</w:t>
-            </w:r>
-          </w:p>
-        </w:tc>
-      </w:tr>
-      <w:tr>
-        <w:tblPrEx>
-          <w:tblCellMar>
-            <w:top w:w="0" w:type="dxa"/>
-            <w:bottom w:w="0" w:type="dxa"/>
-          </w:tblCellMar>
-        </w:tblPrEx>
-        <w:trPr>
-          <w:cantSplit/>
-        </w:trPr>
-        <w:tc>
-          <w:tcPr>
-            <w:tcW w:w="3000" w:type="dxa"/>
-            <w:tcBorders>
-              <w:top w:val="single" w:sz="4" w:space="0" w:color="999999"/>
-              <w:left w:val="single" w:sz="4" w:space="0" w:color="999999"/>
-              <w:bottom w:val="single" w:sz="4" w:space="0" w:color="999999"/>
-              <w:right w:val="single" w:sz="4" w:space="0" w:color="999999"/>
-            </w:tcBorders>
-            <w:tcMar>
-              <w:top w:w="60" w:type="dxa"/>
-              <w:left w:w="100" w:type="dxa"/>
-              <w:bottom w:w="60" w:type="dxa"/>
-              <w:right w:w="100" w:type="dxa"/>
-            </w:tcMar>
-          </w:tcPr>
-          <w:p>
-            <w:pPr>
-              <w:spacing w:line="280" w:lineRule="auto"/>
-            </w:pPr>
-            <w:proofErr w:type="spellStart"/>
-            <w:r>
-              <w:rPr>
-                <w:sz w:val="20"/>
-                <w:szCs w:val="20"/>
-              </w:rPr>
-              <w:t>เปลี่ยนช่วงเวลา</w:t>
-            </w:r>
-            <w:proofErr w:type="spellEnd"/>
-            <w:r>
-              <w:rPr>
-                <w:sz w:val="20"/>
-                <w:szCs w:val="20"/>
-              </w:rPr>
-              <w:t>/</w:t>
-            </w:r>
-            <w:proofErr w:type="spellStart"/>
-            <w:r>
-              <w:rPr>
-                <w:sz w:val="20"/>
-                <w:szCs w:val="20"/>
-              </w:rPr>
-              <w:t>สาขา</w:t>
-            </w:r>
-            <w:proofErr w:type="spellEnd"/>
-            <w:r>
-              <w:rPr>
-                <w:sz w:val="20"/>
-                <w:szCs w:val="20"/>
-              </w:rPr>
-              <w:t xml:space="preserve"> </w:t>
-            </w:r>
-            <w:proofErr w:type="spellStart"/>
-            <w:r>
-              <w:rPr>
-                <w:sz w:val="20"/>
-                <w:szCs w:val="20"/>
-              </w:rPr>
-              <w:t>และตารางเปรียบเทียบสาขา</w:t>
-            </w:r>
-            <w:proofErr w:type="spellEnd"/>
-          </w:p>
-        </w:tc>
-        <w:tc>
-          <w:tcPr>
-            <w:tcW w:w="3300" w:type="dxa"/>
-            <w:tcBorders>
-              <w:top w:val="single" w:sz="4" w:space="0" w:color="999999"/>
-              <w:left w:val="single" w:sz="4" w:space="0" w:color="999999"/>
-              <w:bottom w:val="single" w:sz="4" w:space="0" w:color="999999"/>
-              <w:right w:val="single" w:sz="4" w:space="0" w:color="999999"/>
-            </w:tcBorders>
-            <w:tcMar>
-              <w:top w:w="60" w:type="dxa"/>
-              <w:left w:w="100" w:type="dxa"/>
-              <w:bottom w:w="60" w:type="dxa"/>
-              <w:right w:w="100" w:type="dxa"/>
-            </w:tcMar>
-          </w:tcPr>
-          <w:p>
-            <w:pPr>
-              <w:spacing w:line="280" w:lineRule="auto"/>
-            </w:pPr>
-            <w:r>
-              <w:rPr>
-                <w:sz w:val="20"/>
-                <w:szCs w:val="20"/>
-              </w:rPr>
-              <w:t>GET /</w:t>
-            </w:r>
-            <w:proofErr w:type="spellStart"/>
-            <w:r>
-              <w:rPr>
-                <w:sz w:val="20"/>
-                <w:szCs w:val="20"/>
-              </w:rPr>
-              <w:t>api</w:t>
-            </w:r>
-            <w:proofErr w:type="spellEnd"/>
-            <w:r>
-              <w:rPr>
-                <w:sz w:val="20"/>
-                <w:szCs w:val="20"/>
-              </w:rPr>
-              <w:t>/reports/sales (</w:t>
-            </w:r>
-            <w:proofErr w:type="spellStart"/>
-            <w:r>
-              <w:rPr>
-                <w:sz w:val="20"/>
-                <w:szCs w:val="20"/>
-              </w:rPr>
-              <w:t>ยังไม่มี</w:t>
-            </w:r>
-            <w:proofErr w:type="spellEnd"/>
-            <w:r>
-              <w:rPr>
-                <w:sz w:val="20"/>
-                <w:szCs w:val="20"/>
-              </w:rPr>
-              <w:t>)</w:t>
-            </w:r>
-          </w:p>
-        </w:tc>
-        <w:tc>
-          <w:tcPr>
-            <w:tcW w:w="2726" w:type="dxa"/>
-            <w:tcBorders>
-              <w:top w:val="single" w:sz="4" w:space="0" w:color="999999"/>
-              <w:left w:val="single" w:sz="4" w:space="0" w:color="999999"/>
-              <w:bottom w:val="single" w:sz="4" w:space="0" w:color="999999"/>
-              <w:right w:val="single" w:sz="4" w:space="0" w:color="999999"/>
-            </w:tcBorders>
-            <w:tcMar>
-              <w:top w:w="60" w:type="dxa"/>
-              <w:left w:w="100" w:type="dxa"/>
-              <w:bottom w:w="60" w:type="dxa"/>
-              <w:right w:w="100" w:type="dxa"/>
-            </w:tcMar>
-          </w:tcPr>
-          <w:p>
-            <w:pPr>
-              <w:spacing w:line="280" w:lineRule="auto"/>
-            </w:pPr>
-            <w:proofErr w:type="spellStart"/>
-            <w:r>
-              <w:rPr>
-                <w:sz w:val="20"/>
-                <w:szCs w:val="20"/>
-              </w:rPr>
-              <w:t>ร่างใน</w:t>
-            </w:r>
-            <w:proofErr w:type="spellEnd"/>
-            <w:r>
-              <w:rPr>
-                <w:sz w:val="20"/>
-                <w:szCs w:val="20"/>
-              </w:rPr>
-              <w:t xml:space="preserve"> wk10-input-output-design </w:t>
-            </w:r>
-            <w:proofErr w:type="spellStart"/>
-            <w:r>
-              <w:rPr>
-                <w:sz w:val="20"/>
-                <w:szCs w:val="20"/>
-              </w:rPr>
-              <w:t>หัวข้อ</w:t>
-            </w:r>
-            <w:proofErr w:type="spellEnd"/>
-            <w:r>
-              <w:rPr>
-                <w:sz w:val="20"/>
-                <w:szCs w:val="20"/>
-              </w:rPr>
-              <w:t xml:space="preserve"> 6</w:t>
-            </w:r>
-          </w:p>
-        </w:tc>
-      </w:tr>
-      <w:tr>
-        <w:tblPrEx>
-          <w:tblCellMar>
-            <w:top w:w="0" w:type="dxa"/>
-            <w:bottom w:w="0" w:type="dxa"/>
-          </w:tblCellMar>
-        </w:tblPrEx>
-        <w:trPr>
-          <w:cantSplit/>
-        </w:trPr>
-        <w:tc>
-          <w:tcPr>
-            <w:tcW w:w="3000" w:type="dxa"/>
-            <w:tcBorders>
-              <w:top w:val="single" w:sz="4" w:space="0" w:color="999999"/>
-              <w:left w:val="single" w:sz="4" w:space="0" w:color="999999"/>
-              <w:bottom w:val="single" w:sz="4" w:space="0" w:color="999999"/>
-              <w:right w:val="single" w:sz="4" w:space="0" w:color="999999"/>
-            </w:tcBorders>
-            <w:tcMar>
-              <w:top w:w="60" w:type="dxa"/>
-              <w:left w:w="100" w:type="dxa"/>
-              <w:bottom w:w="60" w:type="dxa"/>
-              <w:right w:w="100" w:type="dxa"/>
-            </w:tcMar>
-          </w:tcPr>
-          <w:p>
-            <w:pPr>
-              <w:spacing w:line="280" w:lineRule="auto"/>
-            </w:pPr>
-            <w:r>
-              <w:rPr>
-                <w:sz w:val="20"/>
-                <w:szCs w:val="20"/>
-              </w:rPr>
-              <w:t xml:space="preserve">KPI </w:t>
-            </w:r>
-            <w:proofErr w:type="spellStart"/>
-            <w:r>
-              <w:rPr>
-                <w:sz w:val="20"/>
-                <w:szCs w:val="20"/>
-              </w:rPr>
-              <w:t>สินค้าใกล้หมด</w:t>
-            </w:r>
-            <w:proofErr w:type="spellEnd"/>
-            <w:r>
-              <w:rPr>
-                <w:sz w:val="20"/>
-                <w:szCs w:val="20"/>
-              </w:rPr>
-              <w:t>/</w:t>
-            </w:r>
-            <w:proofErr w:type="spellStart"/>
-            <w:r>
-              <w:rPr>
-                <w:sz w:val="20"/>
-                <w:szCs w:val="20"/>
-              </w:rPr>
-              <w:t>หมด</w:t>
-            </w:r>
-            <w:proofErr w:type="spellEnd"/>
-          </w:p>
-        </w:tc>
-        <w:tc>
-          <w:tcPr>
-            <w:tcW w:w="3300" w:type="dxa"/>
-            <w:tcBorders>
-              <w:top w:val="single" w:sz="4" w:space="0" w:color="999999"/>
-              <w:left w:val="single" w:sz="4" w:space="0" w:color="999999"/>
-              <w:bottom w:val="single" w:sz="4" w:space="0" w:color="999999"/>
-              <w:right w:val="single" w:sz="4" w:space="0" w:color="999999"/>
-            </w:tcBorders>
-            <w:tcMar>
-              <w:top w:w="60" w:type="dxa"/>
-              <w:left w:w="100" w:type="dxa"/>
-              <w:bottom w:w="60" w:type="dxa"/>
-              <w:right w:w="100" w:type="dxa"/>
-            </w:tcMar>
-          </w:tcPr>
-          <w:p>
-            <w:pPr>
-              <w:spacing w:line="280" w:lineRule="auto"/>
-            </w:pPr>
-            <w:proofErr w:type="spellStart"/>
-            <w:r>
-              <w:rPr>
-                <w:sz w:val="20"/>
-                <w:szCs w:val="20"/>
-              </w:rPr>
-              <w:t>คำนวณจาก</w:t>
-            </w:r>
-            <w:proofErr w:type="spellEnd"/>
-            <w:r>
-              <w:rPr>
-                <w:sz w:val="20"/>
-                <w:szCs w:val="20"/>
-              </w:rPr>
-              <w:t xml:space="preserve"> GET /</w:t>
-            </w:r>
-            <w:proofErr w:type="spellStart"/>
-            <w:r>
-              <w:rPr>
-                <w:sz w:val="20"/>
-                <w:szCs w:val="20"/>
-              </w:rPr>
-              <w:t>api</w:t>
-            </w:r>
-            <w:proofErr w:type="spellEnd"/>
-            <w:r>
-              <w:rPr>
-                <w:sz w:val="20"/>
-                <w:szCs w:val="20"/>
-              </w:rPr>
-              <w:t>/menu (</w:t>
-            </w:r>
-            <w:proofErr w:type="spellStart"/>
-            <w:r>
-              <w:rPr>
-                <w:sz w:val="20"/>
-                <w:szCs w:val="20"/>
-              </w:rPr>
-              <w:t>stock_quantity</w:t>
-            </w:r>
-            <w:proofErr w:type="spellEnd"/>
-            <w:r>
-              <w:rPr>
-                <w:sz w:val="20"/>
-                <w:szCs w:val="20"/>
-              </w:rPr>
-              <w:t xml:space="preserve"> </w:t>
-            </w:r>
-            <w:proofErr w:type="spellStart"/>
-            <w:r>
-              <w:rPr>
-                <w:sz w:val="20"/>
-                <w:szCs w:val="20"/>
-              </w:rPr>
-              <w:t>น้อยกว่า</w:t>
-            </w:r>
-            <w:proofErr w:type="spellEnd"/>
-            <w:r>
-              <w:rPr>
-                <w:sz w:val="20"/>
-                <w:szCs w:val="20"/>
-              </w:rPr>
-              <w:t xml:space="preserve"> </w:t>
-            </w:r>
-            <w:proofErr w:type="spellStart"/>
-            <w:r>
-              <w:rPr>
-                <w:sz w:val="20"/>
-                <w:szCs w:val="20"/>
-              </w:rPr>
-              <w:t>low_stock_threshold</w:t>
-            </w:r>
-            <w:proofErr w:type="spellEnd"/>
-            <w:r>
-              <w:rPr>
-                <w:sz w:val="20"/>
-                <w:szCs w:val="20"/>
-              </w:rPr>
-              <w:t>)</w:t>
-            </w:r>
-          </w:p>
-        </w:tc>
-        <w:tc>
-          <w:tcPr>
-            <w:tcW w:w="2726" w:type="dxa"/>
-            <w:tcBorders>
-              <w:top w:val="single" w:sz="4" w:space="0" w:color="999999"/>
-              <w:left w:val="single" w:sz="4" w:space="0" w:color="999999"/>
-              <w:bottom w:val="single" w:sz="4" w:space="0" w:color="999999"/>
-              <w:right w:val="single" w:sz="4" w:space="0" w:color="999999"/>
-            </w:tcBorders>
-            <w:tcMar>
-              <w:top w:w="60" w:type="dxa"/>
-              <w:left w:w="100" w:type="dxa"/>
-              <w:bottom w:w="60" w:type="dxa"/>
-              <w:right w:w="100" w:type="dxa"/>
-            </w:tcMar>
-          </w:tcPr>
-          <w:p>
-            <w:pPr>
-              <w:spacing w:line="280" w:lineRule="auto"/>
-            </w:pPr>
-            <w:r>
-              <w:rPr>
-                <w:sz w:val="20"/>
-                <w:szCs w:val="20"/>
-              </w:rPr>
-              <w:t>-</w:t>
-            </w:r>
-          </w:p>
-        </w:tc>
-      </w:tr>
-    </w:tbl>
-    <w:p>
-      <w:pPr>
-        <w:pStyle w:val="Heading1"/>
-      </w:pPr>
-      <w:r>
-        <w:lastRenderedPageBreak/>
-        <w:t xml:space="preserve">7. UI </w:t>
-      </w:r>
-      <w:proofErr w:type="spellStart"/>
-      <w:r>
-        <w:t>ที่</w:t>
-      </w:r>
-      <w:proofErr w:type="spellEnd"/>
-      <w:r>
-        <w:t xml:space="preserve"> implement </w:t>
-      </w:r>
-      <w:proofErr w:type="spellStart"/>
-      <w:r>
-        <w:t>จริงเทียบกับ</w:t>
-      </w:r>
-      <w:proofErr w:type="spellEnd"/>
-      <w:r>
-        <w:t xml:space="preserve"> Wireframe</w:t>
+        <w:t xml:space="preserve"> : </w:t>
       </w:r>
     </w:p>
     <w:p>
       <w:pPr>
         <w:spacing w:after="120" w:line="300" w:lineRule="auto"/>
       </w:pPr>
-      <w:r>
-        <w:t xml:space="preserve">UI </w:t>
-      </w:r>
-      <w:proofErr w:type="spellStart"/>
-      <w:r>
-        <w:t>ที่</w:t>
-      </w:r>
-      <w:proofErr w:type="spellEnd"/>
-      <w:r>
-        <w:t xml:space="preserve"> implement </w:t>
-      </w:r>
-      <w:proofErr w:type="spellStart"/>
-      <w:r>
-        <w:t>ไว้ใน</w:t>
-      </w:r>
-      <w:proofErr w:type="spellEnd"/>
-      <w:r>
-        <w:t xml:space="preserve"> public/ (pos.html, menu.html, report.html) </w:t>
-      </w:r>
-      <w:proofErr w:type="spellStart"/>
-      <w:r>
-        <w:t>ทำงานกับ</w:t>
-      </w:r>
-      <w:proofErr w:type="spellEnd"/>
-      <w:r>
-        <w:t xml:space="preserve"> backend </w:t>
-      </w:r>
-      <w:proofErr w:type="spellStart"/>
-      <w:r>
-        <w:t>จริงและผ่านการทดสอบอัตโนมัติ</w:t>
-      </w:r>
-      <w:proofErr w:type="spellEnd"/>
-      <w:r>
-        <w:t xml:space="preserve"> 30 </w:t>
-      </w:r>
-      <w:proofErr w:type="spellStart"/>
-      <w:r>
-        <w:t>ข้อ</w:t>
-      </w:r>
-      <w:proofErr w:type="spellEnd"/>
-      <w:r>
-        <w:t xml:space="preserve"> </w:t>
-      </w:r>
-      <w:proofErr w:type="spellStart"/>
-      <w:r>
-        <w:t>แต่ยังมีจุดที่ไม่ตรงกับ</w:t>
-      </w:r>
-      <w:proofErr w:type="spellEnd"/>
-      <w:r>
-        <w:t xml:space="preserve"> Wireframe </w:t>
-      </w:r>
-      <w:proofErr w:type="spellStart"/>
-      <w:r>
-        <w:t>ในเอกสารนี้</w:t>
-      </w:r>
-      <w:proofErr w:type="spellEnd"/>
-      <w:r>
-        <w:t xml:space="preserve"> </w:t>
-      </w:r>
-      <w:proofErr w:type="spellStart"/>
-      <w:r>
-        <w:t>ดังนี้</w:t>
-      </w:r>
-      <w:proofErr w:type="spellEnd"/>
-    </w:p>
-    <w:tbl>
-      <w:tblPr>
-        <w:tblW w:w="9026" w:type="dxa"/>
-        <w:tblBorders>
-          <w:top w:val="single" w:sz="4" w:space="0" w:color="auto"/>
-          <w:left w:val="single" w:sz="4" w:space="0" w:color="auto"/>
-          <w:bottom w:val="single" w:sz="4" w:space="0" w:color="auto"/>
-          <w:right w:val="single" w:sz="4" w:space="0" w:color="auto"/>
-          <w:insideH w:val="single" w:sz="4" w:space="0" w:color="auto"/>
-          <w:insideV w:val="single" w:sz="4" w:space="0" w:color="auto"/>
-        </w:tblBorders>
-        <w:tblCellMar>
-          <w:left w:w="10" w:type="dxa"/>
-          <w:right w:w="10" w:type="dxa"/>
-        </w:tblCellMar>
-        <w:tblLook w:val="0000" w:firstRow="0" w:lastRow="0" w:firstColumn="0" w:lastColumn="0" w:noHBand="0" w:noVBand="0"/>
-      </w:tblPr>
-      <w:tblGrid>
-        <w:gridCol w:w="1200"/>
-        <w:gridCol w:w="2700"/>
-        <w:gridCol w:w="3126"/>
-        <w:gridCol w:w="2000"/>
-      </w:tblGrid>
-      <w:tr>
-        <w:tblPrEx>
-          <w:tblCellMar>
-            <w:top w:w="0" w:type="dxa"/>
-            <w:bottom w:w="0" w:type="dxa"/>
-          </w:tblCellMar>
-        </w:tblPrEx>
-        <w:trPr>
-          <w:tblHeader/>
-        </w:trPr>
-        <w:tc>
-          <w:tcPr>
-            <w:tcW w:w="1200" w:type="dxa"/>
-            <w:tcBorders>
-              <w:top w:val="single" w:sz="4" w:space="0" w:color="999999"/>
-              <w:left w:val="single" w:sz="4" w:space="0" w:color="999999"/>
-              <w:bottom w:val="single" w:sz="4" w:space="0" w:color="999999"/>
-              <w:right w:val="single" w:sz="4" w:space="0" w:color="999999"/>
-            </w:tcBorders>
-            <w:shd w:val="clear" w:color="auto" w:fill="D9D9D9"/>
-            <w:tcMar>
-              <w:top w:w="60" w:type="dxa"/>
-              <w:left w:w="100" w:type="dxa"/>
-              <w:bottom w:w="60" w:type="dxa"/>
-              <w:right w:w="100" w:type="dxa"/>
-            </w:tcMar>
-          </w:tcPr>
-          <w:p>
-            <w:pPr>
-              <w:spacing w:line="280" w:lineRule="auto"/>
-            </w:pPr>
-            <w:proofErr w:type="spellStart"/>
-            <w:r>
-              <w:rPr>
-                <w:b/>
-                <w:bCs/>
-                <w:sz w:val="20"/>
-                <w:szCs w:val="20"/>
-              </w:rPr>
-              <w:t>หน้าจอ</w:t>
-            </w:r>
-            <w:proofErr w:type="spellEnd"/>
-          </w:p>
-        </w:tc>
-        <w:tc>
-          <w:tcPr>
-            <w:tcW w:w="2700" w:type="dxa"/>
-            <w:tcBorders>
-              <w:top w:val="single" w:sz="4" w:space="0" w:color="999999"/>
-              <w:left w:val="single" w:sz="4" w:space="0" w:color="999999"/>
-              <w:bottom w:val="single" w:sz="4" w:space="0" w:color="999999"/>
-              <w:right w:val="single" w:sz="4" w:space="0" w:color="999999"/>
-            </w:tcBorders>
-            <w:shd w:val="clear" w:color="auto" w:fill="D9D9D9"/>
-            <w:tcMar>
-              <w:top w:w="60" w:type="dxa"/>
-              <w:left w:w="100" w:type="dxa"/>
-              <w:bottom w:w="60" w:type="dxa"/>
-              <w:right w:w="100" w:type="dxa"/>
-            </w:tcMar>
-          </w:tcPr>
-          <w:p>
-            <w:pPr>
-              <w:spacing w:line="280" w:lineRule="auto"/>
-            </w:pPr>
-            <w:r>
-              <w:rPr>
-                <w:b/>
-                <w:bCs/>
-                <w:sz w:val="20"/>
-                <w:szCs w:val="20"/>
-              </w:rPr>
-              <w:t>Wireframe</w:t>
-            </w:r>
-          </w:p>
-        </w:tc>
-        <w:tc>
-          <w:tcPr>
-            <w:tcW w:w="3126" w:type="dxa"/>
-            <w:tcBorders>
-              <w:top w:val="single" w:sz="4" w:space="0" w:color="999999"/>
-              <w:left w:val="single" w:sz="4" w:space="0" w:color="999999"/>
-              <w:bottom w:val="single" w:sz="4" w:space="0" w:color="999999"/>
-              <w:right w:val="single" w:sz="4" w:space="0" w:color="999999"/>
-            </w:tcBorders>
-            <w:shd w:val="clear" w:color="auto" w:fill="D9D9D9"/>
-            <w:tcMar>
-              <w:top w:w="60" w:type="dxa"/>
-              <w:left w:w="100" w:type="dxa"/>
-              <w:bottom w:w="60" w:type="dxa"/>
-              <w:right w:w="100" w:type="dxa"/>
-            </w:tcMar>
-          </w:tcPr>
-          <w:p>
-            <w:pPr>
-              <w:spacing w:line="280" w:lineRule="auto"/>
-            </w:pPr>
-            <w:r>
-              <w:rPr>
-                <w:b/>
-                <w:bCs/>
-                <w:sz w:val="20"/>
-                <w:szCs w:val="20"/>
-              </w:rPr>
-              <w:t xml:space="preserve">UI </w:t>
-            </w:r>
-            <w:proofErr w:type="spellStart"/>
-            <w:r>
-              <w:rPr>
-                <w:b/>
-                <w:bCs/>
-                <w:sz w:val="20"/>
-                <w:szCs w:val="20"/>
-              </w:rPr>
-              <w:t>ที่</w:t>
-            </w:r>
-            <w:proofErr w:type="spellEnd"/>
-            <w:r>
-              <w:rPr>
-                <w:b/>
-                <w:bCs/>
-                <w:sz w:val="20"/>
-                <w:szCs w:val="20"/>
-              </w:rPr>
-              <w:t xml:space="preserve"> implement</w:t>
-            </w:r>
-          </w:p>
-        </w:tc>
-        <w:tc>
-          <w:tcPr>
-            <w:tcW w:w="2000" w:type="dxa"/>
-            <w:tcBorders>
-              <w:top w:val="single" w:sz="4" w:space="0" w:color="999999"/>
-              <w:left w:val="single" w:sz="4" w:space="0" w:color="999999"/>
-              <w:bottom w:val="single" w:sz="4" w:space="0" w:color="999999"/>
-              <w:right w:val="single" w:sz="4" w:space="0" w:color="999999"/>
-            </w:tcBorders>
-            <w:shd w:val="clear" w:color="auto" w:fill="D9D9D9"/>
-            <w:tcMar>
-              <w:top w:w="60" w:type="dxa"/>
-              <w:left w:w="100" w:type="dxa"/>
-              <w:bottom w:w="60" w:type="dxa"/>
-              <w:right w:w="100" w:type="dxa"/>
-            </w:tcMar>
-          </w:tcPr>
-          <w:p>
-            <w:pPr>
-              <w:spacing w:line="280" w:lineRule="auto"/>
-            </w:pPr>
-            <w:proofErr w:type="spellStart"/>
-            <w:r>
-              <w:rPr>
-                <w:b/>
-                <w:bCs/>
-                <w:sz w:val="20"/>
-                <w:szCs w:val="20"/>
-              </w:rPr>
-              <w:t>แผน</w:t>
-            </w:r>
-            <w:proofErr w:type="spellEnd"/>
-          </w:p>
-        </w:tc>
-      </w:tr>
-      <w:tr>
-        <w:tblPrEx>
-          <w:tblCellMar>
-            <w:top w:w="0" w:type="dxa"/>
-            <w:bottom w:w="0" w:type="dxa"/>
-          </w:tblCellMar>
-        </w:tblPrEx>
-        <w:trPr>
-          <w:cantSplit/>
-        </w:trPr>
-        <w:tc>
-          <w:tcPr>
-            <w:tcW w:w="1200" w:type="dxa"/>
-            <w:tcBorders>
-              <w:top w:val="single" w:sz="4" w:space="0" w:color="999999"/>
-              <w:left w:val="single" w:sz="4" w:space="0" w:color="999999"/>
-              <w:bottom w:val="single" w:sz="4" w:space="0" w:color="999999"/>
-              <w:right w:val="single" w:sz="4" w:space="0" w:color="999999"/>
-            </w:tcBorders>
-            <w:tcMar>
-              <w:top w:w="60" w:type="dxa"/>
-              <w:left w:w="100" w:type="dxa"/>
-              <w:bottom w:w="60" w:type="dxa"/>
-              <w:right w:w="100" w:type="dxa"/>
-            </w:tcMar>
-          </w:tcPr>
-          <w:p>
-            <w:pPr>
-              <w:spacing w:line="280" w:lineRule="auto"/>
-            </w:pPr>
-            <w:proofErr w:type="spellStart"/>
-            <w:r>
-              <w:rPr>
-                <w:sz w:val="20"/>
-                <w:szCs w:val="20"/>
-              </w:rPr>
-              <w:t>ทุกหน้า</w:t>
-            </w:r>
-            <w:proofErr w:type="spellEnd"/>
-          </w:p>
-        </w:tc>
-        <w:tc>
-          <w:tcPr>
-            <w:tcW w:w="2700" w:type="dxa"/>
-            <w:tcBorders>
-              <w:top w:val="single" w:sz="4" w:space="0" w:color="999999"/>
-              <w:left w:val="single" w:sz="4" w:space="0" w:color="999999"/>
-              <w:bottom w:val="single" w:sz="4" w:space="0" w:color="999999"/>
-              <w:right w:val="single" w:sz="4" w:space="0" w:color="999999"/>
-            </w:tcBorders>
-            <w:tcMar>
-              <w:top w:w="60" w:type="dxa"/>
-              <w:left w:w="100" w:type="dxa"/>
-              <w:bottom w:w="60" w:type="dxa"/>
-              <w:right w:w="100" w:type="dxa"/>
-            </w:tcMar>
-          </w:tcPr>
-          <w:p>
-            <w:pPr>
-              <w:spacing w:line="280" w:lineRule="auto"/>
-            </w:pPr>
-            <w:proofErr w:type="spellStart"/>
-            <w:r>
-              <w:rPr>
-                <w:sz w:val="20"/>
-                <w:szCs w:val="20"/>
-              </w:rPr>
-              <w:t>เมนูนำทางแนวตั้งด้านซ้าย</w:t>
-            </w:r>
-            <w:proofErr w:type="spellEnd"/>
-            <w:r>
-              <w:rPr>
-                <w:sz w:val="20"/>
-                <w:szCs w:val="20"/>
-              </w:rPr>
-              <w:t xml:space="preserve"> + </w:t>
-            </w:r>
-            <w:proofErr w:type="spellStart"/>
-            <w:r>
-              <w:rPr>
-                <w:sz w:val="20"/>
-                <w:szCs w:val="20"/>
-              </w:rPr>
-              <w:t>โลโก้</w:t>
-            </w:r>
-            <w:proofErr w:type="spellEnd"/>
-          </w:p>
-        </w:tc>
-        <w:tc>
-          <w:tcPr>
-            <w:tcW w:w="3126" w:type="dxa"/>
-            <w:tcBorders>
-              <w:top w:val="single" w:sz="4" w:space="0" w:color="999999"/>
-              <w:left w:val="single" w:sz="4" w:space="0" w:color="999999"/>
-              <w:bottom w:val="single" w:sz="4" w:space="0" w:color="999999"/>
-              <w:right w:val="single" w:sz="4" w:space="0" w:color="999999"/>
-            </w:tcBorders>
-            <w:tcMar>
-              <w:top w:w="60" w:type="dxa"/>
-              <w:left w:w="100" w:type="dxa"/>
-              <w:bottom w:w="60" w:type="dxa"/>
-              <w:right w:w="100" w:type="dxa"/>
-            </w:tcMar>
-          </w:tcPr>
-          <w:p>
-            <w:pPr>
-              <w:spacing w:line="280" w:lineRule="auto"/>
-            </w:pPr>
-            <w:proofErr w:type="spellStart"/>
-            <w:r>
-              <w:rPr>
-                <w:sz w:val="20"/>
-                <w:szCs w:val="20"/>
-              </w:rPr>
-              <w:t>เมนูนำทางแนวนอนด้านบน</w:t>
-            </w:r>
-            <w:proofErr w:type="spellEnd"/>
-          </w:p>
-        </w:tc>
-        <w:tc>
-          <w:tcPr>
-            <w:tcW w:w="2000" w:type="dxa"/>
-            <w:tcBorders>
-              <w:top w:val="single" w:sz="4" w:space="0" w:color="999999"/>
-              <w:left w:val="single" w:sz="4" w:space="0" w:color="999999"/>
-              <w:bottom w:val="single" w:sz="4" w:space="0" w:color="999999"/>
-              <w:right w:val="single" w:sz="4" w:space="0" w:color="999999"/>
-            </w:tcBorders>
-            <w:tcMar>
-              <w:top w:w="60" w:type="dxa"/>
-              <w:left w:w="100" w:type="dxa"/>
-              <w:bottom w:w="60" w:type="dxa"/>
-              <w:right w:w="100" w:type="dxa"/>
-            </w:tcMar>
-          </w:tcPr>
-          <w:p>
-            <w:pPr>
-              <w:spacing w:line="280" w:lineRule="auto"/>
-            </w:pPr>
-            <w:proofErr w:type="spellStart"/>
-            <w:r>
-              <w:rPr>
-                <w:sz w:val="20"/>
-                <w:szCs w:val="20"/>
-              </w:rPr>
-              <w:t>ปรับให้ตรงกัน</w:t>
-            </w:r>
-            <w:proofErr w:type="spellEnd"/>
-          </w:p>
-        </w:tc>
-      </w:tr>
-      <w:tr>
-        <w:tblPrEx>
-          <w:tblCellMar>
-            <w:top w:w="0" w:type="dxa"/>
-            <w:bottom w:w="0" w:type="dxa"/>
-          </w:tblCellMar>
-        </w:tblPrEx>
-        <w:trPr>
-          <w:cantSplit/>
-        </w:trPr>
-        <w:tc>
-          <w:tcPr>
-            <w:tcW w:w="1200" w:type="dxa"/>
-            <w:tcBorders>
-              <w:top w:val="single" w:sz="4" w:space="0" w:color="999999"/>
-              <w:left w:val="single" w:sz="4" w:space="0" w:color="999999"/>
-              <w:bottom w:val="single" w:sz="4" w:space="0" w:color="999999"/>
-              <w:right w:val="single" w:sz="4" w:space="0" w:color="999999"/>
-            </w:tcBorders>
-            <w:tcMar>
-              <w:top w:w="60" w:type="dxa"/>
-              <w:left w:w="100" w:type="dxa"/>
-              <w:bottom w:w="60" w:type="dxa"/>
-              <w:right w:w="100" w:type="dxa"/>
-            </w:tcMar>
-          </w:tcPr>
-          <w:p>
-            <w:pPr>
-              <w:spacing w:line="280" w:lineRule="auto"/>
-            </w:pPr>
-            <w:proofErr w:type="spellStart"/>
-            <w:r>
-              <w:rPr>
-                <w:sz w:val="20"/>
-                <w:szCs w:val="20"/>
-              </w:rPr>
-              <w:t>ทุกหน้า</w:t>
-            </w:r>
-            <w:proofErr w:type="spellEnd"/>
-          </w:p>
-        </w:tc>
-        <w:tc>
-          <w:tcPr>
-            <w:tcW w:w="2700" w:type="dxa"/>
-            <w:tcBorders>
-              <w:top w:val="single" w:sz="4" w:space="0" w:color="999999"/>
-              <w:left w:val="single" w:sz="4" w:space="0" w:color="999999"/>
-              <w:bottom w:val="single" w:sz="4" w:space="0" w:color="999999"/>
-              <w:right w:val="single" w:sz="4" w:space="0" w:color="999999"/>
-            </w:tcBorders>
-            <w:tcMar>
-              <w:top w:w="60" w:type="dxa"/>
-              <w:left w:w="100" w:type="dxa"/>
-              <w:bottom w:w="60" w:type="dxa"/>
-              <w:right w:w="100" w:type="dxa"/>
-            </w:tcMar>
-          </w:tcPr>
-          <w:p>
-            <w:pPr>
-              <w:spacing w:line="280" w:lineRule="auto"/>
-            </w:pPr>
-            <w:proofErr w:type="spellStart"/>
-            <w:r>
-              <w:rPr>
-                <w:sz w:val="20"/>
-                <w:szCs w:val="20"/>
-              </w:rPr>
-              <w:t>ชื่อพนักงานแสดงเป็นข้อความ</w:t>
-            </w:r>
-            <w:proofErr w:type="spellEnd"/>
-          </w:p>
-        </w:tc>
-        <w:tc>
-          <w:tcPr>
-            <w:tcW w:w="3126" w:type="dxa"/>
-            <w:tcBorders>
-              <w:top w:val="single" w:sz="4" w:space="0" w:color="999999"/>
-              <w:left w:val="single" w:sz="4" w:space="0" w:color="999999"/>
-              <w:bottom w:val="single" w:sz="4" w:space="0" w:color="999999"/>
-              <w:right w:val="single" w:sz="4" w:space="0" w:color="999999"/>
-            </w:tcBorders>
-            <w:tcMar>
-              <w:top w:w="60" w:type="dxa"/>
-              <w:left w:w="100" w:type="dxa"/>
-              <w:bottom w:w="60" w:type="dxa"/>
-              <w:right w:w="100" w:type="dxa"/>
-            </w:tcMar>
-          </w:tcPr>
-          <w:p>
-            <w:pPr>
-              <w:spacing w:line="280" w:lineRule="auto"/>
-            </w:pPr>
-            <w:r>
-              <w:rPr>
-                <w:sz w:val="20"/>
-                <w:szCs w:val="20"/>
-              </w:rPr>
-              <w:t xml:space="preserve">dropdown </w:t>
-            </w:r>
-            <w:proofErr w:type="spellStart"/>
-            <w:r>
-              <w:rPr>
-                <w:sz w:val="20"/>
-                <w:szCs w:val="20"/>
-              </w:rPr>
-              <w:t>เลือกพนักงานตามสาขา</w:t>
-            </w:r>
-            <w:proofErr w:type="spellEnd"/>
-            <w:r>
-              <w:rPr>
-                <w:sz w:val="20"/>
-                <w:szCs w:val="20"/>
-              </w:rPr>
-              <w:t xml:space="preserve"> (</w:t>
-            </w:r>
-            <w:proofErr w:type="spellStart"/>
-            <w:r>
-              <w:rPr>
-                <w:sz w:val="20"/>
-                <w:szCs w:val="20"/>
-              </w:rPr>
-              <w:t>เพราะยังไม่มีระบบล็อกอิน</w:t>
-            </w:r>
-            <w:proofErr w:type="spellEnd"/>
-            <w:r>
-              <w:rPr>
-                <w:sz w:val="20"/>
-                <w:szCs w:val="20"/>
-              </w:rPr>
-              <w:t xml:space="preserve"> </w:t>
-            </w:r>
-            <w:proofErr w:type="spellStart"/>
-            <w:r>
-              <w:rPr>
-                <w:sz w:val="20"/>
-                <w:szCs w:val="20"/>
-              </w:rPr>
-              <w:t>และ</w:t>
-            </w:r>
-            <w:proofErr w:type="spellEnd"/>
-            <w:r>
-              <w:rPr>
-                <w:sz w:val="20"/>
-                <w:szCs w:val="20"/>
-              </w:rPr>
-              <w:t xml:space="preserve"> </w:t>
-            </w:r>
-            <w:proofErr w:type="spellStart"/>
-            <w:proofErr w:type="gramStart"/>
-            <w:r>
-              <w:rPr>
-                <w:sz w:val="20"/>
-                <w:szCs w:val="20"/>
-              </w:rPr>
-              <w:t>orders.employee</w:t>
-            </w:r>
-            <w:proofErr w:type="gramEnd"/>
-            <w:r>
-              <w:rPr>
-                <w:sz w:val="20"/>
-                <w:szCs w:val="20"/>
-              </w:rPr>
-              <w:t>_id</w:t>
-            </w:r>
-            <w:proofErr w:type="spellEnd"/>
-            <w:r>
-              <w:rPr>
-                <w:sz w:val="20"/>
-                <w:szCs w:val="20"/>
-              </w:rPr>
-              <w:t xml:space="preserve"> </w:t>
-            </w:r>
-            <w:proofErr w:type="spellStart"/>
-            <w:r>
-              <w:rPr>
-                <w:sz w:val="20"/>
-                <w:szCs w:val="20"/>
-              </w:rPr>
-              <w:t>ต้องระบุ</w:t>
-            </w:r>
-            <w:proofErr w:type="spellEnd"/>
-            <w:r>
-              <w:rPr>
-                <w:sz w:val="20"/>
-                <w:szCs w:val="20"/>
-              </w:rPr>
-              <w:t>)</w:t>
-            </w:r>
-          </w:p>
-        </w:tc>
-        <w:tc>
-          <w:tcPr>
-            <w:tcW w:w="2000" w:type="dxa"/>
-            <w:tcBorders>
-              <w:top w:val="single" w:sz="4" w:space="0" w:color="999999"/>
-              <w:left w:val="single" w:sz="4" w:space="0" w:color="999999"/>
-              <w:bottom w:val="single" w:sz="4" w:space="0" w:color="999999"/>
-              <w:right w:val="single" w:sz="4" w:space="0" w:color="999999"/>
-            </w:tcBorders>
-            <w:tcMar>
-              <w:top w:w="60" w:type="dxa"/>
-              <w:left w:w="100" w:type="dxa"/>
-              <w:bottom w:w="60" w:type="dxa"/>
-              <w:right w:w="100" w:type="dxa"/>
-            </w:tcMar>
-          </w:tcPr>
-          <w:p>
-            <w:pPr>
-              <w:spacing w:line="280" w:lineRule="auto"/>
-            </w:pPr>
-            <w:proofErr w:type="spellStart"/>
-            <w:r>
-              <w:rPr>
-                <w:sz w:val="20"/>
-                <w:szCs w:val="20"/>
-              </w:rPr>
-              <w:t>ปรับ</w:t>
-            </w:r>
-            <w:proofErr w:type="spellEnd"/>
-            <w:r>
-              <w:rPr>
-                <w:sz w:val="20"/>
-                <w:szCs w:val="20"/>
-              </w:rPr>
-              <w:t xml:space="preserve"> Wireframe </w:t>
-            </w:r>
-            <w:proofErr w:type="spellStart"/>
-            <w:r>
-              <w:rPr>
-                <w:sz w:val="20"/>
-                <w:szCs w:val="20"/>
-              </w:rPr>
-              <w:t>หรือเพิ่มล็อกอินใน</w:t>
-            </w:r>
-            <w:proofErr w:type="spellEnd"/>
-            <w:r>
-              <w:rPr>
-                <w:sz w:val="20"/>
-                <w:szCs w:val="20"/>
-              </w:rPr>
-              <w:t xml:space="preserve"> sprint </w:t>
-            </w:r>
-            <w:proofErr w:type="spellStart"/>
-            <w:r>
-              <w:rPr>
-                <w:sz w:val="20"/>
-                <w:szCs w:val="20"/>
-              </w:rPr>
-              <w:t>ถัดไป</w:t>
-            </w:r>
-            <w:proofErr w:type="spellEnd"/>
-          </w:p>
-        </w:tc>
-      </w:tr>
-      <w:tr>
-        <w:tblPrEx>
-          <w:tblCellMar>
-            <w:top w:w="0" w:type="dxa"/>
-            <w:bottom w:w="0" w:type="dxa"/>
-          </w:tblCellMar>
-        </w:tblPrEx>
-        <w:trPr>
-          <w:cantSplit/>
-        </w:trPr>
-        <w:tc>
-          <w:tcPr>
-            <w:tcW w:w="1200" w:type="dxa"/>
-            <w:tcBorders>
-              <w:top w:val="single" w:sz="4" w:space="0" w:color="999999"/>
-              <w:left w:val="single" w:sz="4" w:space="0" w:color="999999"/>
-              <w:bottom w:val="single" w:sz="4" w:space="0" w:color="999999"/>
-              <w:right w:val="single" w:sz="4" w:space="0" w:color="999999"/>
-            </w:tcBorders>
-            <w:tcMar>
-              <w:top w:w="60" w:type="dxa"/>
-              <w:left w:w="100" w:type="dxa"/>
-              <w:bottom w:w="60" w:type="dxa"/>
-              <w:right w:w="100" w:type="dxa"/>
-            </w:tcMar>
-          </w:tcPr>
-          <w:p>
-            <w:pPr>
-              <w:spacing w:line="280" w:lineRule="auto"/>
-            </w:pPr>
-            <w:r>
-              <w:rPr>
-                <w:sz w:val="20"/>
-                <w:szCs w:val="20"/>
-              </w:rPr>
-              <w:t>POS</w:t>
-            </w:r>
-          </w:p>
-        </w:tc>
-        <w:tc>
-          <w:tcPr>
-            <w:tcW w:w="2700" w:type="dxa"/>
-            <w:tcBorders>
-              <w:top w:val="single" w:sz="4" w:space="0" w:color="999999"/>
-              <w:left w:val="single" w:sz="4" w:space="0" w:color="999999"/>
-              <w:bottom w:val="single" w:sz="4" w:space="0" w:color="999999"/>
-              <w:right w:val="single" w:sz="4" w:space="0" w:color="999999"/>
-            </w:tcBorders>
-            <w:tcMar>
-              <w:top w:w="60" w:type="dxa"/>
-              <w:left w:w="100" w:type="dxa"/>
-              <w:bottom w:w="60" w:type="dxa"/>
-              <w:right w:w="100" w:type="dxa"/>
-            </w:tcMar>
-          </w:tcPr>
-          <w:p>
-            <w:pPr>
-              <w:spacing w:line="280" w:lineRule="auto"/>
-            </w:pPr>
-            <w:proofErr w:type="spellStart"/>
-            <w:r>
-              <w:rPr>
-                <w:sz w:val="20"/>
-                <w:szCs w:val="20"/>
-              </w:rPr>
-              <w:t>แท็บหมวดหมู่</w:t>
-            </w:r>
-            <w:proofErr w:type="spellEnd"/>
-            <w:r>
-              <w:rPr>
-                <w:sz w:val="20"/>
-                <w:szCs w:val="20"/>
-              </w:rPr>
-              <w:t xml:space="preserve"> </w:t>
-            </w:r>
-            <w:proofErr w:type="spellStart"/>
-            <w:r>
-              <w:rPr>
-                <w:sz w:val="20"/>
-                <w:szCs w:val="20"/>
-              </w:rPr>
-              <w:t>ช่องค้นหา</w:t>
-            </w:r>
-            <w:proofErr w:type="spellEnd"/>
-            <w:r>
-              <w:rPr>
-                <w:sz w:val="20"/>
-                <w:szCs w:val="20"/>
-              </w:rPr>
-              <w:t xml:space="preserve"> </w:t>
-            </w:r>
-            <w:proofErr w:type="spellStart"/>
-            <w:r>
-              <w:rPr>
-                <w:sz w:val="20"/>
-                <w:szCs w:val="20"/>
-              </w:rPr>
-              <w:t>ภาพเมนู</w:t>
-            </w:r>
-            <w:proofErr w:type="spellEnd"/>
-          </w:p>
-        </w:tc>
-        <w:tc>
-          <w:tcPr>
-            <w:tcW w:w="3126" w:type="dxa"/>
-            <w:tcBorders>
-              <w:top w:val="single" w:sz="4" w:space="0" w:color="999999"/>
-              <w:left w:val="single" w:sz="4" w:space="0" w:color="999999"/>
-              <w:bottom w:val="single" w:sz="4" w:space="0" w:color="999999"/>
-              <w:right w:val="single" w:sz="4" w:space="0" w:color="999999"/>
-            </w:tcBorders>
-            <w:tcMar>
-              <w:top w:w="60" w:type="dxa"/>
-              <w:left w:w="100" w:type="dxa"/>
-              <w:bottom w:w="60" w:type="dxa"/>
-              <w:right w:w="100" w:type="dxa"/>
-            </w:tcMar>
-          </w:tcPr>
-          <w:p>
-            <w:pPr>
-              <w:spacing w:line="280" w:lineRule="auto"/>
-            </w:pPr>
-            <w:proofErr w:type="spellStart"/>
-            <w:r>
-              <w:rPr>
-                <w:sz w:val="20"/>
-                <w:szCs w:val="20"/>
-              </w:rPr>
-              <w:t>ยังไม่มี</w:t>
-            </w:r>
-            <w:proofErr w:type="spellEnd"/>
-            <w:r>
-              <w:rPr>
-                <w:sz w:val="20"/>
-                <w:szCs w:val="20"/>
-              </w:rPr>
-              <w:t xml:space="preserve"> (</w:t>
-            </w:r>
-            <w:proofErr w:type="spellStart"/>
-            <w:r>
-              <w:rPr>
-                <w:sz w:val="20"/>
-                <w:szCs w:val="20"/>
-              </w:rPr>
-              <w:t>แสดงการ์ดทุกเมนู</w:t>
-            </w:r>
-            <w:proofErr w:type="spellEnd"/>
-            <w:r>
-              <w:rPr>
-                <w:sz w:val="20"/>
-                <w:szCs w:val="20"/>
-              </w:rPr>
-              <w:t>)</w:t>
-            </w:r>
-          </w:p>
-        </w:tc>
-        <w:tc>
-          <w:tcPr>
-            <w:tcW w:w="2000" w:type="dxa"/>
-            <w:tcBorders>
-              <w:top w:val="single" w:sz="4" w:space="0" w:color="999999"/>
-              <w:left w:val="single" w:sz="4" w:space="0" w:color="999999"/>
-              <w:bottom w:val="single" w:sz="4" w:space="0" w:color="999999"/>
-              <w:right w:val="single" w:sz="4" w:space="0" w:color="999999"/>
-            </w:tcBorders>
-            <w:tcMar>
-              <w:top w:w="60" w:type="dxa"/>
-              <w:left w:w="100" w:type="dxa"/>
-              <w:bottom w:w="60" w:type="dxa"/>
-              <w:right w:w="100" w:type="dxa"/>
-            </w:tcMar>
-          </w:tcPr>
-          <w:p>
-            <w:pPr>
-              <w:spacing w:line="280" w:lineRule="auto"/>
-            </w:pPr>
-            <w:proofErr w:type="spellStart"/>
-            <w:r>
-              <w:rPr>
-                <w:sz w:val="20"/>
-                <w:szCs w:val="20"/>
-              </w:rPr>
-              <w:t>เพิ่มให้ตรง</w:t>
-            </w:r>
-            <w:proofErr w:type="spellEnd"/>
-            <w:r>
-              <w:rPr>
-                <w:sz w:val="20"/>
-                <w:szCs w:val="20"/>
-              </w:rPr>
-              <w:t xml:space="preserve"> Wireframe</w:t>
-            </w:r>
-          </w:p>
-        </w:tc>
-      </w:tr>
-      <w:tr>
-        <w:tblPrEx>
-          <w:tblCellMar>
-            <w:top w:w="0" w:type="dxa"/>
-            <w:bottom w:w="0" w:type="dxa"/>
-          </w:tblCellMar>
-        </w:tblPrEx>
-        <w:trPr>
-          <w:cantSplit/>
-        </w:trPr>
-        <w:tc>
-          <w:tcPr>
-            <w:tcW w:w="1200" w:type="dxa"/>
-            <w:tcBorders>
-              <w:top w:val="single" w:sz="4" w:space="0" w:color="999999"/>
-              <w:left w:val="single" w:sz="4" w:space="0" w:color="999999"/>
-              <w:bottom w:val="single" w:sz="4" w:space="0" w:color="999999"/>
-              <w:right w:val="single" w:sz="4" w:space="0" w:color="999999"/>
-            </w:tcBorders>
-            <w:tcMar>
-              <w:top w:w="60" w:type="dxa"/>
-              <w:left w:w="100" w:type="dxa"/>
-              <w:bottom w:w="60" w:type="dxa"/>
-              <w:right w:w="100" w:type="dxa"/>
-            </w:tcMar>
-          </w:tcPr>
-          <w:p>
-            <w:pPr>
-              <w:spacing w:line="280" w:lineRule="auto"/>
-            </w:pPr>
-            <w:r>
-              <w:rPr>
-                <w:sz w:val="20"/>
-                <w:szCs w:val="20"/>
-              </w:rPr>
-              <w:t>POS</w:t>
-            </w:r>
-          </w:p>
-        </w:tc>
-        <w:tc>
-          <w:tcPr>
-            <w:tcW w:w="2700" w:type="dxa"/>
-            <w:tcBorders>
-              <w:top w:val="single" w:sz="4" w:space="0" w:color="999999"/>
-              <w:left w:val="single" w:sz="4" w:space="0" w:color="999999"/>
-              <w:bottom w:val="single" w:sz="4" w:space="0" w:color="999999"/>
-              <w:right w:val="single" w:sz="4" w:space="0" w:color="999999"/>
-            </w:tcBorders>
-            <w:tcMar>
-              <w:top w:w="60" w:type="dxa"/>
-              <w:left w:w="100" w:type="dxa"/>
-              <w:bottom w:w="60" w:type="dxa"/>
-              <w:right w:w="100" w:type="dxa"/>
-            </w:tcMar>
-          </w:tcPr>
-          <w:p>
-            <w:pPr>
-              <w:spacing w:line="280" w:lineRule="auto"/>
-            </w:pPr>
-            <w:proofErr w:type="spellStart"/>
-            <w:r>
-              <w:rPr>
-                <w:sz w:val="20"/>
-                <w:szCs w:val="20"/>
-              </w:rPr>
-              <w:t>ยังไม่มีวิธีชำระเงิน</w:t>
-            </w:r>
-            <w:proofErr w:type="spellEnd"/>
-            <w:r>
-              <w:rPr>
-                <w:sz w:val="20"/>
-                <w:szCs w:val="20"/>
-              </w:rPr>
-              <w:t xml:space="preserve"> </w:t>
-            </w:r>
-            <w:proofErr w:type="spellStart"/>
-            <w:r>
-              <w:rPr>
-                <w:sz w:val="20"/>
-                <w:szCs w:val="20"/>
-              </w:rPr>
-              <w:t>ขั้นชำระเงิน</w:t>
-            </w:r>
-            <w:proofErr w:type="spellEnd"/>
-            <w:r>
-              <w:rPr>
-                <w:sz w:val="20"/>
-                <w:szCs w:val="20"/>
-              </w:rPr>
-              <w:t xml:space="preserve"> </w:t>
-            </w:r>
-            <w:proofErr w:type="spellStart"/>
-            <w:r>
-              <w:rPr>
-                <w:sz w:val="20"/>
-                <w:szCs w:val="20"/>
-              </w:rPr>
-              <w:t>ใบเสร็จ</w:t>
-            </w:r>
-            <w:proofErr w:type="spellEnd"/>
-          </w:p>
-        </w:tc>
-        <w:tc>
-          <w:tcPr>
-            <w:tcW w:w="3126" w:type="dxa"/>
-            <w:tcBorders>
-              <w:top w:val="single" w:sz="4" w:space="0" w:color="999999"/>
-              <w:left w:val="single" w:sz="4" w:space="0" w:color="999999"/>
-              <w:bottom w:val="single" w:sz="4" w:space="0" w:color="999999"/>
-              <w:right w:val="single" w:sz="4" w:space="0" w:color="999999"/>
-            </w:tcBorders>
-            <w:tcMar>
-              <w:top w:w="60" w:type="dxa"/>
-              <w:left w:w="100" w:type="dxa"/>
-              <w:bottom w:w="60" w:type="dxa"/>
-              <w:right w:w="100" w:type="dxa"/>
-            </w:tcMar>
-          </w:tcPr>
-          <w:p>
-            <w:pPr>
-              <w:spacing w:line="280" w:lineRule="auto"/>
-            </w:pPr>
-            <w:proofErr w:type="spellStart"/>
-            <w:r>
-              <w:rPr>
-                <w:sz w:val="20"/>
-                <w:szCs w:val="20"/>
-              </w:rPr>
-              <w:t>มีครบ</w:t>
-            </w:r>
-            <w:proofErr w:type="spellEnd"/>
-            <w:r>
-              <w:rPr>
-                <w:sz w:val="20"/>
-                <w:szCs w:val="20"/>
-              </w:rPr>
-              <w:t xml:space="preserve"> (radio </w:t>
-            </w:r>
-            <w:proofErr w:type="spellStart"/>
-            <w:r>
-              <w:rPr>
-                <w:sz w:val="20"/>
-                <w:szCs w:val="20"/>
-              </w:rPr>
-              <w:t>วิธีชำระ</w:t>
-            </w:r>
-            <w:proofErr w:type="spellEnd"/>
-            <w:r>
-              <w:rPr>
-                <w:sz w:val="20"/>
-                <w:szCs w:val="20"/>
-              </w:rPr>
-              <w:t xml:space="preserve">, </w:t>
-            </w:r>
-            <w:proofErr w:type="spellStart"/>
-            <w:r>
-              <w:rPr>
-                <w:sz w:val="20"/>
-                <w:szCs w:val="20"/>
-              </w:rPr>
-              <w:t>ช่องเงินสด</w:t>
-            </w:r>
-            <w:proofErr w:type="spellEnd"/>
-            <w:r>
-              <w:rPr>
-                <w:sz w:val="20"/>
-                <w:szCs w:val="20"/>
-              </w:rPr>
-              <w:t>/</w:t>
-            </w:r>
-            <w:proofErr w:type="spellStart"/>
-            <w:r>
-              <w:rPr>
-                <w:sz w:val="20"/>
-                <w:szCs w:val="20"/>
-              </w:rPr>
-              <w:t>เงินทอน</w:t>
-            </w:r>
-            <w:proofErr w:type="spellEnd"/>
-            <w:r>
-              <w:rPr>
-                <w:sz w:val="20"/>
-                <w:szCs w:val="20"/>
-              </w:rPr>
-              <w:t xml:space="preserve">, </w:t>
-            </w:r>
-            <w:proofErr w:type="spellStart"/>
-            <w:r>
-              <w:rPr>
-                <w:sz w:val="20"/>
-                <w:szCs w:val="20"/>
-              </w:rPr>
-              <w:t>ใบเสร็จ</w:t>
-            </w:r>
-            <w:proofErr w:type="spellEnd"/>
-            <w:r>
-              <w:rPr>
-                <w:sz w:val="20"/>
-                <w:szCs w:val="20"/>
-              </w:rPr>
-              <w:t xml:space="preserve"> </w:t>
-            </w:r>
-            <w:proofErr w:type="spellStart"/>
-            <w:r>
-              <w:rPr>
-                <w:sz w:val="20"/>
-                <w:szCs w:val="20"/>
-              </w:rPr>
-              <w:t>พิมพ์ซ้ำได้</w:t>
-            </w:r>
-            <w:proofErr w:type="spellEnd"/>
-            <w:r>
-              <w:rPr>
-                <w:sz w:val="20"/>
-                <w:szCs w:val="20"/>
-              </w:rPr>
-              <w:t>)</w:t>
-            </w:r>
-          </w:p>
-        </w:tc>
-        <w:tc>
-          <w:tcPr>
-            <w:tcW w:w="2000" w:type="dxa"/>
-            <w:tcBorders>
-              <w:top w:val="single" w:sz="4" w:space="0" w:color="999999"/>
-              <w:left w:val="single" w:sz="4" w:space="0" w:color="999999"/>
-              <w:bottom w:val="single" w:sz="4" w:space="0" w:color="999999"/>
-              <w:right w:val="single" w:sz="4" w:space="0" w:color="999999"/>
-            </w:tcBorders>
-            <w:tcMar>
-              <w:top w:w="60" w:type="dxa"/>
-              <w:left w:w="100" w:type="dxa"/>
-              <w:bottom w:w="60" w:type="dxa"/>
-              <w:right w:w="100" w:type="dxa"/>
-            </w:tcMar>
-          </w:tcPr>
-          <w:p>
-            <w:pPr>
-              <w:spacing w:line="280" w:lineRule="auto"/>
-            </w:pPr>
-            <w:proofErr w:type="spellStart"/>
-            <w:r>
-              <w:rPr>
-                <w:sz w:val="20"/>
-                <w:szCs w:val="20"/>
-              </w:rPr>
-              <w:t>เพิ่มใน</w:t>
-            </w:r>
-            <w:proofErr w:type="spellEnd"/>
-            <w:r>
-              <w:rPr>
-                <w:sz w:val="20"/>
-                <w:szCs w:val="20"/>
-              </w:rPr>
-              <w:t xml:space="preserve"> Wireframe </w:t>
-            </w:r>
-            <w:proofErr w:type="spellStart"/>
-            <w:r>
-              <w:rPr>
-                <w:sz w:val="20"/>
-                <w:szCs w:val="20"/>
-              </w:rPr>
-              <w:t>ตามหัวข้อ</w:t>
-            </w:r>
-            <w:proofErr w:type="spellEnd"/>
-            <w:r>
-              <w:rPr>
-                <w:sz w:val="20"/>
-                <w:szCs w:val="20"/>
-              </w:rPr>
-              <w:t xml:space="preserve"> 5</w:t>
-            </w:r>
-          </w:p>
-        </w:tc>
-      </w:tr>
-      <w:tr>
-        <w:tblPrEx>
-          <w:tblCellMar>
-            <w:top w:w="0" w:type="dxa"/>
-            <w:bottom w:w="0" w:type="dxa"/>
-          </w:tblCellMar>
-        </w:tblPrEx>
-        <w:trPr>
-          <w:cantSplit/>
-        </w:trPr>
-        <w:tc>
-          <w:tcPr>
-            <w:tcW w:w="1200" w:type="dxa"/>
-            <w:tcBorders>
-              <w:top w:val="single" w:sz="4" w:space="0" w:color="999999"/>
-              <w:left w:val="single" w:sz="4" w:space="0" w:color="999999"/>
-              <w:bottom w:val="single" w:sz="4" w:space="0" w:color="999999"/>
-              <w:right w:val="single" w:sz="4" w:space="0" w:color="999999"/>
-            </w:tcBorders>
-            <w:tcMar>
-              <w:top w:w="60" w:type="dxa"/>
-              <w:left w:w="100" w:type="dxa"/>
-              <w:bottom w:w="60" w:type="dxa"/>
-              <w:right w:w="100" w:type="dxa"/>
-            </w:tcMar>
-          </w:tcPr>
-          <w:p>
-            <w:pPr>
-              <w:spacing w:line="280" w:lineRule="auto"/>
-            </w:pPr>
-            <w:proofErr w:type="spellStart"/>
-            <w:r>
-              <w:rPr>
-                <w:sz w:val="20"/>
-                <w:szCs w:val="20"/>
-              </w:rPr>
-              <w:t>จัดการเมนู</w:t>
-            </w:r>
-            <w:proofErr w:type="spellEnd"/>
-          </w:p>
-        </w:tc>
-        <w:tc>
-          <w:tcPr>
-            <w:tcW w:w="2700" w:type="dxa"/>
-            <w:tcBorders>
-              <w:top w:val="single" w:sz="4" w:space="0" w:color="999999"/>
-              <w:left w:val="single" w:sz="4" w:space="0" w:color="999999"/>
-              <w:bottom w:val="single" w:sz="4" w:space="0" w:color="999999"/>
-              <w:right w:val="single" w:sz="4" w:space="0" w:color="999999"/>
-            </w:tcBorders>
-            <w:tcMar>
-              <w:top w:w="60" w:type="dxa"/>
-              <w:left w:w="100" w:type="dxa"/>
-              <w:bottom w:w="60" w:type="dxa"/>
-              <w:right w:w="100" w:type="dxa"/>
-            </w:tcMar>
-          </w:tcPr>
-          <w:p>
-            <w:pPr>
-              <w:spacing w:line="280" w:lineRule="auto"/>
-            </w:pPr>
-            <w:proofErr w:type="spellStart"/>
-            <w:r>
-              <w:rPr>
-                <w:sz w:val="20"/>
-                <w:szCs w:val="20"/>
-              </w:rPr>
-              <w:t>คอลัมน์รหัสและภาพ</w:t>
-            </w:r>
-            <w:proofErr w:type="spellEnd"/>
-            <w:r>
-              <w:rPr>
-                <w:sz w:val="20"/>
-                <w:szCs w:val="20"/>
-              </w:rPr>
-              <w:t xml:space="preserve">, </w:t>
-            </w:r>
-            <w:proofErr w:type="spellStart"/>
-            <w:r>
-              <w:rPr>
-                <w:sz w:val="20"/>
-                <w:szCs w:val="20"/>
-              </w:rPr>
-              <w:t>ปุ่มเพิ่มเมนูใหม่</w:t>
-            </w:r>
-            <w:proofErr w:type="spellEnd"/>
-            <w:r>
-              <w:rPr>
-                <w:sz w:val="20"/>
-                <w:szCs w:val="20"/>
-              </w:rPr>
-              <w:t xml:space="preserve">, </w:t>
-            </w:r>
-            <w:proofErr w:type="spellStart"/>
-            <w:r>
-              <w:rPr>
-                <w:sz w:val="20"/>
-                <w:szCs w:val="20"/>
-              </w:rPr>
-              <w:t>ปุ่มแก้ไข</w:t>
-            </w:r>
-            <w:proofErr w:type="spellEnd"/>
-            <w:r>
-              <w:rPr>
-                <w:sz w:val="20"/>
-                <w:szCs w:val="20"/>
-              </w:rPr>
-              <w:t xml:space="preserve">, </w:t>
-            </w:r>
-            <w:proofErr w:type="spellStart"/>
-            <w:r>
-              <w:rPr>
-                <w:sz w:val="20"/>
-                <w:szCs w:val="20"/>
-              </w:rPr>
-              <w:t>ช่องค้นหา</w:t>
-            </w:r>
-            <w:proofErr w:type="spellEnd"/>
-          </w:p>
-        </w:tc>
-        <w:tc>
-          <w:tcPr>
-            <w:tcW w:w="3126" w:type="dxa"/>
-            <w:tcBorders>
-              <w:top w:val="single" w:sz="4" w:space="0" w:color="999999"/>
-              <w:left w:val="single" w:sz="4" w:space="0" w:color="999999"/>
-              <w:bottom w:val="single" w:sz="4" w:space="0" w:color="999999"/>
-              <w:right w:val="single" w:sz="4" w:space="0" w:color="999999"/>
-            </w:tcBorders>
-            <w:tcMar>
-              <w:top w:w="60" w:type="dxa"/>
-              <w:left w:w="100" w:type="dxa"/>
-              <w:bottom w:w="60" w:type="dxa"/>
-              <w:right w:w="100" w:type="dxa"/>
-            </w:tcMar>
-          </w:tcPr>
-          <w:p>
-            <w:pPr>
-              <w:spacing w:line="280" w:lineRule="auto"/>
-            </w:pPr>
-            <w:proofErr w:type="spellStart"/>
-            <w:r>
-              <w:rPr>
-                <w:sz w:val="20"/>
-                <w:szCs w:val="20"/>
-              </w:rPr>
-              <w:t>ฟอร์มเพิ่ม</w:t>
-            </w:r>
-            <w:proofErr w:type="spellEnd"/>
-            <w:r>
-              <w:rPr>
-                <w:sz w:val="20"/>
-                <w:szCs w:val="20"/>
-              </w:rPr>
-              <w:t>/</w:t>
-            </w:r>
-            <w:proofErr w:type="spellStart"/>
-            <w:r>
-              <w:rPr>
-                <w:sz w:val="20"/>
-                <w:szCs w:val="20"/>
-              </w:rPr>
-              <w:t>แก้ไขอยู่ข้างตาราง</w:t>
-            </w:r>
-            <w:proofErr w:type="spellEnd"/>
-            <w:r>
-              <w:rPr>
-                <w:sz w:val="20"/>
-                <w:szCs w:val="20"/>
-              </w:rPr>
-              <w:t xml:space="preserve">, </w:t>
-            </w:r>
-            <w:proofErr w:type="spellStart"/>
-            <w:r>
-              <w:rPr>
-                <w:sz w:val="20"/>
-                <w:szCs w:val="20"/>
-              </w:rPr>
-              <w:t>มีปุ่มลบ</w:t>
-            </w:r>
-            <w:proofErr w:type="spellEnd"/>
-            <w:r>
-              <w:rPr>
-                <w:sz w:val="20"/>
-                <w:szCs w:val="20"/>
-              </w:rPr>
-              <w:t xml:space="preserve">, </w:t>
-            </w:r>
-            <w:proofErr w:type="spellStart"/>
-            <w:r>
-              <w:rPr>
-                <w:sz w:val="20"/>
-                <w:szCs w:val="20"/>
-              </w:rPr>
-              <w:t>ไม่มีคอลัมน์รหัส</w:t>
-            </w:r>
-            <w:proofErr w:type="spellEnd"/>
-            <w:r>
-              <w:rPr>
-                <w:sz w:val="20"/>
-                <w:szCs w:val="20"/>
-              </w:rPr>
-              <w:t>/</w:t>
-            </w:r>
-            <w:proofErr w:type="spellStart"/>
-            <w:r>
-              <w:rPr>
-                <w:sz w:val="20"/>
-                <w:szCs w:val="20"/>
-              </w:rPr>
-              <w:t>ภาพ</w:t>
-            </w:r>
-            <w:proofErr w:type="spellEnd"/>
-            <w:r>
-              <w:rPr>
-                <w:sz w:val="20"/>
-                <w:szCs w:val="20"/>
-              </w:rPr>
-              <w:t>/</w:t>
-            </w:r>
-            <w:proofErr w:type="spellStart"/>
-            <w:r>
-              <w:rPr>
-                <w:sz w:val="20"/>
-                <w:szCs w:val="20"/>
-              </w:rPr>
-              <w:t>ช่องค้นหา</w:t>
-            </w:r>
-            <w:proofErr w:type="spellEnd"/>
-          </w:p>
-        </w:tc>
-        <w:tc>
-          <w:tcPr>
-            <w:tcW w:w="2000" w:type="dxa"/>
-            <w:tcBorders>
-              <w:top w:val="single" w:sz="4" w:space="0" w:color="999999"/>
-              <w:left w:val="single" w:sz="4" w:space="0" w:color="999999"/>
-              <w:bottom w:val="single" w:sz="4" w:space="0" w:color="999999"/>
-              <w:right w:val="single" w:sz="4" w:space="0" w:color="999999"/>
-            </w:tcBorders>
-            <w:tcMar>
-              <w:top w:w="60" w:type="dxa"/>
-              <w:left w:w="100" w:type="dxa"/>
-              <w:bottom w:w="60" w:type="dxa"/>
-              <w:right w:w="100" w:type="dxa"/>
-            </w:tcMar>
-          </w:tcPr>
-          <w:p>
-            <w:pPr>
-              <w:spacing w:line="280" w:lineRule="auto"/>
-            </w:pPr>
-            <w:proofErr w:type="spellStart"/>
-            <w:r>
-              <w:rPr>
-                <w:sz w:val="20"/>
-                <w:szCs w:val="20"/>
-              </w:rPr>
-              <w:t>ปรับให้ตรงกัน</w:t>
-            </w:r>
-            <w:proofErr w:type="spellEnd"/>
-          </w:p>
-        </w:tc>
-      </w:tr>
-      <w:tr>
-        <w:tblPrEx>
-          <w:tblCellMar>
-            <w:top w:w="0" w:type="dxa"/>
-            <w:bottom w:w="0" w:type="dxa"/>
-          </w:tblCellMar>
-        </w:tblPrEx>
-        <w:trPr>
-          <w:cantSplit/>
-        </w:trPr>
-        <w:tc>
-          <w:tcPr>
-            <w:tcW w:w="1200" w:type="dxa"/>
-            <w:tcBorders>
-              <w:top w:val="single" w:sz="4" w:space="0" w:color="999999"/>
-              <w:left w:val="single" w:sz="4" w:space="0" w:color="999999"/>
-              <w:bottom w:val="single" w:sz="4" w:space="0" w:color="999999"/>
-              <w:right w:val="single" w:sz="4" w:space="0" w:color="999999"/>
-            </w:tcBorders>
-            <w:tcMar>
-              <w:top w:w="60" w:type="dxa"/>
-              <w:left w:w="100" w:type="dxa"/>
-              <w:bottom w:w="60" w:type="dxa"/>
-              <w:right w:w="100" w:type="dxa"/>
-            </w:tcMar>
-          </w:tcPr>
-          <w:p>
-            <w:pPr>
-              <w:spacing w:line="280" w:lineRule="auto"/>
-            </w:pPr>
-            <w:proofErr w:type="spellStart"/>
-            <w:r>
-              <w:rPr>
-                <w:sz w:val="20"/>
-                <w:szCs w:val="20"/>
-              </w:rPr>
-              <w:t>รายงาน</w:t>
-            </w:r>
-            <w:proofErr w:type="spellEnd"/>
-          </w:p>
-        </w:tc>
-        <w:tc>
-          <w:tcPr>
-            <w:tcW w:w="2700" w:type="dxa"/>
-            <w:tcBorders>
-              <w:top w:val="single" w:sz="4" w:space="0" w:color="999999"/>
-              <w:left w:val="single" w:sz="4" w:space="0" w:color="999999"/>
-              <w:bottom w:val="single" w:sz="4" w:space="0" w:color="999999"/>
-              <w:right w:val="single" w:sz="4" w:space="0" w:color="999999"/>
-            </w:tcBorders>
-            <w:tcMar>
-              <w:top w:w="60" w:type="dxa"/>
-              <w:left w:w="100" w:type="dxa"/>
-              <w:bottom w:w="60" w:type="dxa"/>
-              <w:right w:w="100" w:type="dxa"/>
-            </w:tcMar>
-          </w:tcPr>
-          <w:p>
-            <w:pPr>
-              <w:spacing w:line="280" w:lineRule="auto"/>
-            </w:pPr>
-            <w:r>
-              <w:rPr>
-                <w:sz w:val="20"/>
-                <w:szCs w:val="20"/>
-              </w:rPr>
-              <w:t xml:space="preserve">KPI 3 </w:t>
-            </w:r>
-            <w:proofErr w:type="spellStart"/>
-            <w:r>
-              <w:rPr>
-                <w:sz w:val="20"/>
-                <w:szCs w:val="20"/>
-              </w:rPr>
-              <w:t>ใบ</w:t>
-            </w:r>
-            <w:proofErr w:type="spellEnd"/>
-            <w:r>
-              <w:rPr>
-                <w:sz w:val="20"/>
-                <w:szCs w:val="20"/>
-              </w:rPr>
-              <w:t xml:space="preserve"> (</w:t>
-            </w:r>
-            <w:proofErr w:type="spellStart"/>
-            <w:r>
-              <w:rPr>
-                <w:sz w:val="20"/>
-                <w:szCs w:val="20"/>
-              </w:rPr>
-              <w:t>ยอดขาย</w:t>
-            </w:r>
-            <w:proofErr w:type="spellEnd"/>
-            <w:r>
-              <w:rPr>
-                <w:sz w:val="20"/>
-                <w:szCs w:val="20"/>
-              </w:rPr>
-              <w:t xml:space="preserve"> </w:t>
-            </w:r>
-            <w:proofErr w:type="spellStart"/>
-            <w:r>
-              <w:rPr>
-                <w:sz w:val="20"/>
-                <w:szCs w:val="20"/>
-              </w:rPr>
-              <w:t>บิล</w:t>
-            </w:r>
-            <w:proofErr w:type="spellEnd"/>
-            <w:r>
-              <w:rPr>
-                <w:sz w:val="20"/>
-                <w:szCs w:val="20"/>
-              </w:rPr>
-              <w:t xml:space="preserve"> </w:t>
-            </w:r>
-            <w:proofErr w:type="spellStart"/>
-            <w:r>
-              <w:rPr>
-                <w:sz w:val="20"/>
-                <w:szCs w:val="20"/>
-              </w:rPr>
-              <w:t>ใกล้หมด</w:t>
-            </w:r>
-            <w:proofErr w:type="spellEnd"/>
-            <w:r>
-              <w:rPr>
-                <w:sz w:val="20"/>
-                <w:szCs w:val="20"/>
-              </w:rPr>
-              <w:t xml:space="preserve">) + </w:t>
-            </w:r>
-            <w:proofErr w:type="spellStart"/>
-            <w:r>
-              <w:rPr>
-                <w:sz w:val="20"/>
-                <w:szCs w:val="20"/>
-              </w:rPr>
-              <w:t>ตารางเปรียบเทียบสาขา</w:t>
-            </w:r>
-            <w:proofErr w:type="spellEnd"/>
-            <w:r>
-              <w:rPr>
-                <w:sz w:val="20"/>
-                <w:szCs w:val="20"/>
-              </w:rPr>
-              <w:t xml:space="preserve"> + </w:t>
-            </w:r>
-            <w:proofErr w:type="spellStart"/>
-            <w:r>
-              <w:rPr>
-                <w:sz w:val="20"/>
-                <w:szCs w:val="20"/>
-              </w:rPr>
-              <w:t>ปุ่ม</w:t>
-            </w:r>
-            <w:proofErr w:type="spellEnd"/>
-            <w:r>
-              <w:rPr>
-                <w:sz w:val="20"/>
-                <w:szCs w:val="20"/>
-              </w:rPr>
-              <w:t xml:space="preserve"> Export (</w:t>
-            </w:r>
-            <w:proofErr w:type="spellStart"/>
-            <w:r>
-              <w:rPr>
-                <w:sz w:val="20"/>
-                <w:szCs w:val="20"/>
-              </w:rPr>
-              <w:t>ปิด</w:t>
-            </w:r>
-            <w:proofErr w:type="spellEnd"/>
-            <w:r>
-              <w:rPr>
-                <w:sz w:val="20"/>
-                <w:szCs w:val="20"/>
-              </w:rPr>
-              <w:t>)</w:t>
-            </w:r>
-          </w:p>
-        </w:tc>
-        <w:tc>
-          <w:tcPr>
-            <w:tcW w:w="3126" w:type="dxa"/>
-            <w:tcBorders>
-              <w:top w:val="single" w:sz="4" w:space="0" w:color="999999"/>
-              <w:left w:val="single" w:sz="4" w:space="0" w:color="999999"/>
-              <w:bottom w:val="single" w:sz="4" w:space="0" w:color="999999"/>
-              <w:right w:val="single" w:sz="4" w:space="0" w:color="999999"/>
-            </w:tcBorders>
-            <w:tcMar>
-              <w:top w:w="60" w:type="dxa"/>
-              <w:left w:w="100" w:type="dxa"/>
-              <w:bottom w:w="60" w:type="dxa"/>
-              <w:right w:w="100" w:type="dxa"/>
-            </w:tcMar>
-          </w:tcPr>
-          <w:p>
-            <w:pPr>
-              <w:spacing w:line="280" w:lineRule="auto"/>
-            </w:pPr>
-            <w:r>
-              <w:rPr>
-                <w:sz w:val="20"/>
-                <w:szCs w:val="20"/>
-              </w:rPr>
-              <w:t xml:space="preserve">KPI 3 </w:t>
-            </w:r>
-            <w:proofErr w:type="spellStart"/>
-            <w:r>
-              <w:rPr>
-                <w:sz w:val="20"/>
-                <w:szCs w:val="20"/>
-              </w:rPr>
-              <w:t>ใบ</w:t>
-            </w:r>
-            <w:proofErr w:type="spellEnd"/>
-            <w:r>
-              <w:rPr>
-                <w:sz w:val="20"/>
-                <w:szCs w:val="20"/>
-              </w:rPr>
-              <w:t xml:space="preserve"> (</w:t>
-            </w:r>
-            <w:proofErr w:type="spellStart"/>
-            <w:r>
-              <w:rPr>
-                <w:sz w:val="20"/>
-                <w:szCs w:val="20"/>
-              </w:rPr>
-              <w:t>ยอดขาย</w:t>
-            </w:r>
-            <w:proofErr w:type="spellEnd"/>
-            <w:r>
-              <w:rPr>
-                <w:sz w:val="20"/>
-                <w:szCs w:val="20"/>
-              </w:rPr>
-              <w:t xml:space="preserve"> </w:t>
-            </w:r>
-            <w:proofErr w:type="spellStart"/>
-            <w:r>
-              <w:rPr>
-                <w:sz w:val="20"/>
-                <w:szCs w:val="20"/>
-              </w:rPr>
-              <w:t>ออเดอร์</w:t>
-            </w:r>
-            <w:proofErr w:type="spellEnd"/>
-            <w:r>
-              <w:rPr>
-                <w:sz w:val="20"/>
-                <w:szCs w:val="20"/>
-              </w:rPr>
-              <w:t xml:space="preserve"> </w:t>
-            </w:r>
-            <w:proofErr w:type="spellStart"/>
-            <w:r>
-              <w:rPr>
-                <w:sz w:val="20"/>
-                <w:szCs w:val="20"/>
-              </w:rPr>
-              <w:t>เฉลี่ยต่อออเดอร์</w:t>
-            </w:r>
-            <w:proofErr w:type="spellEnd"/>
-            <w:r>
-              <w:rPr>
-                <w:sz w:val="20"/>
-                <w:szCs w:val="20"/>
-              </w:rPr>
-              <w:t xml:space="preserve">) + </w:t>
-            </w:r>
-            <w:proofErr w:type="spellStart"/>
-            <w:r>
-              <w:rPr>
-                <w:sz w:val="20"/>
-                <w:szCs w:val="20"/>
-              </w:rPr>
-              <w:t>เมนูขายดี</w:t>
-            </w:r>
-            <w:proofErr w:type="spellEnd"/>
-            <w:r>
-              <w:rPr>
-                <w:sz w:val="20"/>
-                <w:szCs w:val="20"/>
-              </w:rPr>
-              <w:t xml:space="preserve"> 5 </w:t>
-            </w:r>
-            <w:proofErr w:type="spellStart"/>
-            <w:r>
-              <w:rPr>
-                <w:sz w:val="20"/>
-                <w:szCs w:val="20"/>
-              </w:rPr>
-              <w:t>อันดับ</w:t>
-            </w:r>
-            <w:proofErr w:type="spellEnd"/>
-            <w:r>
-              <w:rPr>
-                <w:sz w:val="20"/>
-                <w:szCs w:val="20"/>
-              </w:rPr>
-              <w:t xml:space="preserve"> </w:t>
-            </w:r>
-            <w:proofErr w:type="spellStart"/>
-            <w:r>
-              <w:rPr>
-                <w:sz w:val="20"/>
-                <w:szCs w:val="20"/>
-              </w:rPr>
-              <w:t>ข้อมูลตัวอย่าง</w:t>
-            </w:r>
-            <w:proofErr w:type="spellEnd"/>
-          </w:p>
-        </w:tc>
-        <w:tc>
-          <w:tcPr>
-            <w:tcW w:w="2000" w:type="dxa"/>
-            <w:tcBorders>
-              <w:top w:val="single" w:sz="4" w:space="0" w:color="999999"/>
-              <w:left w:val="single" w:sz="4" w:space="0" w:color="999999"/>
-              <w:bottom w:val="single" w:sz="4" w:space="0" w:color="999999"/>
-              <w:right w:val="single" w:sz="4" w:space="0" w:color="999999"/>
-            </w:tcBorders>
-            <w:tcMar>
-              <w:top w:w="60" w:type="dxa"/>
-              <w:left w:w="100" w:type="dxa"/>
-              <w:bottom w:w="60" w:type="dxa"/>
-              <w:right w:w="100" w:type="dxa"/>
-            </w:tcMar>
-          </w:tcPr>
-          <w:p>
-            <w:pPr>
-              <w:spacing w:line="280" w:lineRule="auto"/>
-            </w:pPr>
-            <w:proofErr w:type="spellStart"/>
-            <w:r>
-              <w:rPr>
-                <w:sz w:val="20"/>
-                <w:szCs w:val="20"/>
-              </w:rPr>
-              <w:t>ปรับให้ตรงกัน</w:t>
-            </w:r>
-            <w:proofErr w:type="spellEnd"/>
-            <w:r>
-              <w:rPr>
-                <w:sz w:val="20"/>
-                <w:szCs w:val="20"/>
-              </w:rPr>
-              <w:t xml:space="preserve">; </w:t>
-            </w:r>
-            <w:proofErr w:type="spellStart"/>
-            <w:r>
-              <w:rPr>
-                <w:sz w:val="20"/>
-                <w:szCs w:val="20"/>
-              </w:rPr>
-              <w:t>เชื่อมข้อมูลจริงใน</w:t>
-            </w:r>
-            <w:proofErr w:type="spellEnd"/>
-            <w:r>
-              <w:rPr>
-                <w:sz w:val="20"/>
-                <w:szCs w:val="20"/>
-              </w:rPr>
-              <w:t xml:space="preserve"> wk13</w:t>
-            </w:r>
-          </w:p>
-        </w:tc>
-      </w:tr>
-    </w:tbl>
-    <w:p>
-      <w:pPr>
-        <w:spacing w:after="80"/>
-      </w:pPr>
-    </w:p>
-    <w:p>
-      <w:pPr>
-        <w:spacing w:after="120" w:line="300" w:lineRule="auto"/>
-      </w:pPr>
-      <w:proofErr w:type="spellStart"/>
-      <w:r>
-        <w:t>ช่องว่างที่ต้องเติมใน</w:t>
-      </w:r>
-      <w:proofErr w:type="spellEnd"/>
-      <w:r>
-        <w:t xml:space="preserve"> Coding Sprint 3 (</w:t>
-      </w:r>
-      <w:proofErr w:type="spellStart"/>
-      <w:r>
-        <w:t>สัปดาห์ที่</w:t>
-      </w:r>
-      <w:proofErr w:type="spellEnd"/>
-      <w:r>
-        <w:t xml:space="preserve"> 13): </w:t>
-      </w:r>
-      <w:proofErr w:type="spellStart"/>
-      <w:r>
-        <w:t>เชื่อมรายงานกับ</w:t>
-      </w:r>
-      <w:proofErr w:type="spellEnd"/>
-      <w:r>
-        <w:t xml:space="preserve"> GET /</w:t>
-      </w:r>
-      <w:proofErr w:type="spellStart"/>
-      <w:r>
-        <w:t>api</w:t>
-      </w:r>
-      <w:proofErr w:type="spellEnd"/>
-      <w:r>
-        <w:t>/reports/sales (</w:t>
-      </w:r>
-      <w:proofErr w:type="spellStart"/>
-      <w:r>
-        <w:t>รวมการเปรียบเทียบรายสาขา</w:t>
-      </w:r>
-      <w:proofErr w:type="spellEnd"/>
-      <w:r>
-        <w:t xml:space="preserve">), </w:t>
-      </w:r>
-      <w:proofErr w:type="spellStart"/>
-      <w:r>
-        <w:t>ให้</w:t>
-      </w:r>
-      <w:proofErr w:type="spellEnd"/>
-      <w:r>
-        <w:t xml:space="preserve"> /pay </w:t>
-      </w:r>
-      <w:proofErr w:type="spellStart"/>
-      <w:r>
-        <w:t>รับ</w:t>
-      </w:r>
-      <w:proofErr w:type="spellEnd"/>
-      <w:r>
-        <w:t xml:space="preserve"> </w:t>
-      </w:r>
-      <w:proofErr w:type="spellStart"/>
-      <w:r>
-        <w:t>paymentMethod</w:t>
-      </w:r>
-      <w:proofErr w:type="spellEnd"/>
-      <w:r>
-        <w:t xml:space="preserve"> </w:t>
-      </w:r>
-      <w:proofErr w:type="spellStart"/>
-      <w:r>
-        <w:t>เพื่อเปลี่ยนวิธีชำระได้ตาม</w:t>
-      </w:r>
-      <w:proofErr w:type="spellEnd"/>
-      <w:r>
-        <w:t xml:space="preserve"> UC 3.2 Alt 1a, </w:t>
-      </w:r>
-      <w:proofErr w:type="spellStart"/>
-      <w:r>
-        <w:t>เพิ่ม</w:t>
-      </w:r>
-      <w:proofErr w:type="spellEnd"/>
-      <w:r>
-        <w:t xml:space="preserve"> endpoint </w:t>
-      </w:r>
-      <w:proofErr w:type="spellStart"/>
-      <w:r>
-        <w:t>ยกเลิกออเดอร์ที่ค้างสถานะ</w:t>
-      </w:r>
-      <w:proofErr w:type="spellEnd"/>
-      <w:r>
-        <w:t xml:space="preserve"> pending</w:t>
-      </w:r>
+      <w:hyperlink r:id="rId8" w:history="1">
+        <w:r>
+          <w:rPr>
+            <w:rStyle w:val="Hyperlink"/>
+          </w:rPr>
+          <w:t>https://github.com/67160037/sa-d--Arai-kor-</w:t>
+        </w:r>
+        <w:proofErr w:type="spellStart"/>
+        <w:r>
+          <w:rPr>
+            <w:rStyle w:val="Hyperlink"/>
+          </w:rPr>
+          <w:t>dai</w:t>
+        </w:r>
+        <w:proofErr w:type="spellEnd"/>
+        <w:r>
+          <w:rPr>
+            <w:rStyle w:val="Hyperlink"/>
+          </w:rPr>
+          <w:t>--cafe-system/commit/b90c4ef1a2f42d2e5d0c0da8f6af431a6c8885ab</w:t>
+        </w:r>
+      </w:hyperlink>
     </w:p>
     <w:sectPr>
       <w:pgSz w:w="11906" w:h="16838"/>
@@ -11728,7 +6473,6 @@
   <w:style w:type="character" w:default="1" w:styleId="DefaultParagraphFont">
     <w:name w:val="Default Paragraph Font"/>
     <w:uiPriority w:val="1"/>
-    <w:semiHidden/>
     <w:unhideWhenUsed/>
   </w:style>
   <w:style w:type="table" w:default="1" w:styleId="TableNormal">
@@ -11842,6 +6586,18 @@
     <w:rPr>
       <w:sz w:val="20"/>
       <w:szCs w:val="20"/>
+    </w:rPr>
+  </w:style>
+  <w:style w:type="character" w:styleId="UnresolvedMention">
+    <w:name w:val="Unresolved Mention"/>
+    <w:basedOn w:val="DefaultParagraphFont"/>
+    <w:uiPriority w:val="99"/>
+    <w:semiHidden/>
+    <w:unhideWhenUsed/>
+    <w:rsid w:val="00A06E98"/>
+    <w:rPr>
+      <w:color w:val="605E5C"/>
+      <w:shd w:val="clear" w:color="auto" w:fill="E1DFDD"/>
     </w:rPr>
   </w:style>
 </w:styles>
